--- a/guides/Facilitator Guide - 10 min talk 50 min handson.docx
+++ b/guides/Facilitator Guide - 10 min talk 50 min handson.docx
@@ -2,7 +2,7 @@
 <file path=word/document.xml><?xml version="1.0" encoding="utf-8"?>
 <w:document xmlns:w="http://schemas.openxmlformats.org/wordprocessingml/2006/main" xmlns:m="http://schemas.openxmlformats.org/officeDocument/2006/math" xmlns:r="http://schemas.openxmlformats.org/officeDocument/2006/relationships" xmlns:o="urn:schemas-microsoft-com:office:office" xmlns:v="urn:schemas-microsoft-com:vml" xmlns:w10="urn:schemas-microsoft-com:office:word" xmlns:a="http://schemas.openxmlformats.org/drawingml/2006/main" xmlns:pic="http://schemas.openxmlformats.org/drawingml/2006/picture" xmlns:wp="http://schemas.openxmlformats.org/drawingml/2006/wordprocessingDrawing">
   <w:body>
-    <w:bookmarkStart w:id="20" w:name="github-copilot-for-non-coders"/>
+    <w:bookmarkStart w:id="26" w:name="github-copilot-for-non-coders"/>
     <w:p>
       <w:pPr>
         <w:pStyle w:val="Heading1"/>
@@ -11,17 +11,184 @@
         <w:t xml:space="preserve">GitHub Copilot for Non-Coders</w:t>
       </w:r>
     </w:p>
-    <w:bookmarkStart w:id="9" w:name="Xb176c1f03f7c6ec3c382db975ef46466e705be6"/>
+    <w:bookmarkStart w:id="9" w:name="X60b4453f91226ad123f63dfb77b442365920e08"/>
     <w:p>
       <w:pPr>
         <w:pStyle w:val="Heading2"/>
       </w:pPr>
       <w:r>
-        <w:t xml:space="preserve">Facilitator Guide — 10-minute intro + 50-minute hands-on</w:t>
+        <w:t xml:space="preserve">Shared facilitator and attendee guide - 10-minute intro + 50-minute follow-along</w:t>
+      </w:r>
+    </w:p>
+    <w:p>
+      <w:pPr>
+        <w:pStyle w:val="FirstParagraph"/>
+      </w:pPr>
+      <w:r>
+        <w:t xml:space="preserve">The facilitator and attendees use this same guide. During the hands-on, the</w:t>
+      </w:r>
+      <w:r>
+        <w:t xml:space="preserve"> </w:t>
+      </w:r>
+      <w:r>
+        <w:t xml:space="preserve">facilitator performs each prompt while attendees enter the same prompt and wait</w:t>
+      </w:r>
+      <w:r>
+        <w:t xml:space="preserve"> </w:t>
+      </w:r>
+      <w:r>
+        <w:t xml:space="preserve">at each checkpoint. No Azure subscription, cloud deployment, upload, cost, or</w:t>
+      </w:r>
+      <w:r>
+        <w:t xml:space="preserve"> </w:t>
+      </w:r>
+      <w:r>
+        <w:t xml:space="preserve">teardown is part of this workshop.</w:t>
       </w:r>
     </w:p>
     <w:bookmarkEnd w:id="9"/>
-    <w:bookmarkStart w:id="10" w:name="run-of-show"/>
+    <w:bookmarkStart w:id="10" w:name="outcome"/>
+    <w:p>
+      <w:pPr>
+        <w:pStyle w:val="Heading2"/>
+      </w:pPr>
+      <w:r>
+        <w:t xml:space="preserve">Outcome</w:t>
+      </w:r>
+    </w:p>
+    <w:p>
+      <w:pPr>
+        <w:pStyle w:val="FirstParagraph"/>
+      </w:pPr>
+      <w:r>
+        <w:t xml:space="preserve">Together, the group turns three messy CSV exports into a clean dataset, answers</w:t>
+      </w:r>
+      <w:r>
+        <w:t xml:space="preserve"> </w:t>
+      </w:r>
+      <w:r>
+        <w:t xml:space="preserve">business questions, validates the numbers, and creates a local handoff package.</w:t>
+      </w:r>
+      <w:r>
+        <w:t xml:space="preserve"> </w:t>
+      </w:r>
+      <w:r>
+        <w:t xml:space="preserve">No coding experience is required.</w:t>
+      </w:r>
+    </w:p>
+    <w:bookmarkEnd w:id="10"/>
+    <w:bookmarkStart w:id="12" w:name="before-the-session"/>
+    <w:p>
+      <w:pPr>
+        <w:pStyle w:val="Heading2"/>
+      </w:pPr>
+      <w:r>
+        <w:t xml:space="preserve">Before the session</w:t>
+      </w:r>
+    </w:p>
+    <w:p>
+      <w:pPr>
+        <w:pStyle w:val="Compact"/>
+        <w:numPr>
+          <w:ilvl w:val="0"/>
+          <w:numId w:val="1001"/>
+        </w:numPr>
+      </w:pPr>
+      <w:r>
+        <w:t xml:space="preserve">Confirm every participant has a GitHub account with Copilot access.</w:t>
+      </w:r>
+    </w:p>
+    <w:p>
+      <w:pPr>
+        <w:pStyle w:val="Compact"/>
+        <w:numPr>
+          <w:ilvl w:val="0"/>
+          <w:numId w:val="1001"/>
+        </w:numPr>
+      </w:pPr>
+      <w:r>
+        <w:t xml:space="preserve">Use GitHub Codespaces, or the GitHub Copilot app with Git and Python 3.</w:t>
+      </w:r>
+    </w:p>
+    <w:p>
+      <w:pPr>
+        <w:pStyle w:val="Compact"/>
+        <w:numPr>
+          <w:ilvl w:val="0"/>
+          <w:numId w:val="1001"/>
+        </w:numPr>
+      </w:pPr>
+      <w:r>
+        <w:t xml:space="preserve">Open</w:t>
+      </w:r>
+      <w:r>
+        <w:t xml:space="preserve"> </w:t>
+      </w:r>
+      <w:hyperlink r:id="rId11">
+        <w:r>
+          <w:rPr>
+            <w:rStyle w:val="Hyperlink"/>
+          </w:rPr>
+          <w:t xml:space="preserve">https://github.com/marinfrankovic/copilot-workshop-samples</w:t>
+        </w:r>
+      </w:hyperlink>
+      <w:r>
+        <w:t xml:space="preserve">.</w:t>
+      </w:r>
+    </w:p>
+    <w:p>
+      <w:pPr>
+        <w:pStyle w:val="Compact"/>
+        <w:numPr>
+          <w:ilvl w:val="0"/>
+          <w:numId w:val="1001"/>
+        </w:numPr>
+      </w:pPr>
+      <w:r>
+        <w:t xml:space="preserve">Open</w:t>
+      </w:r>
+      <w:r>
+        <w:t xml:space="preserve"> </w:t>
+      </w:r>
+      <w:r>
+        <w:rPr>
+          <w:rStyle w:val="VerbatimChar"/>
+        </w:rPr>
+        <w:t xml:space="preserve">labs/data-engineer/LAB.md</w:t>
+      </w:r>
+      <w:r>
+        <w:t xml:space="preserve"> </w:t>
+      </w:r>
+      <w:r>
+        <w:t xml:space="preserve">but do not begin until the facilitator does.</w:t>
+      </w:r>
+    </w:p>
+    <w:p>
+      <w:pPr>
+        <w:pStyle w:val="Compact"/>
+        <w:numPr>
+          <w:ilvl w:val="0"/>
+          <w:numId w:val="1001"/>
+        </w:numPr>
+      </w:pPr>
+      <w:r>
+        <w:t xml:space="preserve">The facilitator should open the same repository and use a clean workspace.</w:t>
+      </w:r>
+    </w:p>
+    <w:p>
+      <w:pPr>
+        <w:pStyle w:val="Compact"/>
+        <w:numPr>
+          <w:ilvl w:val="0"/>
+          <w:numId w:val="1001"/>
+        </w:numPr>
+      </w:pPr>
+      <w:r>
+        <w:t xml:space="preserve">Do not use real customer data, secrets, or confidential information.</w:t>
+      </w:r>
+    </w:p>
+    <w:bookmarkEnd w:id="12"/>
+    <w:bookmarkStart w:id="13" w:name="run-of-show"/>
     <w:p>
       <w:pPr>
         <w:pStyle w:val="Heading2"/>
@@ -38,10 +205,8 @@
         <w:tblLook w:firstRow="1" w:lastRow="0" w:firstColumn="0" w:lastColumn="0" w:noHBand="0" w:noVBand="0" w:val="0020"/>
       </w:tblPr>
       <w:tblGrid>
-        <w:gridCol w:w="1980"/>
-        <w:gridCol w:w="1980"/>
-        <w:gridCol w:w="1980"/>
-        <w:gridCol w:w="1980"/>
+        <w:gridCol w:w="3960"/>
+        <w:gridCol w:w="3960"/>
       </w:tblGrid>
       <w:tr>
         <w:trPr>
@@ -65,29 +230,7 @@
               <w:pStyle w:val="Compact"/>
             </w:pPr>
             <w:r>
-              <w:t xml:space="preserve">Segment</w:t>
-            </w:r>
-          </w:p>
-        </w:tc>
-        <w:tc>
-          <w:tcPr/>
-          <w:p>
-            <w:pPr>
-              <w:pStyle w:val="Compact"/>
-            </w:pPr>
-            <w:r>
-              <w:t xml:space="preserve">Facilitator</w:t>
-            </w:r>
-          </w:p>
-        </w:tc>
-        <w:tc>
-          <w:tcPr/>
-          <w:p>
-            <w:pPr>
-              <w:pStyle w:val="Compact"/>
-            </w:pPr>
-            <w:r>
-              <w:t xml:space="preserve">Attendee</w:t>
+              <w:t xml:space="preserve">Shared activity</w:t>
             </w:r>
           </w:p>
         </w:tc>
@@ -100,7 +243,7 @@
               <w:pStyle w:val="Compact"/>
             </w:pPr>
             <w:r>
-              <w:t xml:space="preserve">0–10</w:t>
+              <w:t xml:space="preserve">0-10</w:t>
             </w:r>
           </w:p>
         </w:tc>
@@ -111,29 +254,7 @@
               <w:pStyle w:val="Compact"/>
             </w:pPr>
             <w:r>
-              <w:t xml:space="preserve">Intro &amp; the loop</w:t>
-            </w:r>
-          </w:p>
-        </w:tc>
-        <w:tc>
-          <w:tcPr/>
-          <w:p>
-            <w:pPr>
-              <w:pStyle w:val="Compact"/>
-            </w:pPr>
-            <w:r>
-              <w:t xml:space="preserve">Set the promise, teach the loop, introduce the two personas, run the live magic-moment demo, cover the safety rules.</w:t>
-            </w:r>
-          </w:p>
-        </w:tc>
-        <w:tc>
-          <w:tcPr/>
-          <w:p>
-            <w:pPr>
-              <w:pStyle w:val="Compact"/>
-            </w:pPr>
-            <w:r>
-              <w:t xml:space="preserve">Watch; open their Codespace or the app; decide which track matches their job.</w:t>
+              <w:t xml:space="preserve">Facilitator gives the existing short introduction. Attendees open the repository and lab.</w:t>
             </w:r>
           </w:p>
         </w:tc>
@@ -146,7 +267,7 @@
               <w:pStyle w:val="Compact"/>
             </w:pPr>
             <w:r>
-              <w:t xml:space="preserve">10–15</w:t>
+              <w:t xml:space="preserve">10-17</w:t>
             </w:r>
           </w:p>
         </w:tc>
@@ -157,31 +278,7 @@
               <w:pStyle w:val="Compact"/>
             </w:pPr>
             <w:r>
-              <w:t xml:space="preserve">Set up</w:t>
-            </w:r>
-          </w:p>
-        </w:tc>
-        <w:tc>
-          <w:tcPr/>
-          <w:p>
-            <w:pPr>
-              <w:pStyle w:val="Compact"/>
-            </w:pPr>
-            <w:r>
-              <w:rPr/>
-              <w:t>Share the repo; help people open a Codespace, start `copilot` in the terminal, and sign into Azure. Confirm Contributor access.</w:t>
-            </w:r>
-          </w:p>
-        </w:tc>
-        <w:tc>
-          <w:tcPr/>
-          <w:p>
-            <w:pPr>
-              <w:pStyle w:val="Compact"/>
-            </w:pPr>
-            <w:r>
-              <w:rPr/>
-              <w:t>Open the Codespace, start `copilot` in the terminal, sign into Azure, and open their track’s LAB.md.</w:t>
+              <w:t xml:space="preserve">Everyone inspects the three source files with the same prompt.</w:t>
             </w:r>
           </w:p>
         </w:tc>
@@ -194,7 +291,7 @@
               <w:pStyle w:val="Compact"/>
             </w:pPr>
             <w:r>
-              <w:t xml:space="preserve">15–50</w:t>
+              <w:t xml:space="preserve">17-27</w:t>
             </w:r>
           </w:p>
         </w:tc>
@@ -205,29 +302,7 @@
               <w:pStyle w:val="Compact"/>
             </w:pPr>
             <w:r>
-              <w:t xml:space="preserve">Build it</w:t>
-            </w:r>
-          </w:p>
-        </w:tc>
-        <w:tc>
-          <w:tcPr/>
-          <w:p>
-            <w:pPr>
-              <w:pStyle w:val="Compact"/>
-            </w:pPr>
-            <w:r>
-              <w:t xml:space="preserve">Circulate. Unblock. Nudge people to preview with what-if before deploying and to read what Copilot proposes before approving.</w:t>
-            </w:r>
-          </w:p>
-        </w:tc>
-        <w:tc>
-          <w:tcPr/>
-          <w:p>
-            <w:pPr>
-              <w:pStyle w:val="Compact"/>
-            </w:pPr>
-            <w:r>
-              <w:t xml:space="preserve">Follow LAB.md: deploy an Azure environment, or clean and ship a dataset — all by talking to Copilot.</w:t>
+              <w:t xml:space="preserve">Everyone creates and runs the cleaning script.</w:t>
             </w:r>
           </w:p>
         </w:tc>
@@ -240,7 +315,7 @@
               <w:pStyle w:val="Compact"/>
             </w:pPr>
             <w:r>
-              <w:t xml:space="preserve">50–58</w:t>
+              <w:t xml:space="preserve">27-37</w:t>
             </w:r>
           </w:p>
         </w:tc>
@@ -251,29 +326,7 @@
               <w:pStyle w:val="Compact"/>
             </w:pPr>
             <w:r>
-              <w:t xml:space="preserve">Check &amp; tear down</w:t>
-            </w:r>
-          </w:p>
-        </w:tc>
-        <w:tc>
-          <w:tcPr/>
-          <w:p>
-            <w:pPr>
-              <w:pStyle w:val="Compact"/>
-            </w:pPr>
-            <w:r>
-              <w:t xml:space="preserve">Make sure everyone runs the teardown. Spot-check for orphaned resource groups.</w:t>
-            </w:r>
-          </w:p>
-        </w:tc>
-        <w:tc>
-          <w:tcPr/>
-          <w:p>
-            <w:pPr>
-              <w:pStyle w:val="Compact"/>
-            </w:pPr>
-            <w:r>
-              <w:t xml:space="preserve">Sanity-check results; ask Copilot to delete the resource group.</w:t>
+              <w:t xml:space="preserve">Everyone runs the business analysis.</w:t>
             </w:r>
           </w:p>
         </w:tc>
@@ -286,7 +339,7 @@
               <w:pStyle w:val="Compact"/>
             </w:pPr>
             <w:r>
-              <w:t xml:space="preserve">58–60</w:t>
+              <w:t xml:space="preserve">37-47</w:t>
             </w:r>
           </w:p>
         </w:tc>
@@ -297,7 +350,20 @@
               <w:pStyle w:val="Compact"/>
             </w:pPr>
             <w:r>
-              <w:t xml:space="preserve">Wrap</w:t>
+              <w:t xml:space="preserve">Everyone validates row counts, totals, dates, duplicates, and missing values.</w:t>
+            </w:r>
+          </w:p>
+        </w:tc>
+      </w:tr>
+      <w:tr>
+        <w:tc>
+          <w:tcPr/>
+          <w:p>
+            <w:pPr>
+              <w:pStyle w:val="Compact"/>
+            </w:pPr>
+            <w:r>
+              <w:t xml:space="preserve">47-54</w:t>
             </w:r>
           </w:p>
         </w:tc>
@@ -308,7 +374,20 @@
               <w:pStyle w:val="Compact"/>
             </w:pPr>
             <w:r>
-              <w:t xml:space="preserve">Two-sentence takeaway; point to the repo to take home.</w:t>
+              <w:t xml:space="preserve">Everyone improves the manager handoff with evidence-based findings.</w:t>
+            </w:r>
+          </w:p>
+        </w:tc>
+      </w:tr>
+      <w:tr>
+        <w:tc>
+          <w:tcPr/>
+          <w:p>
+            <w:pPr>
+              <w:pStyle w:val="Compact"/>
+            </w:pPr>
+            <w:r>
+              <w:t xml:space="preserve">54-60</w:t>
             </w:r>
           </w:p>
         </w:tc>
@@ -319,20 +398,28 @@
               <w:pStyle w:val="Compact"/>
             </w:pPr>
             <w:r>
-              <w:t xml:space="preserve">Pick one real task to try later.</w:t>
+              <w:t xml:space="preserve">Everyone creates and inspects the local handoff package.</w:t>
             </w:r>
           </w:p>
         </w:tc>
       </w:tr>
     </w:tbl>
-    <w:bookmarkEnd w:id="10"/>
-    <w:bookmarkStart w:id="11" w:name="before-attendees-arrive"/>
+    <w:bookmarkEnd w:id="13"/>
+    <w:bookmarkStart w:id="14" w:name="the-loop"/>
     <w:p>
       <w:pPr>
         <w:pStyle w:val="Heading2"/>
       </w:pPr>
       <w:r>
-        <w:t xml:space="preserve">Before attendees arrive</w:t>
+        <w:t xml:space="preserve">The loop</w:t>
+      </w:r>
+    </w:p>
+    <w:p>
+      <w:pPr>
+        <w:pStyle w:val="FirstParagraph"/>
+      </w:pPr>
+      <w:r>
+        <w:t xml:space="preserve">Repeat this rhythm for every step:</w:t>
       </w:r>
     </w:p>
     <w:p>
@@ -340,18 +427,6 @@
         <w:pStyle w:val="Compact"/>
         <w:numPr>
           <w:ilvl w:val="0"/>
-          <w:numId w:val="1001"/>
-        </w:numPr>
-      </w:pPr>
-      <w:r>
-        <w:rPr/>
-      </w:r>
-    </w:p>
-    <w:p>
-      <w:pPr>
-        <w:pStyle w:val="Compact"/>
-        <w:numPr>
-          <w:ilvl w:val="1"/>
           <w:numId w:val="1002"/>
         </w:numPr>
       </w:pPr>
@@ -360,44 +435,13 @@
           <w:b/>
           <w:bCs/>
         </w:rPr>
-        <w:t xml:space="preserve">GitHub Codespaces</w:t>
-      </w:r>
-      <w:r>
-        <w:t xml:space="preserve"> </w:t>
-      </w:r>
-      <w:r>
-        <w:t xml:space="preserve">(recommended — zero install, just a browser). The repo’s</w:t>
-      </w:r>
-      <w:r>
-        <w:t xml:space="preserve"> </w:t>
-      </w:r>
-      <w:r>
-        <w:rPr>
-          <w:rStyle w:val="VerbatimChar"/>
-        </w:rPr>
-        <w:t xml:space="preserve">.devcontainer</w:t>
-      </w:r>
-      <w:r>
-        <w:t xml:space="preserve"> </w:t>
-      </w:r>
-      <w:r>
-        <w:t xml:space="preserve">brings</w:t>
-      </w:r>
-      <w:r>
-        <w:t xml:space="preserve"> </w:t>
-      </w:r>
-      <w:r>
-        <w:rPr>
-          <w:b/>
-          <w:bCs/>
-        </w:rPr>
-        <w:t xml:space="preserve">Azure CLI + Python + Copilot</w:t>
-      </w:r>
-      <w:r>
-        <w:t xml:space="preserve"> </w:t>
-      </w:r>
-      <w:r>
-        <w:t xml:space="preserve">ready-to-go.</w:t>
+        <w:t xml:space="preserve">Prompt:</w:t>
+      </w:r>
+      <w:r>
+        <w:t xml:space="preserve"> </w:t>
+      </w:r>
+      <w:r>
+        <w:t xml:space="preserve">enter the quoted prompt in Copilot.</w:t>
       </w:r>
     </w:p>
     <w:p>
@@ -405,7 +449,7 @@
         <w:pStyle w:val="Compact"/>
         <w:numPr>
           <w:ilvl w:val="0"/>
-          <w:numId w:val="1001"/>
+          <w:numId w:val="1002"/>
         </w:numPr>
       </w:pPr>
       <w:r>
@@ -413,25 +457,13 @@
           <w:b/>
           <w:bCs/>
         </w:rPr>
-        <w:t xml:space="preserve">You provide GitHub Copilot access.</w:t>
-      </w:r>
-      <w:r>
-        <w:t xml:space="preserve"> </w:t>
-      </w:r>
-      <w:r>
-        <w:t xml:space="preserve">If an attendee has no Copilot licence,</w:t>
-      </w:r>
-      <w:r>
-        <w:t xml:space="preserve"> </w:t>
-      </w:r>
-      <w:r>
-        <w:t xml:space="preserve">assign one ahead of time (or confirm their org already grants it). They just</w:t>
-      </w:r>
-      <w:r>
-        <w:t xml:space="preserve"> </w:t>
-      </w:r>
-      <w:r>
-        <w:t xml:space="preserve">sign in with their GitHub account.</w:t>
+        <w:t xml:space="preserve">Suggestion:</w:t>
+      </w:r>
+      <w:r>
+        <w:t xml:space="preserve"> </w:t>
+      </w:r>
+      <w:r>
+        <w:t xml:space="preserve">read what Copilot proposes.</w:t>
       </w:r>
     </w:p>
     <w:p>
@@ -439,7 +471,7 @@
         <w:pStyle w:val="Compact"/>
         <w:numPr>
           <w:ilvl w:val="0"/>
-          <w:numId w:val="1001"/>
+          <w:numId w:val="1002"/>
         </w:numPr>
       </w:pPr>
       <w:r>
@@ -447,35 +479,13 @@
           <w:b/>
           <w:bCs/>
         </w:rPr>
-        <w:t xml:space="preserve">You provide the Azure subscription.</w:t>
-      </w:r>
-      <w:r>
-        <w:t xml:space="preserve"> </w:t>
-      </w:r>
-      <w:r>
-        <w:t xml:space="preserve">Invite each attendee with the</w:t>
-      </w:r>
-      <w:r>
-        <w:t xml:space="preserve"> </w:t>
-      </w:r>
-      <w:r>
-        <w:rPr>
-          <w:b/>
-          <w:bCs/>
-        </w:rPr>
-        <w:t xml:space="preserve">Contributor</w:t>
-      </w:r>
-      <w:r>
-        <w:t xml:space="preserve"> </w:t>
-      </w:r>
-      <w:r>
-        <w:t xml:space="preserve">role (Azure portal ▸ Subscriptions ▸ Access control (IAM) ▸ Add</w:t>
-      </w:r>
-      <w:r>
-        <w:t xml:space="preserve"> </w:t>
-      </w:r>
-      <w:r>
-        <w:t xml:space="preserve">role assignment ▸ Contributor), a day ahead so invites are accepted.</w:t>
+        <w:t xml:space="preserve">Run:</w:t>
+      </w:r>
+      <w:r>
+        <w:t xml:space="preserve"> </w:t>
+      </w:r>
+      <w:r>
+        <w:t xml:space="preserve">approve only actions you understand.</w:t>
       </w:r>
     </w:p>
     <w:p>
@@ -483,39 +493,21 @@
         <w:pStyle w:val="Compact"/>
         <w:numPr>
           <w:ilvl w:val="0"/>
-          <w:numId w:val="1001"/>
+          <w:numId w:val="1002"/>
         </w:numPr>
       </w:pPr>
-      <w:r>
-        <w:t xml:space="preserve">Give everyone the</w:t>
-      </w:r>
-      <w:r>
-        <w:t xml:space="preserve"> </w:t>
-      </w:r>
       <w:r>
         <w:rPr>
           <w:b/>
           <w:bCs/>
         </w:rPr>
-        <w:t xml:space="preserve">subscription ID</w:t>
-      </w:r>
-      <w:r>
-        <w:t xml:space="preserve"> </w:t>
-      </w:r>
-      <w:r>
-        <w:t xml:space="preserve">(portal ▸ Subscriptions ▸ copy the ID).</w:t>
-      </w:r>
-      <w:r>
-        <w:t xml:space="preserve"> </w:t>
-      </w:r>
-      <w:r>
-        <w:t xml:space="preserve">Put it on a slide or in the chat. Attendees paste it into a plain-English</w:t>
-      </w:r>
-      <w:r>
-        <w:t xml:space="preserve"> </w:t>
-      </w:r>
-      <w:r>
-        <w:t xml:space="preserve">sign-in request to Copilot — no commands to type.</w:t>
+        <w:t xml:space="preserve">Refine:</w:t>
+      </w:r>
+      <w:r>
+        <w:t xml:space="preserve"> </w:t>
+      </w:r>
+      <w:r>
+        <w:t xml:space="preserve">ask for one change at a time.</w:t>
       </w:r>
     </w:p>
     <w:p>
@@ -523,7 +515,7 @@
         <w:pStyle w:val="Compact"/>
         <w:numPr>
           <w:ilvl w:val="0"/>
-          <w:numId w:val="1001"/>
+          <w:numId w:val="1002"/>
         </w:numPr>
       </w:pPr>
       <w:r>
@@ -531,182 +523,46 @@
           <w:b/>
           <w:bCs/>
         </w:rPr>
-        <w:t xml:space="preserve">Contributor is enough</w:t>
-      </w:r>
-      <w:r>
-        <w:t xml:space="preserve"> </w:t>
-      </w:r>
-      <w:r>
-        <w:t xml:space="preserve">— no Owner / User Access Administrator. The labs never</w:t>
-      </w:r>
-      <w:r>
-        <w:t xml:space="preserve"> </w:t>
-      </w:r>
-      <w:r>
-        <w:t xml:space="preserve">create role assignments.</w:t>
-      </w:r>
-    </w:p>
-    <w:p>
-      <w:pPr>
-        <w:pStyle w:val="Compact"/>
-        <w:numPr>
-          <w:ilvl w:val="0"/>
-          <w:numId w:val="1001"/>
-        </w:numPr>
-      </w:pPr>
-      <w:r>
-        <w:t xml:space="preserve">Confirm each attendee has a laptop with a browser and a GitHub account.</w:t>
-      </w:r>
-    </w:p>
-    <w:p>
-      <w:pPr>
-        <w:pStyle w:val="Compact"/>
-        <w:numPr>
-          <w:ilvl w:val="0"/>
-          <w:numId w:val="1001"/>
-        </w:numPr>
-      </w:pPr>
-      <w:r>
-        <w:t xml:space="preserve">Have the repo open yourself for the live demo:</w:t>
-      </w:r>
-      <w:r>
-        <w:t xml:space="preserve"> </w:t>
-      </w:r>
-      <w:r>
-        <w:rPr>
-          <w:rStyle w:val="VerbatimChar"/>
-        </w:rPr>
-        <w:t xml:space="preserve">github.com/marinfrankovic/copilot-workshop-samples</w:t>
-      </w:r>
-      <w:r>
-        <w:t xml:space="preserve">, and confirm</w:t>
-      </w:r>
-      <w:r>
-        <w:t xml:space="preserve"> </w:t>
-      </w:r>
-      <w:r>
-        <w:rPr>
-          <w:rStyle w:val="VerbatimChar"/>
-        </w:rPr>
-        <w:t xml:space="preserve">magic-moment/server.log</w:t>
-      </w:r>
-      <w:r>
-        <w:t xml:space="preserve"> </w:t>
-      </w:r>
-      <w:r>
-        <w:t xml:space="preserve">is present.</w:t>
-      </w:r>
-    </w:p>
-    <w:p>
-      <w:pPr>
-        <w:pStyle w:val="Compact"/>
-        <w:numPr>
-          <w:ilvl w:val="0"/>
-          <w:numId w:val="1001"/>
-        </w:numPr>
-      </w:pPr>
-      <w:r>
-        <w:rPr>
-          <w:b/>
-          <w:bCs/>
-        </w:rPr>
-        <w:t xml:space="preserve">Cost &amp; cleanup:</w:t>
-      </w:r>
-      <w:r>
-        <w:t xml:space="preserve"> </w:t>
-      </w:r>
-      <w:r>
-        <w:t xml:space="preserve">attendees create real Azure resources (VM, storage, network)</w:t>
-      </w:r>
-      <w:r>
-        <w:t xml:space="preserve"> </w:t>
-      </w:r>
-      <w:r>
-        <w:t xml:space="preserve">in</w:t>
-      </w:r>
-      <w:r>
-        <w:t xml:space="preserve"> </w:t>
-      </w:r>
-      <w:r>
-        <w:rPr>
-          <w:b/>
-          <w:bCs/>
-        </w:rPr>
-        <w:t xml:space="preserve">your</w:t>
-      </w:r>
-      <w:r>
-        <w:t xml:space="preserve"> </w:t>
-      </w:r>
-      <w:r>
-        <w:t xml:space="preserve">subscription. Each person deploys to</w:t>
-      </w:r>
-      <w:r>
-        <w:t xml:space="preserve"> </w:t>
-      </w:r>
-      <w:r>
-        <w:rPr>
-          <w:b/>
-          <w:bCs/>
-        </w:rPr>
-        <w:t xml:space="preserve">Sweden Central</w:t>
-      </w:r>
-      <w:r>
-        <w:t xml:space="preserve"> </w:t>
-      </w:r>
-      <w:r>
-        <w:t xml:space="preserve">in their own</w:t>
-      </w:r>
-      <w:r>
-        <w:t xml:space="preserve"> </w:t>
-      </w:r>
-      <w:r>
-        <w:t xml:space="preserve">uniquely-named resource group (a random suffix), so nobody collides. Budget a</w:t>
-      </w:r>
-      <w:r>
-        <w:t xml:space="preserve"> </w:t>
-      </w:r>
-      <w:r>
-        <w:t xml:space="preserve">few cents each for the hour, make teardown non-optional, and check for leftover</w:t>
-      </w:r>
-      <w:r>
-        <w:t xml:space="preserve"> </w:t>
-      </w:r>
-      <w:r>
-        <w:t xml:space="preserve">groups afterwards (see Teardown).</w:t>
-      </w:r>
-    </w:p>
-    <w:bookmarkEnd w:id="11"/>
-    <w:bookmarkStart w:id="12" w:name="the-10-minute-talk"/>
+        <w:t xml:space="preserve">Sanity-check:</w:t>
+      </w:r>
+      <w:r>
+        <w:t xml:space="preserve"> </w:t>
+      </w:r>
+      <w:r>
+        <w:t xml:space="preserve">verify the files and numbers.</w:t>
+      </w:r>
+    </w:p>
+    <w:p>
+      <w:pPr>
+        <w:pStyle w:val="FirstParagraph"/>
+      </w:pPr>
+      <w:r>
+        <w:t xml:space="preserve">The facilitator reads each prompt aloud, enters it, and pauses. Attendees enter</w:t>
+      </w:r>
+      <w:r>
+        <w:t xml:space="preserve"> </w:t>
+      </w:r>
+      <w:r>
+        <w:t xml:space="preserve">the same prompt and do not move ahead until the facilitator reaches the checkpoint.</w:t>
+      </w:r>
+    </w:p>
+    <w:bookmarkEnd w:id="14"/>
+    <w:bookmarkStart w:id="17" w:name="setup-checkpoint"/>
     <w:p>
       <w:pPr>
         <w:pStyle w:val="Heading2"/>
       </w:pPr>
       <w:r>
-        <w:t xml:space="preserve">The 10-minute talk</w:t>
-      </w:r>
-    </w:p>
-    <w:p>
-      <w:pPr>
-        <w:pStyle w:val="FirstParagraph"/>
-      </w:pPr>
-      <w:r>
-        <w:t xml:space="preserve">The deck</w:t>
-      </w:r>
-      <w:r>
-        <w:t xml:space="preserve"> </w:t>
-      </w:r>
-      <w:r>
-        <w:rPr>
-          <w:b/>
-          <w:bCs/>
-        </w:rPr>
-        <w:t xml:space="preserve">“From idea to done — in plain English”</w:t>
-      </w:r>
-      <w:r>
-        <w:t xml:space="preserve"> </w:t>
-      </w:r>
-      <w:r>
-        <w:t xml:space="preserve">mirrors these beats.</w:t>
+        <w:t xml:space="preserve">Setup checkpoint</w:t>
+      </w:r>
+    </w:p>
+    <w:bookmarkStart w:id="15" w:name="github-codespaces"/>
+    <w:p>
+      <w:pPr>
+        <w:pStyle w:val="Heading3"/>
+      </w:pPr>
+      <w:r>
+        <w:t xml:space="preserve">GitHub Codespaces</w:t>
       </w:r>
     </w:p>
     <w:p>
@@ -718,53 +574,20 @@
         </w:numPr>
       </w:pPr>
       <w:r>
+        <w:t xml:space="preserve">Select</w:t>
+      </w:r>
+      <w:r>
+        <w:t xml:space="preserve"> </w:t>
+      </w:r>
+      <w:r>
         <w:rPr>
           <w:b/>
           <w:bCs/>
         </w:rPr>
-        <w:t xml:space="preserve">The promise (~1 min).</w:t>
-      </w:r>
-      <w:r>
-        <w:t xml:space="preserve"> </w:t>
-      </w:r>
-      <w:r>
-        <w:t xml:space="preserve">You will not become a developer today. You’ll become</w:t>
-      </w:r>
-      <w:r>
-        <w:t xml:space="preserve"> </w:t>
-      </w:r>
-      <w:r>
-        <w:t xml:space="preserve">someone in your role who can get a computer to do useful work for you —</w:t>
-      </w:r>
-      <w:r>
-        <w:t xml:space="preserve"> </w:t>
-      </w:r>
-      <w:r>
-        <w:t xml:space="preserve">described in plain English. One rule underneath everything:</w:t>
-      </w:r>
-      <w:r>
-        <w:t xml:space="preserve"> </w:t>
-      </w:r>
-      <w:r>
-        <w:rPr>
-          <w:b/>
-          <w:bCs/>
-        </w:rPr>
-        <w:t xml:space="preserve">you own the</w:t>
-      </w:r>
-      <w:r>
-        <w:rPr>
-          <w:b/>
-          <w:bCs/>
-        </w:rPr>
-        <w:t xml:space="preserve"> </w:t>
-      </w:r>
-      <w:r>
-        <w:rPr>
-          <w:b/>
-          <w:bCs/>
-        </w:rPr>
-        <w:t xml:space="preserve">result.</w:t>
+        <w:t xml:space="preserve">Code &gt; Codespaces &gt; Create codespace on main</w:t>
+      </w:r>
+      <w:r>
+        <w:t xml:space="preserve">.</w:t>
       </w:r>
     </w:p>
     <w:p>
@@ -776,23 +599,35 @@
         </w:numPr>
       </w:pPr>
       <w:r>
+        <w:t xml:space="preserve">Open</w:t>
+      </w:r>
+      <w:r>
+        <w:t xml:space="preserve"> </w:t>
+      </w:r>
+      <w:r>
         <w:rPr>
           <w:b/>
           <w:bCs/>
         </w:rPr>
-        <w:t xml:space="preserve">The loop (~1 min).</w:t>
-      </w:r>
-      <w:r>
-        <w:t xml:space="preserve"> </w:t>
-      </w:r>
-      <w:r>
-        <w:t xml:space="preserve">Draw it once: Prompt → Suggestion → Run → Refine →</w:t>
-      </w:r>
-      <w:r>
-        <w:t xml:space="preserve"> </w:t>
-      </w:r>
-      <w:r>
-        <w:t xml:space="preserve">Sanity-check. It’s a circle — you go round until it’s right, and you decide when.</w:t>
+        <w:t xml:space="preserve">Terminal &gt; New Terminal</w:t>
+      </w:r>
+      <w:r>
+        <w:t xml:space="preserve"> </w:t>
+      </w:r>
+      <w:r>
+        <w:t xml:space="preserve">and run</w:t>
+      </w:r>
+      <w:r>
+        <w:t xml:space="preserve"> </w:t>
+      </w:r>
+      <w:r>
+        <w:rPr>
+          <w:rStyle w:val="VerbatimChar"/>
+        </w:rPr>
+        <w:t xml:space="preserve">copilot</w:t>
+      </w:r>
+      <w:r>
+        <w:t xml:space="preserve">.</w:t>
       </w:r>
     </w:p>
     <w:p>
@@ -804,29 +639,22 @@
         </w:numPr>
       </w:pPr>
       <w:r>
-        <w:rPr>
-          <w:b/>
-          <w:bCs/>
-        </w:rPr>
-        <w:t xml:space="preserve">The two personas (~1 min).</w:t>
-      </w:r>
-      <w:r>
-        <w:t xml:space="preserve"> </w:t>
-      </w:r>
-      <w:r>
-        <w:t xml:space="preserve">Systems Engineer (Alex Wilber): brief → Bicep →</w:t>
-      </w:r>
-      <w:r>
-        <w:t xml:space="preserve"> </w:t>
-      </w:r>
-      <w:r>
-        <w:t xml:space="preserve">a real Azure deployment → fixes → teardown. Data Engineer (Megan Bowen): three</w:t>
-      </w:r>
-      <w:r>
-        <w:t xml:space="preserve"> </w:t>
-      </w:r>
-      <w:r>
-        <w:t xml:space="preserve">messy CSVs → one clean table → live SQL → shipped to Azure storage.</w:t>
+        <w:t xml:space="preserve">Trust the folder and complete</w:t>
+      </w:r>
+      <w:r>
+        <w:t xml:space="preserve"> </w:t>
+      </w:r>
+      <w:r>
+        <w:rPr>
+          <w:rStyle w:val="VerbatimChar"/>
+        </w:rPr>
+        <w:t xml:space="preserve">/login</w:t>
+      </w:r>
+      <w:r>
+        <w:t xml:space="preserve"> </w:t>
+      </w:r>
+      <w:r>
+        <w:t xml:space="preserve">if prompted.</w:t>
       </w:r>
     </w:p>
     <w:p>
@@ -838,16 +666,6 @@
         </w:numPr>
       </w:pPr>
       <w:r>
-        <w:rPr>
-          <w:b/>
-          <w:bCs/>
-        </w:rPr>
-        <w:t xml:space="preserve">The magic moment — live demo (~4 min).</w:t>
-      </w:r>
-      <w:r>
-        <w:t xml:space="preserve"> </w:t>
-      </w:r>
-      <w:r>
         <w:t xml:space="preserve">Open</w:t>
       </w:r>
       <w:r>
@@ -857,103 +675,20 @@
         <w:rPr>
           <w:rStyle w:val="VerbatimChar"/>
         </w:rPr>
-        <w:t xml:space="preserve">magic-moment/server.log</w:t>
-      </w:r>
-      <w:r>
-        <w:t xml:space="preserve"> </w:t>
-      </w:r>
-      <w:r>
-        <w:t xml:space="preserve">in</w:t>
-      </w:r>
-      <w:r>
-        <w:t xml:space="preserve"> </w:t>
-      </w:r>
-      <w:r>
-        <w:t xml:space="preserve">Copilot and run the loop (keep it under a couple of minutes):</w:t>
-      </w:r>
-    </w:p>
-    <w:p>
-      <w:pPr>
-        <w:pStyle w:val="Compact"/>
-        <w:numPr>
-          <w:ilvl w:val="1"/>
-          <w:numId w:val="1004"/>
-        </w:numPr>
-      </w:pPr>
-      <w:r>
-        <w:t xml:space="preserve">“Look at server.log. In plain English, what is this service doing and what</w:t>
-      </w:r>
-      <w:r>
-        <w:t xml:space="preserve"> </w:t>
-      </w:r>
-      <w:r>
-        <w:t xml:space="preserve">went wrong? Assume I’m not reading every line.”</w:t>
-      </w:r>
-    </w:p>
-    <w:p>
-      <w:pPr>
-        <w:pStyle w:val="Compact"/>
-        <w:numPr>
-          <w:ilvl w:val="1"/>
-          <w:numId w:val="1004"/>
-        </w:numPr>
-      </w:pPr>
-      <w:r>
-        <w:t xml:space="preserve">“What is the most likely root cause, and what fixed it? Quote the lines that</w:t>
-      </w:r>
-      <w:r>
-        <w:t xml:space="preserve"> </w:t>
-      </w:r>
-      <w:r>
-        <w:t xml:space="preserve">prove it.”</w:t>
-      </w:r>
-    </w:p>
-    <w:p>
-      <w:pPr>
-        <w:pStyle w:val="Compact"/>
-        <w:numPr>
-          <w:ilvl w:val="1"/>
-          <w:numId w:val="1004"/>
-        </w:numPr>
-      </w:pPr>
-      <w:r>
-        <w:t xml:space="preserve">“Turn this log into a clean table with columns timestamp, level, component,</w:t>
-      </w:r>
-      <w:r>
-        <w:t xml:space="preserve"> </w:t>
-      </w:r>
-      <w:r>
-        <w:t xml:space="preserve">message, and normalise the two timestamp formats.”</w:t>
-      </w:r>
-    </w:p>
-    <w:p>
-      <w:pPr>
-        <w:pStyle w:val="Compact"/>
-        <w:numPr>
-          <w:ilvl w:val="1"/>
-          <w:numId w:val="1004"/>
-        </w:numPr>
-      </w:pPr>
-      <w:r>
-        <w:t xml:space="preserve">“Count events by level and show the error rate per minute so I can see the</w:t>
-      </w:r>
-      <w:r>
-        <w:t xml:space="preserve"> </w:t>
-      </w:r>
-      <w:r>
-        <w:t xml:space="preserve">spike and recovery.”</w:t>
-      </w:r>
-      <w:r>
-        <w:t xml:space="preserve"> </w:t>
-      </w:r>
-      <w:r>
-        <w:t xml:space="preserve">Land it: comprehension → structure → quantify — the moves both labs build on.</w:t>
-      </w:r>
-      <w:r>
-        <w:t xml:space="preserve"> </w:t>
-      </w:r>
-      <w:r>
-        <w:t xml:space="preserve">This is NOT either lab; it just warms up the loop.</w:t>
+        <w:t xml:space="preserve">labs/data-engineer</w:t>
+      </w:r>
+      <w:r>
+        <w:t xml:space="preserve">.</w:t>
+      </w:r>
+    </w:p>
+    <w:bookmarkEnd w:id="15"/>
+    <w:bookmarkStart w:id="16" w:name="github-copilot-app"/>
+    <w:p>
+      <w:pPr>
+        <w:pStyle w:val="Heading3"/>
+      </w:pPr>
+      <w:r>
+        <w:t xml:space="preserve">GitHub Copilot app</w:t>
       </w:r>
     </w:p>
     <w:p>
@@ -961,80 +696,763 @@
         <w:pStyle w:val="Compact"/>
         <w:numPr>
           <w:ilvl w:val="0"/>
-          <w:numId w:val="1003"/>
+          <w:numId w:val="1004"/>
         </w:numPr>
       </w:pPr>
       <w:r>
-        <w:rPr/>
-        <w:t>Safety, then hand off (~2 min). Preview before you deploy; read before you approve; no secrets in prompts (subscription ID is fine); sanity-check output; tear it down at the end. Then hand off: “Open the repo in your Codespace, start `copilot` in the terminal, pick your track, open its LAB.md, and just talk to Copilot. Approve what it runs, and wave a coach over anytime. We’re circulating.”</w:t>
-      </w:r>
-    </w:p>
-    <w:bookmarkEnd w:id="12"/>
-    <w:bookmarkStart w:id="15" w:name="facilitating-the-hands-on-50-min"/>
-    <w:p>
-      <w:pPr>
-        <w:pStyle w:val="Heading2"/>
-      </w:pPr>
-      <w:r>
-        <w:t xml:space="preserve">Facilitating the hands-on (50 min)</w:t>
+        <w:t xml:space="preserve">Add</w:t>
+      </w:r>
+      <w:r>
+        <w:t xml:space="preserve"> </w:t>
+      </w:r>
+      <w:r>
+        <w:rPr>
+          <w:rStyle w:val="VerbatimChar"/>
+        </w:rPr>
+        <w:t xml:space="preserve">https://github.com/marinfrankovic/copilot-workshop-samples.git</w:t>
+      </w:r>
+      <w:r>
+        <w:t xml:space="preserve"> </w:t>
+      </w:r>
+      <w:r>
+        <w:t xml:space="preserve">as a project.</w:t>
+      </w:r>
+    </w:p>
+    <w:p>
+      <w:pPr>
+        <w:pStyle w:val="Compact"/>
+        <w:numPr>
+          <w:ilvl w:val="0"/>
+          <w:numId w:val="1004"/>
+        </w:numPr>
+      </w:pPr>
+      <w:r>
+        <w:t xml:space="preserve">Start an Interactive session.</w:t>
+      </w:r>
+    </w:p>
+    <w:p>
+      <w:pPr>
+        <w:pStyle w:val="Compact"/>
+        <w:numPr>
+          <w:ilvl w:val="0"/>
+          <w:numId w:val="1004"/>
+        </w:numPr>
+      </w:pPr>
+      <w:r>
+        <w:t xml:space="preserve">Ask Copilot to show</w:t>
+      </w:r>
+      <w:r>
+        <w:t xml:space="preserve"> </w:t>
+      </w:r>
+      <w:r>
+        <w:rPr>
+          <w:rStyle w:val="VerbatimChar"/>
+        </w:rPr>
+        <w:t xml:space="preserve">labs/data-engineer/LAB.md</w:t>
+      </w:r>
+      <w:r>
+        <w:t xml:space="preserve">.</w:t>
       </w:r>
     </w:p>
     <w:p>
       <w:pPr>
         <w:pStyle w:val="FirstParagraph"/>
       </w:pPr>
-      <w:r>
-        <w:t xml:space="preserve">The goal is the</w:t>
-      </w:r>
-      <w:r>
-        <w:t xml:space="preserve"> </w:t>
-      </w:r>
       <w:r>
         <w:rPr>
           <w:b/>
           <w:bCs/>
         </w:rPr>
-        <w:t xml:space="preserve">conversation</w:t>
-      </w:r>
-      <w:r>
-        <w:t xml:space="preserve">, not the CLI. Attendees should be TALKING to</w:t>
-      </w:r>
-      <w:r>
-        <w:t xml:space="preserve"> </w:t>
-      </w:r>
-      <w:r>
-        <w:t xml:space="preserve">Copilot and approving what it runs —</w:t>
-      </w:r>
-      <w:r>
-        <w:t xml:space="preserve"> </w:t>
-      </w:r>
+        <w:t xml:space="preserve">Checkpoint:</w:t>
+      </w:r>
+      <w:r>
+        <w:t xml:space="preserve"> </w:t>
+      </w:r>
+      <w:r>
+        <w:t xml:space="preserve">everyone can see</w:t>
+      </w:r>
+      <w:r>
+        <w:t xml:space="preserve"> </w:t>
+      </w:r>
+      <w:r>
+        <w:rPr>
+          <w:rStyle w:val="VerbatimChar"/>
+        </w:rPr>
+        <w:t xml:space="preserve">sales_january.csv</w:t>
+      </w:r>
+      <w:r>
+        <w:t xml:space="preserve">,</w:t>
+      </w:r>
+      <w:r>
+        <w:t xml:space="preserve"> </w:t>
+      </w:r>
+      <w:r>
+        <w:rPr>
+          <w:rStyle w:val="VerbatimChar"/>
+        </w:rPr>
+        <w:t xml:space="preserve">sales_february.csv</w:t>
+      </w:r>
+      <w:r>
+        <w:t xml:space="preserve">, and</w:t>
+      </w:r>
+      <w:r>
+        <w:t xml:space="preserve"> </w:t>
+      </w:r>
+      <w:r>
+        <w:rPr>
+          <w:rStyle w:val="VerbatimChar"/>
+        </w:rPr>
+        <w:t xml:space="preserve">product_prices.csv</w:t>
+      </w:r>
+      <w:r>
+        <w:t xml:space="preserve">.</w:t>
+      </w:r>
+    </w:p>
+    <w:bookmarkEnd w:id="16"/>
+    <w:bookmarkEnd w:id="17"/>
+    <w:bookmarkStart w:id="18" w:name="inspect-the-source-files"/>
+    <w:p>
+      <w:pPr>
+        <w:pStyle w:val="Heading2"/>
+      </w:pPr>
+      <w:r>
+        <w:t xml:space="preserve">1. Inspect the source files</w:t>
+      </w:r>
+    </w:p>
+    <w:p>
+      <w:pPr>
+        <w:pStyle w:val="FirstParagraph"/>
+      </w:pPr>
+      <w:r>
+        <w:t xml:space="preserve">Everyone enters:</w:t>
+      </w:r>
+    </w:p>
+    <w:p>
+      <w:pPr>
+        <w:pStyle w:val="BlockText"/>
+      </w:pPr>
+      <w:r>
+        <w:t xml:space="preserve">Read the three CSV files in this folder. Do not change anything yet. In plain</w:t>
+      </w:r>
+      <w:r>
+        <w:t xml:space="preserve"> </w:t>
+      </w:r>
+      <w:r>
+        <w:t xml:space="preserve">English, list the inconsistencies that must be fixed before the sales files can</w:t>
+      </w:r>
+      <w:r>
+        <w:t xml:space="preserve"> </w:t>
+      </w:r>
+      <w:r>
+        <w:t xml:space="preserve">be combined, including column names, date formats, money values, spaces, and</w:t>
+      </w:r>
+      <w:r>
+        <w:t xml:space="preserve"> </w:t>
+      </w:r>
+      <w:r>
+        <w:t xml:space="preserve">capitalisation. Then propose a short plan.</w:t>
+      </w:r>
+    </w:p>
+    <w:p>
+      <w:pPr>
+        <w:pStyle w:val="FirstParagraph"/>
+      </w:pPr>
       <w:r>
         <w:rPr>
           <w:b/>
           <w:bCs/>
         </w:rPr>
-        <w:t xml:space="preserve">they never paste PowerShell or Python</w:t>
-      </w:r>
-      <w:r>
-        <w:t xml:space="preserve">.</w:t>
-      </w:r>
-      <w:r>
-        <w:t xml:space="preserve"> </w:t>
-      </w:r>
-      <w:r>
-        <w:t xml:space="preserve">If you see someone hunting for commands to type, nudge them:</w:t>
-      </w:r>
-      <w:r>
-        <w:t xml:space="preserve"> </w:t>
-      </w:r>
-      <w:r>
-        <w:t xml:space="preserve">“Just ask Copilot to</w:t>
-      </w:r>
-      <w:r>
-        <w:t xml:space="preserve"> </w:t>
-      </w:r>
-      <w:r>
-        <w:t xml:space="preserve">do that for you.”</w:t>
+        <w:t xml:space="preserve">Checkpoint:</w:t>
+      </w:r>
+      <w:r>
+        <w:t xml:space="preserve"> </w:t>
+      </w:r>
+      <w:r>
+        <w:t xml:space="preserve">compare the lists. Resolve differences before continuing.</w:t>
+      </w:r>
+    </w:p>
+    <w:bookmarkEnd w:id="18"/>
+    <w:bookmarkStart w:id="19" w:name="clean-and-combine-the-data"/>
+    <w:p>
+      <w:pPr>
+        <w:pStyle w:val="Heading2"/>
+      </w:pPr>
+      <w:r>
+        <w:t xml:space="preserve">2. Clean and combine the data</w:t>
+      </w:r>
+    </w:p>
+    <w:p>
+      <w:pPr>
+        <w:pStyle w:val="FirstParagraph"/>
+      </w:pPr>
+      <w:r>
+        <w:t xml:space="preserve">Everyone enters:</w:t>
+      </w:r>
+    </w:p>
+    <w:p>
+      <w:pPr>
+        <w:pStyle w:val="BlockText"/>
+      </w:pPr>
+      <w:r>
+        <w:t xml:space="preserve">Create a Python script named</w:t>
+      </w:r>
+      <w:r>
+        <w:t xml:space="preserve"> </w:t>
+      </w:r>
+      <w:r>
+        <w:rPr>
+          <w:rStyle w:val="VerbatimChar"/>
+        </w:rPr>
+        <w:t xml:space="preserve">clean_sales.py</w:t>
+      </w:r>
+      <w:r>
+        <w:t xml:space="preserve"> </w:t>
+      </w:r>
+      <w:r>
+        <w:t xml:space="preserve">that combines the January and</w:t>
+      </w:r>
+      <w:r>
+        <w:t xml:space="preserve"> </w:t>
+      </w:r>
+      <w:r>
+        <w:t xml:space="preserve">February sales files, fixes every issue in the plan, joins the product list,</w:t>
+      </w:r>
+      <w:r>
+        <w:t xml:space="preserve"> </w:t>
+      </w:r>
+      <w:r>
+        <w:t xml:space="preserve">and writes a new file named</w:t>
+      </w:r>
+      <w:r>
+        <w:t xml:space="preserve"> </w:t>
+      </w:r>
+      <w:r>
+        <w:rPr>
+          <w:rStyle w:val="VerbatimChar"/>
+        </w:rPr>
+        <w:t xml:space="preserve">sales_clean.csv</w:t>
+      </w:r>
+      <w:r>
+        <w:t xml:space="preserve">. Never modify the three source</w:t>
+      </w:r>
+      <w:r>
+        <w:t xml:space="preserve"> </w:t>
+      </w:r>
+      <w:r>
+        <w:t xml:space="preserve">CSV files. Explain the script in five bullets, then run it.</w:t>
+      </w:r>
+    </w:p>
+    <w:p>
+      <w:pPr>
+        <w:pStyle w:val="FirstParagraph"/>
+      </w:pPr>
+      <w:r>
+        <w:t xml:space="preserve">Read the explanation before approving the run.</w:t>
+      </w:r>
+    </w:p>
+    <w:p>
+      <w:pPr>
+        <w:pStyle w:val="BodyText"/>
+      </w:pPr>
+      <w:r>
+        <w:rPr>
+          <w:b/>
+          <w:bCs/>
+        </w:rPr>
+        <w:t xml:space="preserve">Checkpoint:</w:t>
+      </w:r>
+      <w:r>
+        <w:t xml:space="preserve"> </w:t>
+      </w:r>
+      <w:r>
+        <w:t xml:space="preserve">open</w:t>
+      </w:r>
+      <w:r>
+        <w:t xml:space="preserve"> </w:t>
+      </w:r>
+      <w:r>
+        <w:rPr>
+          <w:rStyle w:val="VerbatimChar"/>
+        </w:rPr>
+        <w:t xml:space="preserve">sales_clean.csv</w:t>
+      </w:r>
+      <w:r>
+        <w:t xml:space="preserve"> </w:t>
+      </w:r>
+      <w:r>
+        <w:t xml:space="preserve">and confirm it contains both months.</w:t>
+      </w:r>
+    </w:p>
+    <w:p>
+      <w:pPr>
+        <w:pStyle w:val="BodyText"/>
+      </w:pPr>
+      <w:r>
+        <w:t xml:space="preserve">If anyone gets an error, everyone practises the same recovery prompt:</w:t>
+      </w:r>
+    </w:p>
+    <w:p>
+      <w:pPr>
+        <w:pStyle w:val="BlockText"/>
+      </w:pPr>
+      <w:r>
+        <w:t xml:space="preserve">Explain the error in plain English. Make only the smallest necessary fix, then</w:t>
+      </w:r>
+      <w:r>
+        <w:t xml:space="preserve"> </w:t>
+      </w:r>
+      <w:r>
+        <w:t xml:space="preserve">run the script again.</w:t>
+      </w:r>
+    </w:p>
+    <w:bookmarkEnd w:id="19"/>
+    <w:bookmarkStart w:id="20" w:name="answer-business-questions"/>
+    <w:p>
+      <w:pPr>
+        <w:pStyle w:val="Heading2"/>
+      </w:pPr>
+      <w:r>
+        <w:t xml:space="preserve">3. Answer business questions</w:t>
+      </w:r>
+    </w:p>
+    <w:p>
+      <w:pPr>
+        <w:pStyle w:val="FirstParagraph"/>
+      </w:pPr>
+      <w:r>
+        <w:t xml:space="preserve">Everyone enters:</w:t>
+      </w:r>
+    </w:p>
+    <w:p>
+      <w:pPr>
+        <w:pStyle w:val="BlockText"/>
+      </w:pPr>
+      <w:r>
+        <w:t xml:space="preserve">Using</w:t>
+      </w:r>
+      <w:r>
+        <w:t xml:space="preserve"> </w:t>
+      </w:r>
+      <w:r>
+        <w:rPr>
+          <w:rStyle w:val="VerbatimChar"/>
+        </w:rPr>
+        <w:t xml:space="preserve">sales_clean.csv</w:t>
+      </w:r>
+      <w:r>
+        <w:t xml:space="preserve">, calculate total revenue by region and by month, the</w:t>
+      </w:r>
+      <w:r>
+        <w:t xml:space="preserve"> </w:t>
+      </w:r>
+      <w:r>
+        <w:t xml:space="preserve">top-selling product by revenue, and the five largest discounts from list</w:t>
+      </w:r>
+      <w:r>
+        <w:t xml:space="preserve"> </w:t>
+      </w:r>
+      <w:r>
+        <w:t xml:space="preserve">price. Run the analysis and save the results as</w:t>
+      </w:r>
+      <w:r>
+        <w:t xml:space="preserve"> </w:t>
+      </w:r>
+      <w:r>
+        <w:rPr>
+          <w:rStyle w:val="VerbatimChar"/>
+        </w:rPr>
+        <w:t xml:space="preserve">analysis.md</w:t>
+      </w:r>
+      <w:r>
+        <w:t xml:space="preserve"> </w:t>
+      </w:r>
+      <w:r>
+        <w:t xml:space="preserve">with clear tables.</w:t>
+      </w:r>
+    </w:p>
+    <w:p>
+      <w:pPr>
+        <w:pStyle w:val="FirstParagraph"/>
+      </w:pPr>
+      <w:r>
+        <w:rPr>
+          <w:b/>
+          <w:bCs/>
+        </w:rPr>
+        <w:t xml:space="preserve">Checkpoint:</w:t>
+      </w:r>
+      <w:r>
+        <w:t xml:space="preserve"> </w:t>
+      </w:r>
+      <w:r>
+        <w:t xml:space="preserve">Copilot must run the analysis and write actual results, not only</w:t>
+      </w:r>
+      <w:r>
+        <w:t xml:space="preserve"> </w:t>
+      </w:r>
+      <w:r>
+        <w:t xml:space="preserve">describe code.</w:t>
+      </w:r>
+    </w:p>
+    <w:bookmarkEnd w:id="20"/>
+    <w:bookmarkStart w:id="21" w:name="validate-the-result"/>
+    <w:p>
+      <w:pPr>
+        <w:pStyle w:val="Heading2"/>
+      </w:pPr>
+      <w:r>
+        <w:t xml:space="preserve">4. Validate the result</w:t>
+      </w:r>
+    </w:p>
+    <w:p>
+      <w:pPr>
+        <w:pStyle w:val="FirstParagraph"/>
+      </w:pPr>
+      <w:r>
+        <w:t xml:space="preserve">Everyone enters:</w:t>
+      </w:r>
+    </w:p>
+    <w:p>
+      <w:pPr>
+        <w:pStyle w:val="BlockText"/>
+      </w:pPr>
+      <w:r>
+        <w:t xml:space="preserve">Validate the cleaned data. Report the source row count, cleaned row count,</w:t>
+      </w:r>
+      <w:r>
+        <w:t xml:space="preserve"> </w:t>
+      </w:r>
+      <w:r>
+        <w:t xml:space="preserve">date range, total units, total revenue, duplicate count, missing-value count,</w:t>
+      </w:r>
+      <w:r>
+        <w:t xml:space="preserve"> </w:t>
+      </w:r>
+      <w:r>
+        <w:t xml:space="preserve">and three sample rows. Recalculate totals independently from the cleaned CSV.</w:t>
+      </w:r>
+      <w:r>
+        <w:t xml:space="preserve"> </w:t>
+      </w:r>
+      <w:r>
+        <w:t xml:space="preserve">Save the evidence as</w:t>
+      </w:r>
+      <w:r>
+        <w:t xml:space="preserve"> </w:t>
+      </w:r>
+      <w:r>
+        <w:rPr>
+          <w:rStyle w:val="VerbatimChar"/>
+        </w:rPr>
+        <w:t xml:space="preserve">data-quality-report.md</w:t>
+      </w:r>
+      <w:r>
+        <w:t xml:space="preserve">. Flag any mismatch instead of</w:t>
+      </w:r>
+      <w:r>
+        <w:t xml:space="preserve"> </w:t>
+      </w:r>
+      <w:r>
+        <w:t xml:space="preserve">hiding or guessing it.</w:t>
+      </w:r>
+    </w:p>
+    <w:p>
+      <w:pPr>
+        <w:pStyle w:val="FirstParagraph"/>
+      </w:pPr>
+      <w:r>
+        <w:rPr>
+          <w:b/>
+          <w:bCs/>
+        </w:rPr>
+        <w:t xml:space="preserve">Checkpoint:</w:t>
+      </w:r>
+      <w:r>
+        <w:t xml:space="preserve"> </w:t>
+      </w:r>
+      <w:r>
+        <w:t xml:space="preserve">compare row counts and totals with the facilitator. If a result</w:t>
+      </w:r>
+      <w:r>
+        <w:t xml:space="preserve"> </w:t>
+      </w:r>
+      <w:r>
+        <w:t xml:space="preserve">differs, ask Copilot to identify the first differing row or assumption.</w:t>
+      </w:r>
+    </w:p>
+    <w:bookmarkEnd w:id="21"/>
+    <w:bookmarkStart w:id="22" w:name="improve-the-handoff"/>
+    <w:p>
+      <w:pPr>
+        <w:pStyle w:val="Heading2"/>
+      </w:pPr>
+      <w:r>
+        <w:t xml:space="preserve">5. Improve the handoff</w:t>
+      </w:r>
+    </w:p>
+    <w:p>
+      <w:pPr>
+        <w:pStyle w:val="FirstParagraph"/>
+      </w:pPr>
+      <w:r>
+        <w:t xml:space="preserve">Everyone enters:</w:t>
+      </w:r>
+    </w:p>
+    <w:p>
+      <w:pPr>
+        <w:pStyle w:val="BlockText"/>
+      </w:pPr>
+      <w:r>
+        <w:t xml:space="preserve">Review</w:t>
+      </w:r>
+      <w:r>
+        <w:t xml:space="preserve"> </w:t>
+      </w:r>
+      <w:r>
+        <w:rPr>
+          <w:rStyle w:val="VerbatimChar"/>
+        </w:rPr>
+        <w:t xml:space="preserve">analysis.md</w:t>
+      </w:r>
+      <w:r>
+        <w:t xml:space="preserve"> </w:t>
+      </w:r>
+      <w:r>
+        <w:t xml:space="preserve">and</w:t>
+      </w:r>
+      <w:r>
+        <w:t xml:space="preserve"> </w:t>
+      </w:r>
+      <w:r>
+        <w:rPr>
+          <w:rStyle w:val="VerbatimChar"/>
+        </w:rPr>
+        <w:t xml:space="preserve">data-quality-report.md</w:t>
+      </w:r>
+      <w:r>
+        <w:t xml:space="preserve"> </w:t>
+      </w:r>
+      <w:r>
+        <w:t xml:space="preserve">for a non-technical manager.</w:t>
+      </w:r>
+      <w:r>
+        <w:t xml:space="preserve"> </w:t>
+      </w:r>
+      <w:r>
+        <w:t xml:space="preserve">Add a short executive summary to</w:t>
+      </w:r>
+      <w:r>
+        <w:t xml:space="preserve"> </w:t>
+      </w:r>
+      <w:r>
+        <w:rPr>
+          <w:rStyle w:val="VerbatimChar"/>
+        </w:rPr>
+        <w:t xml:space="preserve">analysis.md</w:t>
+      </w:r>
+      <w:r>
+        <w:t xml:space="preserve"> </w:t>
+      </w:r>
+      <w:r>
+        <w:t xml:space="preserve">with three findings and one</w:t>
+      </w:r>
+      <w:r>
+        <w:t xml:space="preserve"> </w:t>
+      </w:r>
+      <w:r>
+        <w:t xml:space="preserve">limitation. Use only facts calculated from the files; do not invent figures.</w:t>
+      </w:r>
+    </w:p>
+    <w:p>
+      <w:pPr>
+        <w:pStyle w:val="FirstParagraph"/>
+      </w:pPr>
+      <w:r>
+        <w:rPr>
+          <w:b/>
+          <w:bCs/>
+        </w:rPr>
+        <w:t xml:space="preserve">Checkpoint:</w:t>
+      </w:r>
+      <w:r>
+        <w:t xml:space="preserve"> </w:t>
+      </w:r>
+      <w:r>
+        <w:t xml:space="preserve">ask which file and calculation supports each claim.</w:t>
+      </w:r>
+    </w:p>
+    <w:bookmarkEnd w:id="22"/>
+    <w:bookmarkStart w:id="23" w:name="create-and-inspect-the-local-package"/>
+    <w:p>
+      <w:pPr>
+        <w:pStyle w:val="Heading2"/>
+      </w:pPr>
+      <w:r>
+        <w:t xml:space="preserve">6. Create and inspect the local package</w:t>
+      </w:r>
+    </w:p>
+    <w:p>
+      <w:pPr>
+        <w:pStyle w:val="FirstParagraph"/>
+      </w:pPr>
+      <w:r>
+        <w:t xml:space="preserve">Everyone enters:</w:t>
+      </w:r>
+    </w:p>
+    <w:p>
+      <w:pPr>
+        <w:pStyle w:val="BlockText"/>
+      </w:pPr>
+      <w:r>
+        <w:t xml:space="preserve">Create a local folder named</w:t>
+      </w:r>
+      <w:r>
+        <w:t xml:space="preserve"> </w:t>
+      </w:r>
+      <w:r>
+        <w:rPr>
+          <w:rStyle w:val="VerbatimChar"/>
+        </w:rPr>
+        <w:t xml:space="preserve">handoff</w:t>
+      </w:r>
+      <w:r>
+        <w:t xml:space="preserve"> </w:t>
+      </w:r>
+      <w:r>
+        <w:t xml:space="preserve">containing copies of</w:t>
+      </w:r>
+      <w:r>
+        <w:t xml:space="preserve"> </w:t>
+      </w:r>
+      <w:r>
+        <w:rPr>
+          <w:rStyle w:val="VerbatimChar"/>
+        </w:rPr>
+        <w:t xml:space="preserve">sales_clean.csv</w:t>
+      </w:r>
+      <w:r>
+        <w:t xml:space="preserve">,</w:t>
+      </w:r>
+      <w:r>
+        <w:t xml:space="preserve"> </w:t>
+      </w:r>
+      <w:r>
+        <w:rPr>
+          <w:rStyle w:val="VerbatimChar"/>
+        </w:rPr>
+        <w:t xml:space="preserve">analysis.md</w:t>
+      </w:r>
+      <w:r>
+        <w:t xml:space="preserve">, and</w:t>
+      </w:r>
+      <w:r>
+        <w:t xml:space="preserve"> </w:t>
+      </w:r>
+      <w:r>
+        <w:rPr>
+          <w:rStyle w:val="VerbatimChar"/>
+        </w:rPr>
+        <w:t xml:space="preserve">data-quality-report.md</w:t>
+      </w:r>
+      <w:r>
+        <w:t xml:space="preserve">. Add a</w:t>
+      </w:r>
+      <w:r>
+        <w:t xml:space="preserve"> </w:t>
+      </w:r>
+      <w:r>
+        <w:rPr>
+          <w:rStyle w:val="VerbatimChar"/>
+        </w:rPr>
+        <w:t xml:space="preserve">README.md</w:t>
+      </w:r>
+      <w:r>
+        <w:t xml:space="preserve"> </w:t>
+      </w:r>
+      <w:r>
+        <w:t xml:space="preserve">that explains</w:t>
+      </w:r>
+      <w:r>
+        <w:t xml:space="preserve"> </w:t>
+      </w:r>
+      <w:r>
+        <w:t xml:space="preserve">what each file contains and how to rerun</w:t>
+      </w:r>
+      <w:r>
+        <w:t xml:space="preserve"> </w:t>
+      </w:r>
+      <w:r>
+        <w:rPr>
+          <w:rStyle w:val="VerbatimChar"/>
+        </w:rPr>
+        <w:t xml:space="preserve">clean_sales.py</w:t>
+      </w:r>
+      <w:r>
+        <w:t xml:space="preserve">. Create</w:t>
+      </w:r>
+      <w:r>
+        <w:t xml:space="preserve"> </w:t>
+      </w:r>
+      <w:r>
+        <w:rPr>
+          <w:rStyle w:val="VerbatimChar"/>
+        </w:rPr>
+        <w:t xml:space="preserve">sales-handoff.zip</w:t>
+      </w:r>
+      <w:r>
+        <w:t xml:space="preserve"> </w:t>
+      </w:r>
+      <w:r>
+        <w:t xml:space="preserve">from that folder. Do not upload or send anything.</w:t>
+      </w:r>
+    </w:p>
+    <w:p>
+      <w:pPr>
+        <w:pStyle w:val="FirstParagraph"/>
+      </w:pPr>
+      <w:r>
+        <w:rPr>
+          <w:b/>
+          <w:bCs/>
+        </w:rPr>
+        <w:t xml:space="preserve">Final checkpoint:</w:t>
+      </w:r>
+      <w:r>
+        <w:t xml:space="preserve"> </w:t>
+      </w:r>
+      <w:r>
+        <w:t xml:space="preserve">the</w:t>
+      </w:r>
+      <w:r>
+        <w:t xml:space="preserve"> </w:t>
+      </w:r>
+      <w:r>
+        <w:rPr>
+          <w:rStyle w:val="VerbatimChar"/>
+        </w:rPr>
+        <w:t xml:space="preserve">handoff</w:t>
+      </w:r>
+      <w:r>
+        <w:t xml:space="preserve"> </w:t>
+      </w:r>
+      <w:r>
+        <w:t xml:space="preserve">folder contains exactly four files and the ZIP</w:t>
+      </w:r>
+      <w:r>
+        <w:t xml:space="preserve"> </w:t>
+      </w:r>
+      <w:r>
+        <w:t xml:space="preserve">exists. All outputs remain local. There is no cloud teardown.</w:t>
+      </w:r>
+    </w:p>
+    <w:bookmarkEnd w:id="23"/>
+    <w:bookmarkStart w:id="24" w:name="safety-rules"/>
+    <w:p>
+      <w:pPr>
+        <w:pStyle w:val="Heading2"/>
+      </w:pPr>
+      <w:r>
+        <w:t xml:space="preserve">Safety rules</w:t>
       </w:r>
     </w:p>
     <w:p>
@@ -1046,7 +1464,7 @@
         </w:numPr>
       </w:pPr>
       <w:r>
-        <w:rPr/>
+        <w:t xml:space="preserve">Read every proposed action before approving it.</w:t>
       </w:r>
     </w:p>
     <w:p>
@@ -1058,44 +1476,7 @@
         </w:numPr>
       </w:pPr>
       <w:r>
-        <w:t xml:space="preserve">Remind people to</w:t>
-      </w:r>
-      <w:r>
-        <w:t xml:space="preserve"> </w:t>
-      </w:r>
-      <w:r>
-        <w:rPr>
-          <w:b/>
-          <w:bCs/>
-        </w:rPr>
-        <w:t xml:space="preserve">read and approve</w:t>
-      </w:r>
-      <w:r>
-        <w:t xml:space="preserve"> </w:t>
-      </w:r>
-      <w:r>
-        <w:t xml:space="preserve">each action Copilot proposes — that’s the</w:t>
-      </w:r>
-      <w:r>
-        <w:t xml:space="preserve"> </w:t>
-      </w:r>
-      <w:r>
-        <w:t xml:space="preserve">“you stay in control”</w:t>
-      </w:r>
-      <w:r>
-        <w:t xml:space="preserve"> </w:t>
-      </w:r>
-      <w:r>
-        <w:t xml:space="preserve">muscle, and where the learning is.</w:t>
-      </w:r>
-    </w:p>
-    <w:bookmarkStart w:id="13" w:name="systems-engineer-track-what-to-watch-for"/>
-    <w:p>
-      <w:pPr>
-        <w:pStyle w:val="Heading3"/>
-      </w:pPr>
-      <w:r>
-        <w:t xml:space="preserve">Systems Engineer track — what to watch for</w:t>
+        <w:t xml:space="preserve">Keep the three source CSV files unchanged.</w:t>
       </w:r>
     </w:p>
     <w:p>
@@ -1103,11 +1484,11 @@
         <w:pStyle w:val="Compact"/>
         <w:numPr>
           <w:ilvl w:val="0"/>
-          <w:numId w:val="1006"/>
+          <w:numId w:val="1005"/>
         </w:numPr>
       </w:pPr>
       <w:r>
-        <w:t xml:space="preserve">Frame Copilot as intent-to-IaC: a brief in, a reviewable template + commands out.</w:t>
+        <w:t xml:space="preserve">Never paste secrets, real customer data, or confidential information into Copilot.</w:t>
       </w:r>
     </w:p>
     <w:p>
@@ -1115,27 +1496,11 @@
         <w:pStyle w:val="Compact"/>
         <w:numPr>
           <w:ilvl w:val="0"/>
-          <w:numId w:val="1006"/>
+          <w:numId w:val="1005"/>
         </w:numPr>
       </w:pPr>
       <w:r>
-        <w:t xml:space="preserve">Push everyone to run</w:t>
-      </w:r>
-      <w:r>
-        <w:t xml:space="preserve"> </w:t>
-      </w:r>
-      <w:r>
-        <w:rPr>
-          <w:b/>
-          <w:bCs/>
-        </w:rPr>
-        <w:t xml:space="preserve">what-if before create</w:t>
-      </w:r>
-      <w:r>
-        <w:t xml:space="preserve"> </w:t>
-      </w:r>
-      <w:r>
-        <w:t xml:space="preserve">— the single most important habit.</w:t>
+        <w:t xml:space="preserve">Require evidence for totals and claims. Copilot drafts; people decide.</w:t>
       </w:r>
     </w:p>
     <w:p>
@@ -1143,314 +1508,21 @@
         <w:pStyle w:val="Compact"/>
         <w:numPr>
           <w:ilvl w:val="0"/>
-          <w:numId w:val="1006"/>
+          <w:numId w:val="1005"/>
         </w:numPr>
       </w:pPr>
       <w:r>
-        <w:t xml:space="preserve">Common failures are in</w:t>
-      </w:r>
-      <w:r>
-        <w:t xml:space="preserve"> </w:t>
-      </w:r>
-      <w:r>
-        <w:rPr>
-          <w:rStyle w:val="VerbatimChar"/>
-        </w:rPr>
-        <w:t xml:space="preserve">sample-error.txt</w:t>
-      </w:r>
-      <w:r>
-        <w:t xml:space="preserve">: storage name collision, policy</w:t>
-      </w:r>
-      <w:r>
-        <w:t xml:space="preserve"> </w:t>
-      </w:r>
-      <w:r>
-        <w:t xml:space="preserve">blocking public blob access, an over-open NSG rule, VM size unavailable, and the</w:t>
-      </w:r>
-      <w:r>
-        <w:t xml:space="preserve"> </w:t>
-      </w:r>
-      <w:r>
-        <w:t xml:space="preserve">“you only have Contributor”</w:t>
-      </w:r>
-      <w:r>
-        <w:t xml:space="preserve"> </w:t>
-      </w:r>
-      <w:r>
-        <w:t xml:space="preserve">role-assignment error. Coach the smallest fix.</w:t>
-      </w:r>
-    </w:p>
-    <w:p>
-      <w:pPr>
-        <w:pStyle w:val="Compact"/>
-        <w:numPr>
-          <w:ilvl w:val="0"/>
-          <w:numId w:val="1006"/>
-        </w:numPr>
-      </w:pPr>
-      <w:r>
-        <w:t xml:space="preserve">If Copilot adds a role assignment, remind them to remove it (Contributor only).</w:t>
-      </w:r>
-    </w:p>
-    <w:bookmarkEnd w:id="13"/>
-    <w:bookmarkStart w:id="14" w:name="data-engineer-track-what-to-watch-for"/>
-    <w:p>
-      <w:pPr>
-        <w:pStyle w:val="Heading3"/>
-      </w:pPr>
-      <w:r>
-        <w:t xml:space="preserve">Data Engineer track — what to watch for</w:t>
-      </w:r>
-    </w:p>
-    <w:p>
-      <w:pPr>
-        <w:pStyle w:val="Compact"/>
-        <w:numPr>
-          <w:ilvl w:val="0"/>
-          <w:numId w:val="1007"/>
-        </w:numPr>
-      </w:pPr>
-      <w:r>
-        <w:t xml:space="preserve">If Copilot tries to overwrite source CSVs, stop and ask it to write new output</w:t>
-      </w:r>
-      <w:r>
-        <w:t xml:space="preserve"> </w:t>
-      </w:r>
-      <w:r>
-        <w:t xml:space="preserve">files only.</w:t>
-      </w:r>
-    </w:p>
-    <w:p>
-      <w:pPr>
-        <w:pStyle w:val="Compact"/>
-        <w:numPr>
-          <w:ilvl w:val="0"/>
-          <w:numId w:val="1007"/>
-        </w:numPr>
-      </w:pPr>
-      <w:r>
-        <w:t xml:space="preserve">If a script is long, have them ask Copilot to explain it in 5 bullets first.</w:t>
-      </w:r>
-    </w:p>
-    <w:p>
-      <w:pPr>
-        <w:pStyle w:val="Compact"/>
-        <w:numPr>
-          <w:ilvl w:val="0"/>
-          <w:numId w:val="1007"/>
-        </w:numPr>
-      </w:pPr>
-      <w:r>
-        <w:t xml:space="preserve">The ship step uses the storage account key (Contributor can list keys) — no</w:t>
-      </w:r>
-      <w:r>
-        <w:t xml:space="preserve"> </w:t>
-      </w:r>
-      <w:r>
-        <w:t xml:space="preserve">data-plane RBAC needed.</w:t>
-      </w:r>
-    </w:p>
-    <w:bookmarkEnd w:id="14"/>
-    <w:bookmarkEnd w:id="15"/>
-    <w:bookmarkStart w:id="16" w:name="recovery-prompts-any-track"/>
+        <w:t xml:space="preserve">Keep all outputs local during the workshop.</w:t>
+      </w:r>
+    </w:p>
+    <w:bookmarkEnd w:id="24"/>
+    <w:bookmarkStart w:id="25" w:name="wrap-up"/>
     <w:p>
       <w:pPr>
         <w:pStyle w:val="Heading2"/>
       </w:pPr>
       <w:r>
-        <w:t xml:space="preserve">Recovery prompts (any track)</w:t>
-      </w:r>
-    </w:p>
-    <w:p>
-      <w:pPr>
-        <w:pStyle w:val="Compact"/>
-        <w:numPr>
-          <w:ilvl w:val="0"/>
-          <w:numId w:val="1008"/>
-        </w:numPr>
-      </w:pPr>
-      <w:r>
-        <w:t xml:space="preserve">“Explain this error in plain English and suggest the smallest fix.”</w:t>
-      </w:r>
-    </w:p>
-    <w:p>
-      <w:pPr>
-        <w:pStyle w:val="Compact"/>
-        <w:numPr>
-          <w:ilvl w:val="0"/>
-          <w:numId w:val="1008"/>
-        </w:numPr>
-      </w:pPr>
-      <w:r>
-        <w:t xml:space="preserve">“Do not rewrite everything. Only change the part causing this problem.”</w:t>
-      </w:r>
-    </w:p>
-    <w:p>
-      <w:pPr>
-        <w:pStyle w:val="Compact"/>
-        <w:numPr>
-          <w:ilvl w:val="0"/>
-          <w:numId w:val="1008"/>
-        </w:numPr>
-      </w:pPr>
-      <w:r>
-        <w:t xml:space="preserve">“Before you run or deploy this, tell me exactly what it creates, reads, or writes.”</w:t>
-      </w:r>
-    </w:p>
-    <w:p>
-      <w:pPr>
-        <w:pStyle w:val="Compact"/>
-        <w:numPr>
-          <w:ilvl w:val="0"/>
-          <w:numId w:val="1008"/>
-        </w:numPr>
-      </w:pPr>
-      <w:r>
-        <w:t xml:space="preserve">“Make this safer: least-privilege, new output files, originals untouched.”</w:t>
-      </w:r>
-    </w:p>
-    <w:bookmarkEnd w:id="16"/>
-    <w:bookmarkStart w:id="17" w:name="teardown-checklist"/>
-    <w:p>
-      <w:pPr>
-        <w:pStyle w:val="Heading2"/>
-      </w:pPr>
-      <w:r>
-        <w:t xml:space="preserve">Teardown checklist</w:t>
-      </w:r>
-    </w:p>
-    <w:p>
-      <w:pPr>
-        <w:pStyle w:val="Compact"/>
-        <w:numPr>
-          <w:ilvl w:val="0"/>
-          <w:numId w:val="1009"/>
-        </w:numPr>
-      </w:pPr>
-      <w:r>
-        <w:t xml:space="preserve">Every attendee asks Copilot to delete their resource group.</w:t>
-      </w:r>
-    </w:p>
-    <w:p>
-      <w:pPr>
-        <w:pStyle w:val="Compact"/>
-        <w:numPr>
-          <w:ilvl w:val="0"/>
-          <w:numId w:val="1009"/>
-        </w:numPr>
-      </w:pPr>
-      <w:r>
-        <w:t xml:space="preserve">Spot-check for leftovers after the session (you can run this yourself, or ask</w:t>
-      </w:r>
-      <w:r>
-        <w:t xml:space="preserve"> </w:t>
-      </w:r>
-      <w:r>
-        <w:t xml:space="preserve">Copilot): list resource groups whose name starts with</w:t>
-      </w:r>
-      <w:r>
-        <w:t xml:space="preserve"> </w:t>
-      </w:r>
-      <w:r>
-        <w:rPr>
-          <w:rStyle w:val="VerbatimChar"/>
-        </w:rPr>
-        <w:t xml:space="preserve">rg-contoso-</w:t>
-      </w:r>
-      <w:r>
-        <w:t xml:space="preserve">.</w:t>
-      </w:r>
-    </w:p>
-    <w:p>
-      <w:pPr>
-        <w:pStyle w:val="Compact"/>
-        <w:numPr>
-          <w:ilvl w:val="0"/>
-          <w:numId w:val="1009"/>
-        </w:numPr>
-      </w:pPr>
-      <w:r>
-        <w:t xml:space="preserve">Delete any pre-created resource groups you handed out.</w:t>
-      </w:r>
-    </w:p>
-    <w:bookmarkEnd w:id="17"/>
-    <w:bookmarkStart w:id="18" w:name="safety-rules-to-repeat"/>
-    <w:p>
-      <w:pPr>
-        <w:pStyle w:val="Heading2"/>
-      </w:pPr>
-      <w:r>
-        <w:t xml:space="preserve">Safety rules to repeat</w:t>
-      </w:r>
-    </w:p>
-    <w:p>
-      <w:pPr>
-        <w:pStyle w:val="Compact"/>
-        <w:numPr>
-          <w:ilvl w:val="0"/>
-          <w:numId w:val="1010"/>
-        </w:numPr>
-      </w:pPr>
-      <w:r>
-        <w:t xml:space="preserve">Preview infrastructure with what-if before you deploy; work on copies of data.</w:t>
-      </w:r>
-    </w:p>
-    <w:p>
-      <w:pPr>
-        <w:pStyle w:val="Compact"/>
-        <w:numPr>
-          <w:ilvl w:val="0"/>
-          <w:numId w:val="1010"/>
-        </w:numPr>
-      </w:pPr>
-      <w:r>
-        <w:t xml:space="preserve">Read before you approve; know the cost and blast radius.</w:t>
-      </w:r>
-    </w:p>
-    <w:p>
-      <w:pPr>
-        <w:pStyle w:val="Compact"/>
-        <w:numPr>
-          <w:ilvl w:val="0"/>
-          <w:numId w:val="1010"/>
-        </w:numPr>
-      </w:pPr>
-      <w:r>
-        <w:t xml:space="preserve">No secrets, customer PII, or confidential data in prompts. (Subscription ID is fine.)</w:t>
-      </w:r>
-    </w:p>
-    <w:p>
-      <w:pPr>
-        <w:pStyle w:val="Compact"/>
-        <w:numPr>
-          <w:ilvl w:val="0"/>
-          <w:numId w:val="1010"/>
-        </w:numPr>
-      </w:pPr>
-      <w:r>
-        <w:t xml:space="preserve">Sanity-check counts, totals, dates; for infra, check security and cost.</w:t>
-      </w:r>
-    </w:p>
-    <w:p>
-      <w:pPr>
-        <w:pStyle w:val="Compact"/>
-        <w:numPr>
-          <w:ilvl w:val="0"/>
-          <w:numId w:val="1010"/>
-        </w:numPr>
-      </w:pPr>
-      <w:r>
-        <w:t xml:space="preserve">You own the result. Copilot is a helper, not the accountable reviewer or approver.</w:t>
-      </w:r>
-    </w:p>
-    <w:bookmarkEnd w:id="18"/>
-    <w:bookmarkStart w:id="19" w:name="about-the-data"/>
-    <w:p>
-      <w:pPr>
-        <w:pStyle w:val="Heading2"/>
-      </w:pPr>
-      <w:r>
-        <w:t xml:space="preserve">About the data</w:t>
+        <w:t xml:space="preserve">Wrap-up</w:t>
       </w:r>
     </w:p>
     <w:p>
@@ -1458,46 +1530,23 @@
         <w:pStyle w:val="FirstParagraph"/>
       </w:pPr>
       <w:r>
-        <w:t xml:space="preserve">All names, emails, and numbers are fictitious. People (Megan Bowen, Adele Vance,</w:t>
-      </w:r>
-      <w:r>
-        <w:t xml:space="preserve"> </w:t>
-      </w:r>
-      <w:r>
-        <w:t xml:space="preserve">Alex Wilber, Diego Siciliani) and the company Contoso are Microsoft’s standard</w:t>
-      </w:r>
-      <w:r>
-        <w:t xml:space="preserve"> </w:t>
-      </w:r>
-      <w:r>
-        <w:t xml:space="preserve">sample identities. There is no real personal data in the samples.</w:t>
-      </w:r>
-    </w:p>
-    <w:bookmarkEnd w:id="19"/>
-    <w:bookmarkEnd w:id="20"/>
-    <w:p>
-      <w:pPr>
-        <w:pStyle w:val="Heading2"/>
-      </w:pPr>
-      <w:r>
-        <w:t>Attendee setup choices</w:t>
-      </w:r>
-    </w:p>
-    <w:p>
-      <w:r>
-        <w:t>Codespaces: attendees create a Codespace, then run `copilot` in the terminal. Copilot Chat remains disabled in this path.</w:t>
-      </w:r>
-    </w:p>
-    <w:p>
-      <w:r>
-        <w:t>GitHub Copilot app for Windows: attendees download the x64 installer from gh.io/copilot-app-win64, then install Git, Azure CLI, and Python for the Data track. They add the workshop repository as a project and start an Interactive session.</w:t>
-      </w:r>
-    </w:p>
-    <w:p>
-      <w:r>
-        <w:t>At the start of the hands-on, verify the selected path: a trusted `copilot` terminal session in Codespaces or an Interactive app session.</w:t>
-      </w:r>
-    </w:p>
+        <w:t xml:space="preserve">The skill is not memorising Python. It is describing an outcome, reviewing the</w:t>
+      </w:r>
+      <w:r>
+        <w:t xml:space="preserve"> </w:t>
+      </w:r>
+      <w:r>
+        <w:t xml:space="preserve">proposal, running it deliberately, refining one issue at a time, and checking the</w:t>
+      </w:r>
+      <w:r>
+        <w:t xml:space="preserve"> </w:t>
+      </w:r>
+      <w:r>
+        <w:t xml:space="preserve">evidence before using the result.</w:t>
+      </w:r>
+    </w:p>
+    <w:bookmarkEnd w:id="25"/>
+    <w:bookmarkEnd w:id="26"/>
     <w:sectPr>
       <w:footnotePr>
         <w:numRestart w:val="eachSect"/>
@@ -1803,7 +1852,34 @@
     <w:abstractNumId w:val="991"/>
   </w:num>
   <w:num w:numId="1002">
-    <w:abstractNumId w:val="991"/>
+    <w:abstractNumId w:val="99411"/>
+    <w:lvlOverride w:ilvl="0">
+      <w:startOverride w:val="1"/>
+    </w:lvlOverride>
+    <w:lvlOverride w:ilvl="1">
+      <w:startOverride w:val="1"/>
+    </w:lvlOverride>
+    <w:lvlOverride w:ilvl="2">
+      <w:startOverride w:val="1"/>
+    </w:lvlOverride>
+    <w:lvlOverride w:ilvl="3">
+      <w:startOverride w:val="1"/>
+    </w:lvlOverride>
+    <w:lvlOverride w:ilvl="4">
+      <w:startOverride w:val="1"/>
+    </w:lvlOverride>
+    <w:lvlOverride w:ilvl="5">
+      <w:startOverride w:val="1"/>
+    </w:lvlOverride>
+    <w:lvlOverride w:ilvl="6">
+      <w:startOverride w:val="1"/>
+    </w:lvlOverride>
+    <w:lvlOverride w:ilvl="7">
+      <w:startOverride w:val="1"/>
+    </w:lvlOverride>
+    <w:lvlOverride w:ilvl="8">
+      <w:startOverride w:val="1"/>
+    </w:lvlOverride>
   </w:num>
   <w:num w:numId="1003">
     <w:abstractNumId w:val="99411"/>
@@ -1836,24 +1912,36 @@
     </w:lvlOverride>
   </w:num>
   <w:num w:numId="1004">
-    <w:abstractNumId w:val="991"/>
+    <w:abstractNumId w:val="99411"/>
+    <w:lvlOverride w:ilvl="0">
+      <w:startOverride w:val="1"/>
+    </w:lvlOverride>
+    <w:lvlOverride w:ilvl="1">
+      <w:startOverride w:val="1"/>
+    </w:lvlOverride>
+    <w:lvlOverride w:ilvl="2">
+      <w:startOverride w:val="1"/>
+    </w:lvlOverride>
+    <w:lvlOverride w:ilvl="3">
+      <w:startOverride w:val="1"/>
+    </w:lvlOverride>
+    <w:lvlOverride w:ilvl="4">
+      <w:startOverride w:val="1"/>
+    </w:lvlOverride>
+    <w:lvlOverride w:ilvl="5">
+      <w:startOverride w:val="1"/>
+    </w:lvlOverride>
+    <w:lvlOverride w:ilvl="6">
+      <w:startOverride w:val="1"/>
+    </w:lvlOverride>
+    <w:lvlOverride w:ilvl="7">
+      <w:startOverride w:val="1"/>
+    </w:lvlOverride>
+    <w:lvlOverride w:ilvl="8">
+      <w:startOverride w:val="1"/>
+    </w:lvlOverride>
   </w:num>
   <w:num w:numId="1005">
-    <w:abstractNumId w:val="991"/>
-  </w:num>
-  <w:num w:numId="1006">
-    <w:abstractNumId w:val="991"/>
-  </w:num>
-  <w:num w:numId="1007">
-    <w:abstractNumId w:val="991"/>
-  </w:num>
-  <w:num w:numId="1008">
-    <w:abstractNumId w:val="991"/>
-  </w:num>
-  <w:num w:numId="1009">
-    <w:abstractNumId w:val="991"/>
-  </w:num>
-  <w:num w:numId="1010">
     <w:abstractNumId w:val="991"/>
   </w:num>
 </w:numbering>
@@ -2515,7 +2603,7 @@
       <w:color w:themeColor="accent1" w:themeShade="BF" w:val="365F91"/>
     </w:rPr>
   </w:style>
-  <w:style w:type="paragraph" w:customStyle="1" w:styleId="SourceCode">
+  <w:style w:customStyle="1" w:styleId="SourceCode" w:type="paragraph">
     <w:name w:val="Source Code"/>
     <w:basedOn w:val="Normal"/>
     <w:link w:val="VerbatimChar"/>
@@ -2523,7 +2611,7 @@
       <w:wordWrap w:val="off"/>
     </w:pPr>
   </w:style>
-  <w:style w:type="character" w:customStyle="1" w:styleId="KeywordTok">
+  <w:style w:customStyle="1" w:styleId="KeywordTok" w:type="character">
     <w:name w:val="KeywordTok"/>
     <w:basedOn w:val="VerbatimChar"/>
     <w:rPr>
@@ -2531,77 +2619,77 @@
       <w:color w:val="007020"/>
     </w:rPr>
   </w:style>
-  <w:style w:type="character" w:customStyle="1" w:styleId="DataTypeTok">
+  <w:style w:customStyle="1" w:styleId="DataTypeTok" w:type="character">
     <w:name w:val="DataTypeTok"/>
     <w:basedOn w:val="VerbatimChar"/>
     <w:rPr>
       <w:color w:val="902000"/>
     </w:rPr>
   </w:style>
-  <w:style w:type="character" w:customStyle="1" w:styleId="DecValTok">
+  <w:style w:customStyle="1" w:styleId="DecValTok" w:type="character">
     <w:name w:val="DecValTok"/>
     <w:basedOn w:val="VerbatimChar"/>
     <w:rPr>
       <w:color w:val="40a070"/>
     </w:rPr>
   </w:style>
-  <w:style w:type="character" w:customStyle="1" w:styleId="BaseNTok">
+  <w:style w:customStyle="1" w:styleId="BaseNTok" w:type="character">
     <w:name w:val="BaseNTok"/>
     <w:basedOn w:val="VerbatimChar"/>
     <w:rPr>
       <w:color w:val="40a070"/>
     </w:rPr>
   </w:style>
-  <w:style w:type="character" w:customStyle="1" w:styleId="FloatTok">
+  <w:style w:customStyle="1" w:styleId="FloatTok" w:type="character">
     <w:name w:val="FloatTok"/>
     <w:basedOn w:val="VerbatimChar"/>
     <w:rPr>
       <w:color w:val="40a070"/>
     </w:rPr>
   </w:style>
-  <w:style w:type="character" w:customStyle="1" w:styleId="ConstantTok">
+  <w:style w:customStyle="1" w:styleId="ConstantTok" w:type="character">
     <w:name w:val="ConstantTok"/>
     <w:basedOn w:val="VerbatimChar"/>
     <w:rPr>
       <w:color w:val="880000"/>
     </w:rPr>
   </w:style>
-  <w:style w:type="character" w:customStyle="1" w:styleId="CharTok">
+  <w:style w:customStyle="1" w:styleId="CharTok" w:type="character">
     <w:name w:val="CharTok"/>
     <w:basedOn w:val="VerbatimChar"/>
     <w:rPr>
       <w:color w:val="4070a0"/>
     </w:rPr>
   </w:style>
-  <w:style w:type="character" w:customStyle="1" w:styleId="SpecialCharTok">
+  <w:style w:customStyle="1" w:styleId="SpecialCharTok" w:type="character">
     <w:name w:val="SpecialCharTok"/>
     <w:basedOn w:val="VerbatimChar"/>
     <w:rPr>
       <w:color w:val="4070a0"/>
     </w:rPr>
   </w:style>
-  <w:style w:type="character" w:customStyle="1" w:styleId="StringTok">
+  <w:style w:customStyle="1" w:styleId="StringTok" w:type="character">
     <w:name w:val="StringTok"/>
     <w:basedOn w:val="VerbatimChar"/>
     <w:rPr>
       <w:color w:val="4070a0"/>
     </w:rPr>
   </w:style>
-  <w:style w:type="character" w:customStyle="1" w:styleId="VerbatimStringTok">
+  <w:style w:customStyle="1" w:styleId="VerbatimStringTok" w:type="character">
     <w:name w:val="VerbatimStringTok"/>
     <w:basedOn w:val="VerbatimChar"/>
     <w:rPr>
       <w:color w:val="4070a0"/>
     </w:rPr>
   </w:style>
-  <w:style w:type="character" w:customStyle="1" w:styleId="SpecialStringTok">
+  <w:style w:customStyle="1" w:styleId="SpecialStringTok" w:type="character">
     <w:name w:val="SpecialStringTok"/>
     <w:basedOn w:val="VerbatimChar"/>
     <w:rPr>
       <w:color w:val="bb6688"/>
     </w:rPr>
   </w:style>
-  <w:style w:type="character" w:customStyle="1" w:styleId="ImportTok">
+  <w:style w:customStyle="1" w:styleId="ImportTok" w:type="character">
     <w:name w:val="ImportTok"/>
     <w:basedOn w:val="VerbatimChar"/>
     <w:rPr>
@@ -2609,7 +2697,7 @@
       <w:color w:val="008000"/>
     </w:rPr>
   </w:style>
-  <w:style w:type="character" w:customStyle="1" w:styleId="CommentTok">
+  <w:style w:customStyle="1" w:styleId="CommentTok" w:type="character">
     <w:name w:val="CommentTok"/>
     <w:basedOn w:val="VerbatimChar"/>
     <w:rPr>
@@ -2617,7 +2705,7 @@
       <w:color w:val="60a0b0"/>
     </w:rPr>
   </w:style>
-  <w:style w:type="character" w:customStyle="1" w:styleId="DocumentationTok">
+  <w:style w:customStyle="1" w:styleId="DocumentationTok" w:type="character">
     <w:name w:val="DocumentationTok"/>
     <w:basedOn w:val="VerbatimChar"/>
     <w:rPr>
@@ -2625,7 +2713,7 @@
       <w:color w:val="ba2121"/>
     </w:rPr>
   </w:style>
-  <w:style w:type="character" w:customStyle="1" w:styleId="AnnotationTok">
+  <w:style w:customStyle="1" w:styleId="AnnotationTok" w:type="character">
     <w:name w:val="AnnotationTok"/>
     <w:basedOn w:val="VerbatimChar"/>
     <w:rPr>
@@ -2634,7 +2722,7 @@
       <w:color w:val="60a0b0"/>
     </w:rPr>
   </w:style>
-  <w:style w:type="character" w:customStyle="1" w:styleId="CommentVarTok">
+  <w:style w:customStyle="1" w:styleId="CommentVarTok" w:type="character">
     <w:name w:val="CommentVarTok"/>
     <w:basedOn w:val="VerbatimChar"/>
     <w:rPr>
@@ -2643,28 +2731,28 @@
       <w:color w:val="60a0b0"/>
     </w:rPr>
   </w:style>
-  <w:style w:type="character" w:customStyle="1" w:styleId="OtherTok">
+  <w:style w:customStyle="1" w:styleId="OtherTok" w:type="character">
     <w:name w:val="OtherTok"/>
     <w:basedOn w:val="VerbatimChar"/>
     <w:rPr>
       <w:color w:val="007020"/>
     </w:rPr>
   </w:style>
-  <w:style w:type="character" w:customStyle="1" w:styleId="FunctionTok">
+  <w:style w:customStyle="1" w:styleId="FunctionTok" w:type="character">
     <w:name w:val="FunctionTok"/>
     <w:basedOn w:val="VerbatimChar"/>
     <w:rPr>
       <w:color w:val="06287e"/>
     </w:rPr>
   </w:style>
-  <w:style w:type="character" w:customStyle="1" w:styleId="VariableTok">
+  <w:style w:customStyle="1" w:styleId="VariableTok" w:type="character">
     <w:name w:val="VariableTok"/>
     <w:basedOn w:val="VerbatimChar"/>
     <w:rPr>
       <w:color w:val="19177c"/>
     </w:rPr>
   </w:style>
-  <w:style w:type="character" w:customStyle="1" w:styleId="ControlFlowTok">
+  <w:style w:customStyle="1" w:styleId="ControlFlowTok" w:type="character">
     <w:name w:val="ControlFlowTok"/>
     <w:basedOn w:val="VerbatimChar"/>
     <w:rPr>
@@ -2672,45 +2760,45 @@
       <w:color w:val="007020"/>
     </w:rPr>
   </w:style>
-  <w:style w:type="character" w:customStyle="1" w:styleId="OperatorTok">
+  <w:style w:customStyle="1" w:styleId="OperatorTok" w:type="character">
     <w:name w:val="OperatorTok"/>
     <w:basedOn w:val="VerbatimChar"/>
     <w:rPr>
       <w:color w:val="666666"/>
     </w:rPr>
   </w:style>
-  <w:style w:type="character" w:customStyle="1" w:styleId="BuiltInTok">
+  <w:style w:customStyle="1" w:styleId="BuiltInTok" w:type="character">
     <w:name w:val="BuiltInTok"/>
     <w:basedOn w:val="VerbatimChar"/>
     <w:rPr>
       <w:color w:val="008000"/>
     </w:rPr>
   </w:style>
-  <w:style w:type="character" w:customStyle="1" w:styleId="ExtensionTok">
+  <w:style w:customStyle="1" w:styleId="ExtensionTok" w:type="character">
     <w:name w:val="ExtensionTok"/>
     <w:basedOn w:val="VerbatimChar"/>
     <w:rPr/>
   </w:style>
-  <w:style w:type="character" w:customStyle="1" w:styleId="PreprocessorTok">
+  <w:style w:customStyle="1" w:styleId="PreprocessorTok" w:type="character">
     <w:name w:val="PreprocessorTok"/>
     <w:basedOn w:val="VerbatimChar"/>
     <w:rPr>
       <w:color w:val="bc7a00"/>
     </w:rPr>
   </w:style>
-  <w:style w:type="character" w:customStyle="1" w:styleId="AttributeTok">
+  <w:style w:customStyle="1" w:styleId="AttributeTok" w:type="character">
     <w:name w:val="AttributeTok"/>
     <w:basedOn w:val="VerbatimChar"/>
     <w:rPr>
       <w:color w:val="7d9029"/>
     </w:rPr>
   </w:style>
-  <w:style w:type="character" w:customStyle="1" w:styleId="RegionMarkerTok">
+  <w:style w:customStyle="1" w:styleId="RegionMarkerTok" w:type="character">
     <w:name w:val="RegionMarkerTok"/>
     <w:basedOn w:val="VerbatimChar"/>
     <w:rPr/>
   </w:style>
-  <w:style w:type="character" w:customStyle="1" w:styleId="InformationTok">
+  <w:style w:customStyle="1" w:styleId="InformationTok" w:type="character">
     <w:name w:val="InformationTok"/>
     <w:basedOn w:val="VerbatimChar"/>
     <w:rPr>
@@ -2719,7 +2807,7 @@
       <w:color w:val="60a0b0"/>
     </w:rPr>
   </w:style>
-  <w:style w:type="character" w:customStyle="1" w:styleId="WarningTok">
+  <w:style w:customStyle="1" w:styleId="WarningTok" w:type="character">
     <w:name w:val="WarningTok"/>
     <w:basedOn w:val="VerbatimChar"/>
     <w:rPr>
@@ -2728,7 +2816,7 @@
       <w:color w:val="60a0b0"/>
     </w:rPr>
   </w:style>
-  <w:style w:type="character" w:customStyle="1" w:styleId="AlertTok">
+  <w:style w:customStyle="1" w:styleId="AlertTok" w:type="character">
     <w:name w:val="AlertTok"/>
     <w:basedOn w:val="VerbatimChar"/>
     <w:rPr>
@@ -2736,7 +2824,7 @@
       <w:color w:val="ff0000"/>
     </w:rPr>
   </w:style>
-  <w:style w:type="character" w:customStyle="1" w:styleId="ErrorTok">
+  <w:style w:customStyle="1" w:styleId="ErrorTok" w:type="character">
     <w:name w:val="ErrorTok"/>
     <w:basedOn w:val="VerbatimChar"/>
     <w:rPr>
@@ -2744,7 +2832,7 @@
       <w:color w:val="ff0000"/>
     </w:rPr>
   </w:style>
-  <w:style w:type="character" w:customStyle="1" w:styleId="NormalTok">
+  <w:style w:customStyle="1" w:styleId="NormalTok" w:type="character">
     <w:name w:val="NormalTok"/>
     <w:basedOn w:val="VerbatimChar"/>
     <w:rPr/>

--- a/guides/Facilitator Guide - 10 min talk 50 min handson.docx
+++ b/guides/Facilitator Guide - 10 min talk 50 min handson.docx
@@ -2,7 +2,7 @@
 <file path=word/document.xml><?xml version="1.0" encoding="utf-8"?>
 <w:document xmlns:w="http://schemas.openxmlformats.org/wordprocessingml/2006/main" xmlns:m="http://schemas.openxmlformats.org/officeDocument/2006/math" xmlns:r="http://schemas.openxmlformats.org/officeDocument/2006/relationships" xmlns:o="urn:schemas-microsoft-com:office:office" xmlns:v="urn:schemas-microsoft-com:vml" xmlns:w10="urn:schemas-microsoft-com:office:word" xmlns:a="http://schemas.openxmlformats.org/drawingml/2006/main" xmlns:pic="http://schemas.openxmlformats.org/drawingml/2006/picture" xmlns:wp="http://schemas.openxmlformats.org/drawingml/2006/wordprocessingDrawing">
   <w:body>
-    <w:bookmarkStart w:id="26" w:name="github-copilot-for-non-coders"/>
+    <w:bookmarkStart w:id="17" w:name="github-copilot-for-non-coders"/>
     <w:p>
       <w:pPr>
         <w:pStyle w:val="Heading1"/>
@@ -11,13 +11,13 @@
         <w:t xml:space="preserve">GitHub Copilot for Non-Coders</w:t>
       </w:r>
     </w:p>
-    <w:bookmarkStart w:id="9" w:name="X60b4453f91226ad123f63dfb77b442365920e08"/>
+    <w:bookmarkStart w:id="9" w:name="Xc3628f91abdfcfe19d922949dec9f9a8ca9120d"/>
     <w:p>
       <w:pPr>
         <w:pStyle w:val="Heading2"/>
       </w:pPr>
       <w:r>
-        <w:t xml:space="preserve">Shared facilitator and attendee guide - 10-minute intro + 50-minute follow-along</w:t>
+        <w:t xml:space="preserve">Shared facilitator and attendee guide - 10-minute intro + 50-minute hands-on</w:t>
       </w:r>
     </w:p>
     <w:p>
@@ -25,65 +25,7 @@
         <w:pStyle w:val="FirstParagraph"/>
       </w:pPr>
       <w:r>
-        <w:t xml:space="preserve">The facilitator and attendees use this same guide. During the hands-on, the</w:t>
-      </w:r>
-      <w:r>
-        <w:t xml:space="preserve"> </w:t>
-      </w:r>
-      <w:r>
-        <w:t xml:space="preserve">facilitator performs each prompt while attendees enter the same prompt and wait</w:t>
-      </w:r>
-      <w:r>
-        <w:t xml:space="preserve"> </w:t>
-      </w:r>
-      <w:r>
-        <w:t xml:space="preserve">at each checkpoint. No Azure subscription, cloud deployment, upload, cost, or</w:t>
-      </w:r>
-      <w:r>
-        <w:t xml:space="preserve"> </w:t>
-      </w:r>
-      <w:r>
-        <w:t xml:space="preserve">teardown is part of this workshop.</w:t>
-      </w:r>
-    </w:p>
-    <w:bookmarkEnd w:id="9"/>
-    <w:bookmarkStart w:id="10" w:name="outcome"/>
-    <w:p>
-      <w:pPr>
-        <w:pStyle w:val="Heading2"/>
-      </w:pPr>
-      <w:r>
-        <w:t xml:space="preserve">Outcome</w:t>
-      </w:r>
-    </w:p>
-    <w:p>
-      <w:pPr>
-        <w:pStyle w:val="FirstParagraph"/>
-      </w:pPr>
-      <w:r>
-        <w:t xml:space="preserve">Together, the group turns three messy CSV exports into a clean dataset, answers</w:t>
-      </w:r>
-      <w:r>
-        <w:t xml:space="preserve"> </w:t>
-      </w:r>
-      <w:r>
-        <w:t xml:space="preserve">business questions, validates the numbers, and creates a local handoff package.</w:t>
-      </w:r>
-      <w:r>
-        <w:t xml:space="preserve"> </w:t>
-      </w:r>
-      <w:r>
-        <w:t xml:space="preserve">No coding experience is required.</w:t>
-      </w:r>
-    </w:p>
-    <w:bookmarkEnd w:id="10"/>
-    <w:bookmarkStart w:id="12" w:name="before-the-session"/>
-    <w:p>
-      <w:pPr>
-        <w:pStyle w:val="Heading2"/>
-      </w:pPr>
-      <w:r>
-        <w:t xml:space="preserve">Before the session</w:t>
+        <w:t xml:space="preserve">The workshop has two separate role-based tracks:</w:t>
       </w:r>
     </w:p>
     <w:p>
@@ -95,7 +37,23 @@
         </w:numPr>
       </w:pPr>
       <w:r>
-        <w:t xml:space="preserve">Confirm every participant has a GitHub account with Copilot access.</w:t>
+        <w:rPr>
+          <w:b/>
+          <w:bCs/>
+        </w:rPr>
+        <w:t xml:space="preserve">Systems Administrator:</w:t>
+      </w:r>
+      <w:r>
+        <w:t xml:space="preserve"> </w:t>
+      </w:r>
+      <w:r>
+        <w:t xml:space="preserve">audit local server inventory and service exports,</w:t>
+      </w:r>
+      <w:r>
+        <w:t xml:space="preserve"> </w:t>
+      </w:r>
+      <w:r>
+        <w:t xml:space="preserve">prioritise remediation, validate the findings, and package a local handoff.</w:t>
       </w:r>
     </w:p>
     <w:p>
@@ -107,7 +65,73 @@
         </w:numPr>
       </w:pPr>
       <w:r>
-        <w:t xml:space="preserve">Use GitHub Codespaces, or the GitHub Copilot app with Git and Python 3.</w:t>
+        <w:rPr>
+          <w:b/>
+          <w:bCs/>
+        </w:rPr>
+        <w:t xml:space="preserve">Data Engineer:</w:t>
+      </w:r>
+      <w:r>
+        <w:t xml:space="preserve"> </w:t>
+      </w:r>
+      <w:r>
+        <w:t xml:space="preserve">clean local sales exports, answer business questions,</w:t>
+      </w:r>
+      <w:r>
+        <w:t xml:space="preserve"> </w:t>
+      </w:r>
+      <w:r>
+        <w:t xml:space="preserve">validate the numbers, and package a local handoff.</w:t>
+      </w:r>
+    </w:p>
+    <w:p>
+      <w:pPr>
+        <w:pStyle w:val="FirstParagraph"/>
+      </w:pPr>
+      <w:r>
+        <w:t xml:space="preserve">Before the session, the facilitator selects the track for that delivery. The</w:t>
+      </w:r>
+      <w:r>
+        <w:t xml:space="preserve"> </w:t>
+      </w:r>
+      <w:r>
+        <w:t xml:space="preserve">facilitator and attendees then use the same track instructions, enter the same</w:t>
+      </w:r>
+      <w:r>
+        <w:t xml:space="preserve"> </w:t>
+      </w:r>
+      <w:r>
+        <w:t xml:space="preserve">prompts, and pause at the same checkpoints. Do not combine or switch tracks</w:t>
+      </w:r>
+      <w:r>
+        <w:t xml:space="preserve"> </w:t>
+      </w:r>
+      <w:r>
+        <w:t xml:space="preserve">during the 50-minute lab.</w:t>
+      </w:r>
+    </w:p>
+    <w:p>
+      <w:pPr>
+        <w:pStyle w:val="BodyText"/>
+      </w:pPr>
+      <w:r>
+        <w:t xml:space="preserve">No Azure subscription, cloud deployment, remote connection, upload, cost, or</w:t>
+      </w:r>
+      <w:r>
+        <w:t xml:space="preserve"> </w:t>
+      </w:r>
+      <w:r>
+        <w:t xml:space="preserve">teardown is required for either track.</w:t>
+      </w:r>
+    </w:p>
+    <w:bookmarkEnd w:id="9"/>
+    <w:bookmarkStart w:id="11" w:name="before-the-session"/>
+    <w:p>
+      <w:pPr>
+        <w:pStyle w:val="Heading2"/>
+      </w:pPr>
+      <w:r>
+        <w:t xml:space="preserve">Before the session</w:t>
       </w:r>
     </w:p>
     <w:p>
@@ -115,16 +139,40 @@
         <w:pStyle w:val="Compact"/>
         <w:numPr>
           <w:ilvl w:val="0"/>
-          <w:numId w:val="1001"/>
+          <w:numId w:val="1002"/>
         </w:numPr>
       </w:pPr>
       <w:r>
+        <w:t xml:space="preserve">Confirm everyone has a GitHub account with Copilot access.</w:t>
+      </w:r>
+    </w:p>
+    <w:p>
+      <w:pPr>
+        <w:pStyle w:val="Compact"/>
+        <w:numPr>
+          <w:ilvl w:val="0"/>
+          <w:numId w:val="1002"/>
+        </w:numPr>
+      </w:pPr>
+      <w:r>
+        <w:t xml:space="preserve">Use GitHub Codespaces, or the GitHub Copilot app with Git and Python 3.</w:t>
+      </w:r>
+    </w:p>
+    <w:p>
+      <w:pPr>
+        <w:pStyle w:val="Compact"/>
+        <w:numPr>
+          <w:ilvl w:val="0"/>
+          <w:numId w:val="1002"/>
+        </w:numPr>
+      </w:pPr>
+      <w:r>
         <w:t xml:space="preserve">Open</w:t>
       </w:r>
       <w:r>
         <w:t xml:space="preserve"> </w:t>
       </w:r>
-      <w:hyperlink r:id="rId11">
+      <w:hyperlink r:id="rId10">
         <w:r>
           <w:rPr>
             <w:rStyle w:val="Hyperlink"/>
@@ -141,11 +189,26 @@
         <w:pStyle w:val="Compact"/>
         <w:numPr>
           <w:ilvl w:val="0"/>
-          <w:numId w:val="1001"/>
+          <w:numId w:val="1002"/>
         </w:numPr>
       </w:pPr>
       <w:r>
-        <w:t xml:space="preserve">Open</w:t>
+        <w:t xml:space="preserve">Select either</w:t>
+      </w:r>
+      <w:r>
+        <w:t xml:space="preserve"> </w:t>
+      </w:r>
+      <w:r>
+        <w:rPr>
+          <w:rStyle w:val="VerbatimChar"/>
+        </w:rPr>
+        <w:t xml:space="preserve">labs/systems-engineer/LAB.md</w:t>
+      </w:r>
+      <w:r>
+        <w:t xml:space="preserve"> </w:t>
+      </w:r>
+      <w:r>
+        <w:t xml:space="preserve">or</w:t>
       </w:r>
       <w:r>
         <w:t xml:space="preserve"> </w:t>
@@ -160,7 +223,7 @@
         <w:t xml:space="preserve"> </w:t>
       </w:r>
       <w:r>
-        <w:t xml:space="preserve">but do not begin until the facilitator does.</w:t>
+        <w:t xml:space="preserve">for the delivery.</w:t>
       </w:r>
     </w:p>
     <w:p>
@@ -168,11 +231,11 @@
         <w:pStyle w:val="Compact"/>
         <w:numPr>
           <w:ilvl w:val="0"/>
-          <w:numId w:val="1001"/>
+          <w:numId w:val="1002"/>
         </w:numPr>
       </w:pPr>
       <w:r>
-        <w:t xml:space="preserve">The facilitator should open the same repository and use a clean workspace.</w:t>
+        <w:t xml:space="preserve">The facilitator opens the same lab in a clean workspace.</w:t>
       </w:r>
     </w:p>
     <w:p>
@@ -180,15 +243,15 @@
         <w:pStyle w:val="Compact"/>
         <w:numPr>
           <w:ilvl w:val="0"/>
-          <w:numId w:val="1001"/>
+          <w:numId w:val="1002"/>
         </w:numPr>
       </w:pPr>
       <w:r>
-        <w:t xml:space="preserve">Do not use real customer data, secrets, or confidential information.</w:t>
-      </w:r>
-    </w:p>
-    <w:bookmarkEnd w:id="12"/>
-    <w:bookmarkStart w:id="13" w:name="run-of-show"/>
+        <w:t xml:space="preserve">Use only the fictitious source data included in the selected lab.</w:t>
+      </w:r>
+    </w:p>
+    <w:bookmarkEnd w:id="11"/>
+    <w:bookmarkStart w:id="12" w:name="run-of-show"/>
     <w:p>
       <w:pPr>
         <w:pStyle w:val="Heading2"/>
@@ -254,7 +317,7 @@
               <w:pStyle w:val="Compact"/>
             </w:pPr>
             <w:r>
-              <w:t xml:space="preserve">Facilitator gives the existing short introduction. Attendees open the repository and lab.</w:t>
+              <w:t xml:space="preserve">Facilitator gives the existing short introduction. Attendees open the repository and selected lab.</w:t>
             </w:r>
           </w:p>
         </w:tc>
@@ -278,7 +341,7 @@
               <w:pStyle w:val="Compact"/>
             </w:pPr>
             <w:r>
-              <w:t xml:space="preserve">Everyone inspects the three source files with the same prompt.</w:t>
+              <w:t xml:space="preserve">Everyone inspects the selected track’s source files and agrees on a plan.</w:t>
             </w:r>
           </w:p>
         </w:tc>
@@ -291,7 +354,7 @@
               <w:pStyle w:val="Compact"/>
             </w:pPr>
             <w:r>
-              <w:t xml:space="preserve">17-27</w:t>
+              <w:t xml:space="preserve">17-28</w:t>
             </w:r>
           </w:p>
         </w:tc>
@@ -302,7 +365,7 @@
               <w:pStyle w:val="Compact"/>
             </w:pPr>
             <w:r>
-              <w:t xml:space="preserve">Everyone creates and runs the cleaning script.</w:t>
+              <w:t xml:space="preserve">Everyone creates and runs the local processing or audit script.</w:t>
             </w:r>
           </w:p>
         </w:tc>
@@ -315,7 +378,7 @@
               <w:pStyle w:val="Compact"/>
             </w:pPr>
             <w:r>
-              <w:t xml:space="preserve">27-37</w:t>
+              <w:t xml:space="preserve">28-38</w:t>
             </w:r>
           </w:p>
         </w:tc>
@@ -326,7 +389,7 @@
               <w:pStyle w:val="Compact"/>
             </w:pPr>
             <w:r>
-              <w:t xml:space="preserve">Everyone runs the business analysis.</w:t>
+              <w:t xml:space="preserve">Everyone produces role-specific analysis or remediation output.</w:t>
             </w:r>
           </w:p>
         </w:tc>
@@ -339,7 +402,7 @@
               <w:pStyle w:val="Compact"/>
             </w:pPr>
             <w:r>
-              <w:t xml:space="preserve">37-47</w:t>
+              <w:t xml:space="preserve">38-47</w:t>
             </w:r>
           </w:p>
         </w:tc>
@@ -350,7 +413,7 @@
               <w:pStyle w:val="Compact"/>
             </w:pPr>
             <w:r>
-              <w:t xml:space="preserve">Everyone validates row counts, totals, dates, duplicates, and missing values.</w:t>
+              <w:t xml:space="preserve">Everyone troubleshoots or validates the output against source evidence.</w:t>
             </w:r>
           </w:p>
         </w:tc>
@@ -363,7 +426,7 @@
               <w:pStyle w:val="Compact"/>
             </w:pPr>
             <w:r>
-              <w:t xml:space="preserve">47-54</w:t>
+              <w:t xml:space="preserve">47-60</w:t>
             </w:r>
           </w:p>
         </w:tc>
@@ -374,38 +437,14 @@
               <w:pStyle w:val="Compact"/>
             </w:pPr>
             <w:r>
-              <w:t xml:space="preserve">Everyone improves the manager handoff with evidence-based findings.</w:t>
-            </w:r>
-          </w:p>
-        </w:tc>
-      </w:tr>
-      <w:tr>
-        <w:tc>
-          <w:tcPr/>
-          <w:p>
-            <w:pPr>
-              <w:pStyle w:val="Compact"/>
-            </w:pPr>
-            <w:r>
-              <w:t xml:space="preserve">54-60</w:t>
-            </w:r>
-          </w:p>
-        </w:tc>
-        <w:tc>
-          <w:tcPr/>
-          <w:p>
-            <w:pPr>
-              <w:pStyle w:val="Compact"/>
-            </w:pPr>
-            <w:r>
-              <w:t xml:space="preserve">Everyone creates and inspects the local handoff package.</w:t>
+              <w:t xml:space="preserve">Everyone completes validation and creates the local handoff package.</w:t>
             </w:r>
           </w:p>
         </w:tc>
       </w:tr>
     </w:tbl>
-    <w:bookmarkEnd w:id="13"/>
-    <w:bookmarkStart w:id="14" w:name="the-loop"/>
+    <w:bookmarkEnd w:id="12"/>
+    <w:bookmarkStart w:id="13" w:name="the-loop"/>
     <w:p>
       <w:pPr>
         <w:pStyle w:val="Heading2"/>
@@ -420,149 +459,6 @@
       </w:pPr>
       <w:r>
         <w:t xml:space="preserve">Repeat this rhythm for every step:</w:t>
-      </w:r>
-    </w:p>
-    <w:p>
-      <w:pPr>
-        <w:pStyle w:val="Compact"/>
-        <w:numPr>
-          <w:ilvl w:val="0"/>
-          <w:numId w:val="1002"/>
-        </w:numPr>
-      </w:pPr>
-      <w:r>
-        <w:rPr>
-          <w:b/>
-          <w:bCs/>
-        </w:rPr>
-        <w:t xml:space="preserve">Prompt:</w:t>
-      </w:r>
-      <w:r>
-        <w:t xml:space="preserve"> </w:t>
-      </w:r>
-      <w:r>
-        <w:t xml:space="preserve">enter the quoted prompt in Copilot.</w:t>
-      </w:r>
-    </w:p>
-    <w:p>
-      <w:pPr>
-        <w:pStyle w:val="Compact"/>
-        <w:numPr>
-          <w:ilvl w:val="0"/>
-          <w:numId w:val="1002"/>
-        </w:numPr>
-      </w:pPr>
-      <w:r>
-        <w:rPr>
-          <w:b/>
-          <w:bCs/>
-        </w:rPr>
-        <w:t xml:space="preserve">Suggestion:</w:t>
-      </w:r>
-      <w:r>
-        <w:t xml:space="preserve"> </w:t>
-      </w:r>
-      <w:r>
-        <w:t xml:space="preserve">read what Copilot proposes.</w:t>
-      </w:r>
-    </w:p>
-    <w:p>
-      <w:pPr>
-        <w:pStyle w:val="Compact"/>
-        <w:numPr>
-          <w:ilvl w:val="0"/>
-          <w:numId w:val="1002"/>
-        </w:numPr>
-      </w:pPr>
-      <w:r>
-        <w:rPr>
-          <w:b/>
-          <w:bCs/>
-        </w:rPr>
-        <w:t xml:space="preserve">Run:</w:t>
-      </w:r>
-      <w:r>
-        <w:t xml:space="preserve"> </w:t>
-      </w:r>
-      <w:r>
-        <w:t xml:space="preserve">approve only actions you understand.</w:t>
-      </w:r>
-    </w:p>
-    <w:p>
-      <w:pPr>
-        <w:pStyle w:val="Compact"/>
-        <w:numPr>
-          <w:ilvl w:val="0"/>
-          <w:numId w:val="1002"/>
-        </w:numPr>
-      </w:pPr>
-      <w:r>
-        <w:rPr>
-          <w:b/>
-          <w:bCs/>
-        </w:rPr>
-        <w:t xml:space="preserve">Refine:</w:t>
-      </w:r>
-      <w:r>
-        <w:t xml:space="preserve"> </w:t>
-      </w:r>
-      <w:r>
-        <w:t xml:space="preserve">ask for one change at a time.</w:t>
-      </w:r>
-    </w:p>
-    <w:p>
-      <w:pPr>
-        <w:pStyle w:val="Compact"/>
-        <w:numPr>
-          <w:ilvl w:val="0"/>
-          <w:numId w:val="1002"/>
-        </w:numPr>
-      </w:pPr>
-      <w:r>
-        <w:rPr>
-          <w:b/>
-          <w:bCs/>
-        </w:rPr>
-        <w:t xml:space="preserve">Sanity-check:</w:t>
-      </w:r>
-      <w:r>
-        <w:t xml:space="preserve"> </w:t>
-      </w:r>
-      <w:r>
-        <w:t xml:space="preserve">verify the files and numbers.</w:t>
-      </w:r>
-    </w:p>
-    <w:p>
-      <w:pPr>
-        <w:pStyle w:val="FirstParagraph"/>
-      </w:pPr>
-      <w:r>
-        <w:t xml:space="preserve">The facilitator reads each prompt aloud, enters it, and pauses. Attendees enter</w:t>
-      </w:r>
-      <w:r>
-        <w:t xml:space="preserve"> </w:t>
-      </w:r>
-      <w:r>
-        <w:t xml:space="preserve">the same prompt and do not move ahead until the facilitator reaches the checkpoint.</w:t>
-      </w:r>
-    </w:p>
-    <w:bookmarkEnd w:id="14"/>
-    <w:bookmarkStart w:id="17" w:name="setup-checkpoint"/>
-    <w:p>
-      <w:pPr>
-        <w:pStyle w:val="Heading2"/>
-      </w:pPr>
-      <w:r>
-        <w:t xml:space="preserve">Setup checkpoint</w:t>
-      </w:r>
-    </w:p>
-    <w:bookmarkStart w:id="15" w:name="github-codespaces"/>
-    <w:p>
-      <w:pPr>
-        <w:pStyle w:val="Heading3"/>
-      </w:pPr>
-      <w:r>
-        <w:t xml:space="preserve">GitHub Codespaces</w:t>
       </w:r>
     </w:p>
     <w:p>
@@ -574,20 +470,17 @@
         </w:numPr>
       </w:pPr>
       <w:r>
-        <w:t xml:space="preserve">Select</w:t>
-      </w:r>
-      <w:r>
-        <w:t xml:space="preserve"> </w:t>
-      </w:r>
-      <w:r>
         <w:rPr>
           <w:b/>
           <w:bCs/>
         </w:rPr>
-        <w:t xml:space="preserve">Code &gt; Codespaces &gt; Create codespace on main</w:t>
-      </w:r>
-      <w:r>
-        <w:t xml:space="preserve">.</w:t>
+        <w:t xml:space="preserve">Prompt:</w:t>
+      </w:r>
+      <w:r>
+        <w:t xml:space="preserve"> </w:t>
+      </w:r>
+      <w:r>
+        <w:t xml:space="preserve">enter the quoted prompt in Copilot.</w:t>
       </w:r>
     </w:p>
     <w:p>
@@ -599,35 +492,17 @@
         </w:numPr>
       </w:pPr>
       <w:r>
-        <w:t xml:space="preserve">Open</w:t>
-      </w:r>
-      <w:r>
-        <w:t xml:space="preserve"> </w:t>
-      </w:r>
-      <w:r>
         <w:rPr>
           <w:b/>
           <w:bCs/>
         </w:rPr>
-        <w:t xml:space="preserve">Terminal &gt; New Terminal</w:t>
-      </w:r>
-      <w:r>
-        <w:t xml:space="preserve"> </w:t>
-      </w:r>
-      <w:r>
-        <w:t xml:space="preserve">and run</w:t>
-      </w:r>
-      <w:r>
-        <w:t xml:space="preserve"> </w:t>
-      </w:r>
-      <w:r>
-        <w:rPr>
-          <w:rStyle w:val="VerbatimChar"/>
-        </w:rPr>
-        <w:t xml:space="preserve">copilot</w:t>
-      </w:r>
-      <w:r>
-        <w:t xml:space="preserve">.</w:t>
+        <w:t xml:space="preserve">Suggestion:</w:t>
+      </w:r>
+      <w:r>
+        <w:t xml:space="preserve"> </w:t>
+      </w:r>
+      <w:r>
+        <w:t xml:space="preserve">read what Copilot proposes.</w:t>
       </w:r>
     </w:p>
     <w:p>
@@ -639,22 +514,17 @@
         </w:numPr>
       </w:pPr>
       <w:r>
-        <w:t xml:space="preserve">Trust the folder and complete</w:t>
-      </w:r>
-      <w:r>
-        <w:t xml:space="preserve"> </w:t>
-      </w:r>
-      <w:r>
-        <w:rPr>
-          <w:rStyle w:val="VerbatimChar"/>
-        </w:rPr>
-        <w:t xml:space="preserve">/login</w:t>
-      </w:r>
-      <w:r>
-        <w:t xml:space="preserve"> </w:t>
-      </w:r>
-      <w:r>
-        <w:t xml:space="preserve">if prompted.</w:t>
+        <w:rPr>
+          <w:b/>
+          <w:bCs/>
+        </w:rPr>
+        <w:t xml:space="preserve">Run:</w:t>
+      </w:r>
+      <w:r>
+        <w:t xml:space="preserve"> </w:t>
+      </w:r>
+      <w:r>
+        <w:t xml:space="preserve">approve only actions you understand.</w:t>
       </w:r>
     </w:p>
     <w:p>
@@ -666,29 +536,72 @@
         </w:numPr>
       </w:pPr>
       <w:r>
-        <w:t xml:space="preserve">Open</w:t>
-      </w:r>
-      <w:r>
-        <w:t xml:space="preserve"> </w:t>
-      </w:r>
-      <w:r>
-        <w:rPr>
-          <w:rStyle w:val="VerbatimChar"/>
-        </w:rPr>
-        <w:t xml:space="preserve">labs/data-engineer</w:t>
-      </w:r>
-      <w:r>
-        <w:t xml:space="preserve">.</w:t>
-      </w:r>
-    </w:p>
-    <w:bookmarkEnd w:id="15"/>
-    <w:bookmarkStart w:id="16" w:name="github-copilot-app"/>
+        <w:rPr>
+          <w:b/>
+          <w:bCs/>
+        </w:rPr>
+        <w:t xml:space="preserve">Refine:</w:t>
+      </w:r>
+      <w:r>
+        <w:t xml:space="preserve"> </w:t>
+      </w:r>
+      <w:r>
+        <w:t xml:space="preserve">ask for one change at a time.</w:t>
+      </w:r>
+    </w:p>
+    <w:p>
+      <w:pPr>
+        <w:pStyle w:val="Compact"/>
+        <w:numPr>
+          <w:ilvl w:val="0"/>
+          <w:numId w:val="1003"/>
+        </w:numPr>
+      </w:pPr>
+      <w:r>
+        <w:rPr>
+          <w:b/>
+          <w:bCs/>
+        </w:rPr>
+        <w:t xml:space="preserve">Sanity-check:</w:t>
+      </w:r>
+      <w:r>
+        <w:t xml:space="preserve"> </w:t>
+      </w:r>
+      <w:r>
+        <w:t xml:space="preserve">verify the files and evidence.</w:t>
+      </w:r>
+    </w:p>
+    <w:p>
+      <w:pPr>
+        <w:pStyle w:val="FirstParagraph"/>
+      </w:pPr>
+      <w:r>
+        <w:t xml:space="preserve">The facilitator reads each prompt aloud, enters it, and pauses. Attendees enter</w:t>
+      </w:r>
+      <w:r>
+        <w:t xml:space="preserve"> </w:t>
+      </w:r>
+      <w:r>
+        <w:t xml:space="preserve">the same prompt and do not move ahead until the facilitator reaches the checkpoint.</w:t>
+      </w:r>
+    </w:p>
+    <w:bookmarkEnd w:id="13"/>
+    <w:bookmarkStart w:id="16" w:name="setup-checkpoint"/>
+    <w:p>
+      <w:pPr>
+        <w:pStyle w:val="Heading2"/>
+      </w:pPr>
+      <w:r>
+        <w:t xml:space="preserve">Setup checkpoint</w:t>
+      </w:r>
+    </w:p>
+    <w:bookmarkStart w:id="14" w:name="github-codespaces"/>
     <w:p>
       <w:pPr>
         <w:pStyle w:val="Heading3"/>
       </w:pPr>
       <w:r>
-        <w:t xml:space="preserve">GitHub Copilot app</w:t>
+        <w:t xml:space="preserve">GitHub Codespaces</w:t>
       </w:r>
     </w:p>
     <w:p>
@@ -700,22 +613,20 @@
         </w:numPr>
       </w:pPr>
       <w:r>
-        <w:t xml:space="preserve">Add</w:t>
-      </w:r>
-      <w:r>
-        <w:t xml:space="preserve"> </w:t>
-      </w:r>
-      <w:r>
-        <w:rPr>
-          <w:rStyle w:val="VerbatimChar"/>
-        </w:rPr>
-        <w:t xml:space="preserve">https://github.com/marinfrankovic/copilot-workshop-samples.git</w:t>
-      </w:r>
-      <w:r>
-        <w:t xml:space="preserve"> </w:t>
-      </w:r>
-      <w:r>
-        <w:t xml:space="preserve">as a project.</w:t>
+        <w:t xml:space="preserve">Select</w:t>
+      </w:r>
+      <w:r>
+        <w:t xml:space="preserve"> </w:t>
+      </w:r>
+      <w:r>
+        <w:rPr>
+          <w:b/>
+          <w:bCs/>
+        </w:rPr>
+        <w:t xml:space="preserve">Code &gt; Codespaces &gt; Create codespace on main</w:t>
+      </w:r>
+      <w:r>
+        <w:t xml:space="preserve">.</w:t>
       </w:r>
     </w:p>
     <w:p>
@@ -727,7 +638,35 @@
         </w:numPr>
       </w:pPr>
       <w:r>
-        <w:t xml:space="preserve">Start an Interactive session.</w:t>
+        <w:t xml:space="preserve">Open</w:t>
+      </w:r>
+      <w:r>
+        <w:t xml:space="preserve"> </w:t>
+      </w:r>
+      <w:r>
+        <w:rPr>
+          <w:b/>
+          <w:bCs/>
+        </w:rPr>
+        <w:t xml:space="preserve">Terminal &gt; New Terminal</w:t>
+      </w:r>
+      <w:r>
+        <w:t xml:space="preserve"> </w:t>
+      </w:r>
+      <w:r>
+        <w:t xml:space="preserve">and run</w:t>
+      </w:r>
+      <w:r>
+        <w:t xml:space="preserve"> </w:t>
+      </w:r>
+      <w:r>
+        <w:rPr>
+          <w:rStyle w:val="VerbatimChar"/>
+        </w:rPr>
+        <w:t xml:space="preserve">copilot</w:t>
+      </w:r>
+      <w:r>
+        <w:t xml:space="preserve">.</w:t>
       </w:r>
     </w:p>
     <w:p>
@@ -739,720 +678,44 @@
         </w:numPr>
       </w:pPr>
       <w:r>
-        <w:t xml:space="preserve">Ask Copilot to show</w:t>
-      </w:r>
-      <w:r>
-        <w:t xml:space="preserve"> </w:t>
-      </w:r>
-      <w:r>
-        <w:rPr>
-          <w:rStyle w:val="VerbatimChar"/>
-        </w:rPr>
-        <w:t xml:space="preserve">labs/data-engineer/LAB.md</w:t>
-      </w:r>
-      <w:r>
-        <w:t xml:space="preserve">.</w:t>
-      </w:r>
-    </w:p>
-    <w:p>
-      <w:pPr>
-        <w:pStyle w:val="FirstParagraph"/>
-      </w:pPr>
-      <w:r>
-        <w:rPr>
-          <w:b/>
-          <w:bCs/>
-        </w:rPr>
-        <w:t xml:space="preserve">Checkpoint:</w:t>
-      </w:r>
-      <w:r>
-        <w:t xml:space="preserve"> </w:t>
-      </w:r>
-      <w:r>
-        <w:t xml:space="preserve">everyone can see</w:t>
-      </w:r>
-      <w:r>
-        <w:t xml:space="preserve"> </w:t>
-      </w:r>
-      <w:r>
-        <w:rPr>
-          <w:rStyle w:val="VerbatimChar"/>
-        </w:rPr>
-        <w:t xml:space="preserve">sales_january.csv</w:t>
-      </w:r>
-      <w:r>
-        <w:t xml:space="preserve">,</w:t>
-      </w:r>
-      <w:r>
-        <w:t xml:space="preserve"> </w:t>
-      </w:r>
-      <w:r>
-        <w:rPr>
-          <w:rStyle w:val="VerbatimChar"/>
-        </w:rPr>
-        <w:t xml:space="preserve">sales_february.csv</w:t>
-      </w:r>
-      <w:r>
-        <w:t xml:space="preserve">, and</w:t>
-      </w:r>
-      <w:r>
-        <w:t xml:space="preserve"> </w:t>
-      </w:r>
-      <w:r>
-        <w:rPr>
-          <w:rStyle w:val="VerbatimChar"/>
-        </w:rPr>
-        <w:t xml:space="preserve">product_prices.csv</w:t>
-      </w:r>
-      <w:r>
-        <w:t xml:space="preserve">.</w:t>
-      </w:r>
-    </w:p>
-    <w:bookmarkEnd w:id="16"/>
-    <w:bookmarkEnd w:id="17"/>
-    <w:bookmarkStart w:id="18" w:name="inspect-the-source-files"/>
-    <w:p>
-      <w:pPr>
-        <w:pStyle w:val="Heading2"/>
-      </w:pPr>
-      <w:r>
-        <w:t xml:space="preserve">1. Inspect the source files</w:t>
-      </w:r>
-    </w:p>
-    <w:p>
-      <w:pPr>
-        <w:pStyle w:val="FirstParagraph"/>
-      </w:pPr>
-      <w:r>
-        <w:t xml:space="preserve">Everyone enters:</w:t>
-      </w:r>
-    </w:p>
-    <w:p>
-      <w:pPr>
-        <w:pStyle w:val="BlockText"/>
-      </w:pPr>
-      <w:r>
-        <w:t xml:space="preserve">Read the three CSV files in this folder. Do not change anything yet. In plain</w:t>
-      </w:r>
-      <w:r>
-        <w:t xml:space="preserve"> </w:t>
-      </w:r>
-      <w:r>
-        <w:t xml:space="preserve">English, list the inconsistencies that must be fixed before the sales files can</w:t>
-      </w:r>
-      <w:r>
-        <w:t xml:space="preserve"> </w:t>
-      </w:r>
-      <w:r>
-        <w:t xml:space="preserve">be combined, including column names, date formats, money values, spaces, and</w:t>
-      </w:r>
-      <w:r>
-        <w:t xml:space="preserve"> </w:t>
-      </w:r>
-      <w:r>
-        <w:t xml:space="preserve">capitalisation. Then propose a short plan.</w:t>
-      </w:r>
-    </w:p>
-    <w:p>
-      <w:pPr>
-        <w:pStyle w:val="FirstParagraph"/>
-      </w:pPr>
-      <w:r>
-        <w:rPr>
-          <w:b/>
-          <w:bCs/>
-        </w:rPr>
-        <w:t xml:space="preserve">Checkpoint:</w:t>
-      </w:r>
-      <w:r>
-        <w:t xml:space="preserve"> </w:t>
-      </w:r>
-      <w:r>
-        <w:t xml:space="preserve">compare the lists. Resolve differences before continuing.</w:t>
-      </w:r>
-    </w:p>
-    <w:bookmarkEnd w:id="18"/>
-    <w:bookmarkStart w:id="19" w:name="clean-and-combine-the-data"/>
-    <w:p>
-      <w:pPr>
-        <w:pStyle w:val="Heading2"/>
-      </w:pPr>
-      <w:r>
-        <w:t xml:space="preserve">2. Clean and combine the data</w:t>
-      </w:r>
-    </w:p>
-    <w:p>
-      <w:pPr>
-        <w:pStyle w:val="FirstParagraph"/>
-      </w:pPr>
-      <w:r>
-        <w:t xml:space="preserve">Everyone enters:</w:t>
-      </w:r>
-    </w:p>
-    <w:p>
-      <w:pPr>
-        <w:pStyle w:val="BlockText"/>
-      </w:pPr>
-      <w:r>
-        <w:t xml:space="preserve">Create a Python script named</w:t>
-      </w:r>
-      <w:r>
-        <w:t xml:space="preserve"> </w:t>
-      </w:r>
-      <w:r>
-        <w:rPr>
-          <w:rStyle w:val="VerbatimChar"/>
-        </w:rPr>
-        <w:t xml:space="preserve">clean_sales.py</w:t>
-      </w:r>
-      <w:r>
-        <w:t xml:space="preserve"> </w:t>
-      </w:r>
-      <w:r>
-        <w:t xml:space="preserve">that combines the January and</w:t>
-      </w:r>
-      <w:r>
-        <w:t xml:space="preserve"> </w:t>
-      </w:r>
-      <w:r>
-        <w:t xml:space="preserve">February sales files, fixes every issue in the plan, joins the product list,</w:t>
-      </w:r>
-      <w:r>
-        <w:t xml:space="preserve"> </w:t>
-      </w:r>
-      <w:r>
-        <w:t xml:space="preserve">and writes a new file named</w:t>
-      </w:r>
-      <w:r>
-        <w:t xml:space="preserve"> </w:t>
-      </w:r>
-      <w:r>
-        <w:rPr>
-          <w:rStyle w:val="VerbatimChar"/>
-        </w:rPr>
-        <w:t xml:space="preserve">sales_clean.csv</w:t>
-      </w:r>
-      <w:r>
-        <w:t xml:space="preserve">. Never modify the three source</w:t>
-      </w:r>
-      <w:r>
-        <w:t xml:space="preserve"> </w:t>
-      </w:r>
-      <w:r>
-        <w:t xml:space="preserve">CSV files. Explain the script in five bullets, then run it.</w:t>
-      </w:r>
-    </w:p>
-    <w:p>
-      <w:pPr>
-        <w:pStyle w:val="FirstParagraph"/>
-      </w:pPr>
-      <w:r>
-        <w:t xml:space="preserve">Read the explanation before approving the run.</w:t>
-      </w:r>
-    </w:p>
-    <w:p>
-      <w:pPr>
-        <w:pStyle w:val="BodyText"/>
-      </w:pPr>
-      <w:r>
-        <w:rPr>
-          <w:b/>
-          <w:bCs/>
-        </w:rPr>
-        <w:t xml:space="preserve">Checkpoint:</w:t>
-      </w:r>
-      <w:r>
-        <w:t xml:space="preserve"> </w:t>
-      </w:r>
-      <w:r>
-        <w:t xml:space="preserve">open</w:t>
-      </w:r>
-      <w:r>
-        <w:t xml:space="preserve"> </w:t>
-      </w:r>
-      <w:r>
-        <w:rPr>
-          <w:rStyle w:val="VerbatimChar"/>
-        </w:rPr>
-        <w:t xml:space="preserve">sales_clean.csv</w:t>
-      </w:r>
-      <w:r>
-        <w:t xml:space="preserve"> </w:t>
-      </w:r>
-      <w:r>
-        <w:t xml:space="preserve">and confirm it contains both months.</w:t>
-      </w:r>
-    </w:p>
-    <w:p>
-      <w:pPr>
-        <w:pStyle w:val="BodyText"/>
-      </w:pPr>
-      <w:r>
-        <w:t xml:space="preserve">If anyone gets an error, everyone practises the same recovery prompt:</w:t>
-      </w:r>
-    </w:p>
-    <w:p>
-      <w:pPr>
-        <w:pStyle w:val="BlockText"/>
-      </w:pPr>
-      <w:r>
-        <w:t xml:space="preserve">Explain the error in plain English. Make only the smallest necessary fix, then</w:t>
-      </w:r>
-      <w:r>
-        <w:t xml:space="preserve"> </w:t>
-      </w:r>
-      <w:r>
-        <w:t xml:space="preserve">run the script again.</w:t>
-      </w:r>
-    </w:p>
-    <w:bookmarkEnd w:id="19"/>
-    <w:bookmarkStart w:id="20" w:name="answer-business-questions"/>
-    <w:p>
-      <w:pPr>
-        <w:pStyle w:val="Heading2"/>
-      </w:pPr>
-      <w:r>
-        <w:t xml:space="preserve">3. Answer business questions</w:t>
-      </w:r>
-    </w:p>
-    <w:p>
-      <w:pPr>
-        <w:pStyle w:val="FirstParagraph"/>
-      </w:pPr>
-      <w:r>
-        <w:t xml:space="preserve">Everyone enters:</w:t>
-      </w:r>
-    </w:p>
-    <w:p>
-      <w:pPr>
-        <w:pStyle w:val="BlockText"/>
-      </w:pPr>
-      <w:r>
-        <w:t xml:space="preserve">Using</w:t>
-      </w:r>
-      <w:r>
-        <w:t xml:space="preserve"> </w:t>
-      </w:r>
-      <w:r>
-        <w:rPr>
-          <w:rStyle w:val="VerbatimChar"/>
-        </w:rPr>
-        <w:t xml:space="preserve">sales_clean.csv</w:t>
-      </w:r>
-      <w:r>
-        <w:t xml:space="preserve">, calculate total revenue by region and by month, the</w:t>
-      </w:r>
-      <w:r>
-        <w:t xml:space="preserve"> </w:t>
-      </w:r>
-      <w:r>
-        <w:t xml:space="preserve">top-selling product by revenue, and the five largest discounts from list</w:t>
-      </w:r>
-      <w:r>
-        <w:t xml:space="preserve"> </w:t>
-      </w:r>
-      <w:r>
-        <w:t xml:space="preserve">price. Run the analysis and save the results as</w:t>
-      </w:r>
-      <w:r>
-        <w:t xml:space="preserve"> </w:t>
-      </w:r>
-      <w:r>
-        <w:rPr>
-          <w:rStyle w:val="VerbatimChar"/>
-        </w:rPr>
-        <w:t xml:space="preserve">analysis.md</w:t>
-      </w:r>
-      <w:r>
-        <w:t xml:space="preserve"> </w:t>
-      </w:r>
-      <w:r>
-        <w:t xml:space="preserve">with clear tables.</w:t>
-      </w:r>
-    </w:p>
-    <w:p>
-      <w:pPr>
-        <w:pStyle w:val="FirstParagraph"/>
-      </w:pPr>
-      <w:r>
-        <w:rPr>
-          <w:b/>
-          <w:bCs/>
-        </w:rPr>
-        <w:t xml:space="preserve">Checkpoint:</w:t>
-      </w:r>
-      <w:r>
-        <w:t xml:space="preserve"> </w:t>
-      </w:r>
-      <w:r>
-        <w:t xml:space="preserve">Copilot must run the analysis and write actual results, not only</w:t>
-      </w:r>
-      <w:r>
-        <w:t xml:space="preserve"> </w:t>
-      </w:r>
-      <w:r>
-        <w:t xml:space="preserve">describe code.</w:t>
-      </w:r>
-    </w:p>
-    <w:bookmarkEnd w:id="20"/>
-    <w:bookmarkStart w:id="21" w:name="validate-the-result"/>
-    <w:p>
-      <w:pPr>
-        <w:pStyle w:val="Heading2"/>
-      </w:pPr>
-      <w:r>
-        <w:t xml:space="preserve">4. Validate the result</w:t>
-      </w:r>
-    </w:p>
-    <w:p>
-      <w:pPr>
-        <w:pStyle w:val="FirstParagraph"/>
-      </w:pPr>
-      <w:r>
-        <w:t xml:space="preserve">Everyone enters:</w:t>
-      </w:r>
-    </w:p>
-    <w:p>
-      <w:pPr>
-        <w:pStyle w:val="BlockText"/>
-      </w:pPr>
-      <w:r>
-        <w:t xml:space="preserve">Validate the cleaned data. Report the source row count, cleaned row count,</w:t>
-      </w:r>
-      <w:r>
-        <w:t xml:space="preserve"> </w:t>
-      </w:r>
-      <w:r>
-        <w:t xml:space="preserve">date range, total units, total revenue, duplicate count, missing-value count,</w:t>
-      </w:r>
-      <w:r>
-        <w:t xml:space="preserve"> </w:t>
-      </w:r>
-      <w:r>
-        <w:t xml:space="preserve">and three sample rows. Recalculate totals independently from the cleaned CSV.</w:t>
-      </w:r>
-      <w:r>
-        <w:t xml:space="preserve"> </w:t>
-      </w:r>
-      <w:r>
-        <w:t xml:space="preserve">Save the evidence as</w:t>
-      </w:r>
-      <w:r>
-        <w:t xml:space="preserve"> </w:t>
-      </w:r>
-      <w:r>
-        <w:rPr>
-          <w:rStyle w:val="VerbatimChar"/>
-        </w:rPr>
-        <w:t xml:space="preserve">data-quality-report.md</w:t>
-      </w:r>
-      <w:r>
-        <w:t xml:space="preserve">. Flag any mismatch instead of</w:t>
-      </w:r>
-      <w:r>
-        <w:t xml:space="preserve"> </w:t>
-      </w:r>
-      <w:r>
-        <w:t xml:space="preserve">hiding or guessing it.</w:t>
-      </w:r>
-    </w:p>
-    <w:p>
-      <w:pPr>
-        <w:pStyle w:val="FirstParagraph"/>
-      </w:pPr>
-      <w:r>
-        <w:rPr>
-          <w:b/>
-          <w:bCs/>
-        </w:rPr>
-        <w:t xml:space="preserve">Checkpoint:</w:t>
-      </w:r>
-      <w:r>
-        <w:t xml:space="preserve"> </w:t>
-      </w:r>
-      <w:r>
-        <w:t xml:space="preserve">compare row counts and totals with the facilitator. If a result</w:t>
-      </w:r>
-      <w:r>
-        <w:t xml:space="preserve"> </w:t>
-      </w:r>
-      <w:r>
-        <w:t xml:space="preserve">differs, ask Copilot to identify the first differing row or assumption.</w:t>
-      </w:r>
-    </w:p>
-    <w:bookmarkEnd w:id="21"/>
-    <w:bookmarkStart w:id="22" w:name="improve-the-handoff"/>
-    <w:p>
-      <w:pPr>
-        <w:pStyle w:val="Heading2"/>
-      </w:pPr>
-      <w:r>
-        <w:t xml:space="preserve">5. Improve the handoff</w:t>
-      </w:r>
-    </w:p>
-    <w:p>
-      <w:pPr>
-        <w:pStyle w:val="FirstParagraph"/>
-      </w:pPr>
-      <w:r>
-        <w:t xml:space="preserve">Everyone enters:</w:t>
-      </w:r>
-    </w:p>
-    <w:p>
-      <w:pPr>
-        <w:pStyle w:val="BlockText"/>
-      </w:pPr>
-      <w:r>
-        <w:t xml:space="preserve">Review</w:t>
-      </w:r>
-      <w:r>
-        <w:t xml:space="preserve"> </w:t>
-      </w:r>
-      <w:r>
-        <w:rPr>
-          <w:rStyle w:val="VerbatimChar"/>
-        </w:rPr>
-        <w:t xml:space="preserve">analysis.md</w:t>
-      </w:r>
-      <w:r>
-        <w:t xml:space="preserve"> </w:t>
-      </w:r>
-      <w:r>
-        <w:t xml:space="preserve">and</w:t>
-      </w:r>
-      <w:r>
-        <w:t xml:space="preserve"> </w:t>
-      </w:r>
-      <w:r>
-        <w:rPr>
-          <w:rStyle w:val="VerbatimChar"/>
-        </w:rPr>
-        <w:t xml:space="preserve">data-quality-report.md</w:t>
-      </w:r>
-      <w:r>
-        <w:t xml:space="preserve"> </w:t>
-      </w:r>
-      <w:r>
-        <w:t xml:space="preserve">for a non-technical manager.</w:t>
-      </w:r>
-      <w:r>
-        <w:t xml:space="preserve"> </w:t>
-      </w:r>
-      <w:r>
-        <w:t xml:space="preserve">Add a short executive summary to</w:t>
-      </w:r>
-      <w:r>
-        <w:t xml:space="preserve"> </w:t>
-      </w:r>
-      <w:r>
-        <w:rPr>
-          <w:rStyle w:val="VerbatimChar"/>
-        </w:rPr>
-        <w:t xml:space="preserve">analysis.md</w:t>
-      </w:r>
-      <w:r>
-        <w:t xml:space="preserve"> </w:t>
-      </w:r>
-      <w:r>
-        <w:t xml:space="preserve">with three findings and one</w:t>
-      </w:r>
-      <w:r>
-        <w:t xml:space="preserve"> </w:t>
-      </w:r>
-      <w:r>
-        <w:t xml:space="preserve">limitation. Use only facts calculated from the files; do not invent figures.</w:t>
-      </w:r>
-    </w:p>
-    <w:p>
-      <w:pPr>
-        <w:pStyle w:val="FirstParagraph"/>
-      </w:pPr>
-      <w:r>
-        <w:rPr>
-          <w:b/>
-          <w:bCs/>
-        </w:rPr>
-        <w:t xml:space="preserve">Checkpoint:</w:t>
-      </w:r>
-      <w:r>
-        <w:t xml:space="preserve"> </w:t>
-      </w:r>
-      <w:r>
-        <w:t xml:space="preserve">ask which file and calculation supports each claim.</w:t>
-      </w:r>
-    </w:p>
-    <w:bookmarkEnd w:id="22"/>
-    <w:bookmarkStart w:id="23" w:name="create-and-inspect-the-local-package"/>
-    <w:p>
-      <w:pPr>
-        <w:pStyle w:val="Heading2"/>
-      </w:pPr>
-      <w:r>
-        <w:t xml:space="preserve">6. Create and inspect the local package</w:t>
-      </w:r>
-    </w:p>
-    <w:p>
-      <w:pPr>
-        <w:pStyle w:val="FirstParagraph"/>
-      </w:pPr>
-      <w:r>
-        <w:t xml:space="preserve">Everyone enters:</w:t>
-      </w:r>
-    </w:p>
-    <w:p>
-      <w:pPr>
-        <w:pStyle w:val="BlockText"/>
-      </w:pPr>
-      <w:r>
-        <w:t xml:space="preserve">Create a local folder named</w:t>
-      </w:r>
-      <w:r>
-        <w:t xml:space="preserve"> </w:t>
-      </w:r>
-      <w:r>
-        <w:rPr>
-          <w:rStyle w:val="VerbatimChar"/>
-        </w:rPr>
-        <w:t xml:space="preserve">handoff</w:t>
-      </w:r>
-      <w:r>
-        <w:t xml:space="preserve"> </w:t>
-      </w:r>
-      <w:r>
-        <w:t xml:space="preserve">containing copies of</w:t>
-      </w:r>
-      <w:r>
-        <w:t xml:space="preserve"> </w:t>
-      </w:r>
-      <w:r>
-        <w:rPr>
-          <w:rStyle w:val="VerbatimChar"/>
-        </w:rPr>
-        <w:t xml:space="preserve">sales_clean.csv</w:t>
-      </w:r>
-      <w:r>
-        <w:t xml:space="preserve">,</w:t>
-      </w:r>
-      <w:r>
-        <w:t xml:space="preserve"> </w:t>
-      </w:r>
-      <w:r>
-        <w:rPr>
-          <w:rStyle w:val="VerbatimChar"/>
-        </w:rPr>
-        <w:t xml:space="preserve">analysis.md</w:t>
-      </w:r>
-      <w:r>
-        <w:t xml:space="preserve">, and</w:t>
-      </w:r>
-      <w:r>
-        <w:t xml:space="preserve"> </w:t>
-      </w:r>
-      <w:r>
-        <w:rPr>
-          <w:rStyle w:val="VerbatimChar"/>
-        </w:rPr>
-        <w:t xml:space="preserve">data-quality-report.md</w:t>
-      </w:r>
-      <w:r>
-        <w:t xml:space="preserve">. Add a</w:t>
-      </w:r>
-      <w:r>
-        <w:t xml:space="preserve"> </w:t>
-      </w:r>
-      <w:r>
-        <w:rPr>
-          <w:rStyle w:val="VerbatimChar"/>
-        </w:rPr>
-        <w:t xml:space="preserve">README.md</w:t>
-      </w:r>
-      <w:r>
-        <w:t xml:space="preserve"> </w:t>
-      </w:r>
-      <w:r>
-        <w:t xml:space="preserve">that explains</w:t>
-      </w:r>
-      <w:r>
-        <w:t xml:space="preserve"> </w:t>
-      </w:r>
-      <w:r>
-        <w:t xml:space="preserve">what each file contains and how to rerun</w:t>
-      </w:r>
-      <w:r>
-        <w:t xml:space="preserve"> </w:t>
-      </w:r>
-      <w:r>
-        <w:rPr>
-          <w:rStyle w:val="VerbatimChar"/>
-        </w:rPr>
-        <w:t xml:space="preserve">clean_sales.py</w:t>
-      </w:r>
-      <w:r>
-        <w:t xml:space="preserve">. Create</w:t>
-      </w:r>
-      <w:r>
-        <w:t xml:space="preserve"> </w:t>
-      </w:r>
-      <w:r>
-        <w:rPr>
-          <w:rStyle w:val="VerbatimChar"/>
-        </w:rPr>
-        <w:t xml:space="preserve">sales-handoff.zip</w:t>
-      </w:r>
-      <w:r>
-        <w:t xml:space="preserve"> </w:t>
-      </w:r>
-      <w:r>
-        <w:t xml:space="preserve">from that folder. Do not upload or send anything.</w:t>
-      </w:r>
-    </w:p>
-    <w:p>
-      <w:pPr>
-        <w:pStyle w:val="FirstParagraph"/>
-      </w:pPr>
-      <w:r>
-        <w:rPr>
-          <w:b/>
-          <w:bCs/>
-        </w:rPr>
-        <w:t xml:space="preserve">Final checkpoint:</w:t>
-      </w:r>
-      <w:r>
-        <w:t xml:space="preserve"> </w:t>
-      </w:r>
-      <w:r>
-        <w:t xml:space="preserve">the</w:t>
-      </w:r>
-      <w:r>
-        <w:t xml:space="preserve"> </w:t>
-      </w:r>
-      <w:r>
-        <w:rPr>
-          <w:rStyle w:val="VerbatimChar"/>
-        </w:rPr>
-        <w:t xml:space="preserve">handoff</w:t>
-      </w:r>
-      <w:r>
-        <w:t xml:space="preserve"> </w:t>
-      </w:r>
-      <w:r>
-        <w:t xml:space="preserve">folder contains exactly four files and the ZIP</w:t>
-      </w:r>
-      <w:r>
-        <w:t xml:space="preserve"> </w:t>
-      </w:r>
-      <w:r>
-        <w:t xml:space="preserve">exists. All outputs remain local. There is no cloud teardown.</w:t>
-      </w:r>
-    </w:p>
-    <w:bookmarkEnd w:id="23"/>
-    <w:bookmarkStart w:id="24" w:name="safety-rules"/>
-    <w:p>
-      <w:pPr>
-        <w:pStyle w:val="Heading2"/>
-      </w:pPr>
-      <w:r>
-        <w:t xml:space="preserve">Safety rules</w:t>
+        <w:t xml:space="preserve">Trust the folder and complete</w:t>
+      </w:r>
+      <w:r>
+        <w:t xml:space="preserve"> </w:t>
+      </w:r>
+      <w:r>
+        <w:rPr>
+          <w:rStyle w:val="VerbatimChar"/>
+        </w:rPr>
+        <w:t xml:space="preserve">/login</w:t>
+      </w:r>
+      <w:r>
+        <w:t xml:space="preserve"> </w:t>
+      </w:r>
+      <w:r>
+        <w:t xml:space="preserve">if prompted.</w:t>
+      </w:r>
+    </w:p>
+    <w:p>
+      <w:pPr>
+        <w:pStyle w:val="Compact"/>
+        <w:numPr>
+          <w:ilvl w:val="0"/>
+          <w:numId w:val="1004"/>
+        </w:numPr>
+      </w:pPr>
+      <w:r>
+        <w:t xml:space="preserve">Open the selected track folder.</w:t>
+      </w:r>
+    </w:p>
+    <w:bookmarkEnd w:id="14"/>
+    <w:bookmarkStart w:id="15" w:name="github-copilot-app"/>
+    <w:p>
+      <w:pPr>
+        <w:pStyle w:val="Heading3"/>
+      </w:pPr>
+      <w:r>
+        <w:t xml:space="preserve">GitHub Copilot app</w:t>
       </w:r>
     </w:p>
     <w:p>
@@ -1464,7 +727,22 @@
         </w:numPr>
       </w:pPr>
       <w:r>
-        <w:t xml:space="preserve">Read every proposed action before approving it.</w:t>
+        <w:t xml:space="preserve">Add</w:t>
+      </w:r>
+      <w:r>
+        <w:t xml:space="preserve"> </w:t>
+      </w:r>
+      <w:r>
+        <w:rPr>
+          <w:rStyle w:val="VerbatimChar"/>
+        </w:rPr>
+        <w:t xml:space="preserve">https://github.com/marinfrankovic/copilot-workshop-samples.git</w:t>
+      </w:r>
+      <w:r>
+        <w:t xml:space="preserve"> </w:t>
+      </w:r>
+      <w:r>
+        <w:t xml:space="preserve">as a project.</w:t>
       </w:r>
     </w:p>
     <w:p>
@@ -1476,7 +754,7 @@
         </w:numPr>
       </w:pPr>
       <w:r>
-        <w:t xml:space="preserve">Keep the three source CSV files unchanged.</w:t>
+        <w:t xml:space="preserve">Start an Interactive session.</w:t>
       </w:r>
     </w:p>
     <w:p>
@@ -1488,7 +766,758 @@
         </w:numPr>
       </w:pPr>
       <w:r>
-        <w:t xml:space="preserve">Never paste secrets, real customer data, or confidential information into Copilot.</w:t>
+        <w:t xml:space="preserve">Ask Copilot to show the selected track’s</w:t>
+      </w:r>
+      <w:r>
+        <w:t xml:space="preserve"> </w:t>
+      </w:r>
+      <w:r>
+        <w:rPr>
+          <w:rStyle w:val="VerbatimChar"/>
+        </w:rPr>
+        <w:t xml:space="preserve">LAB.md</w:t>
+      </w:r>
+      <w:r>
+        <w:t xml:space="preserve">.</w:t>
+      </w:r>
+    </w:p>
+    <w:p>
+      <w:pPr>
+        <w:pStyle w:val="FirstParagraph"/>
+      </w:pPr>
+      <w:r>
+        <w:t xml:space="preserve">The following sections contain both complete tracks. Use only the track selected</w:t>
+      </w:r>
+      <w:r>
+        <w:t xml:space="preserve"> </w:t>
+      </w:r>
+      <w:r>
+        <w:t xml:space="preserve">for the delivery.</w:t>
+      </w:r>
+    </w:p>
+    <w:bookmarkEnd w:id="15"/>
+    <w:bookmarkEnd w:id="16"/>
+    <w:bookmarkEnd w:id="17"/>
+    <w:bookmarkStart w:id="27" w:name="Xca3ae7ecb4428bf077aff55b69c8b0f0aaeaf89"/>
+    <w:p>
+      <w:pPr>
+        <w:pStyle w:val="Heading1"/>
+      </w:pPr>
+      <w:r>
+        <w:t xml:space="preserve">Systems Administrator lab - audit a server fleet locally</w:t>
+      </w:r>
+    </w:p>
+    <w:p>
+      <w:pPr>
+        <w:pStyle w:val="FirstParagraph"/>
+      </w:pPr>
+      <w:r>
+        <w:t xml:space="preserve">This is a separate role-based track. Follow the facilitator through each step if</w:t>
+      </w:r>
+      <w:r>
+        <w:t xml:space="preserve"> </w:t>
+      </w:r>
+      <w:r>
+        <w:t xml:space="preserve">the Systems Administrator track is selected. No Azure subscription, remote</w:t>
+      </w:r>
+      <w:r>
+        <w:t xml:space="preserve"> </w:t>
+      </w:r>
+      <w:r>
+        <w:t xml:space="preserve">server connection, or coding experience is required.</w:t>
+      </w:r>
+    </w:p>
+    <w:p>
+      <w:pPr>
+        <w:pStyle w:val="BodyText"/>
+      </w:pPr>
+      <w:r>
+        <w:rPr>
+          <w:b/>
+          <w:bCs/>
+        </w:rPr>
+        <w:t xml:space="preserve">Time:</w:t>
+      </w:r>
+      <w:r>
+        <w:t xml:space="preserve"> </w:t>
+      </w:r>
+      <w:r>
+        <w:t xml:space="preserve">50 minutes</w:t>
+      </w:r>
+    </w:p>
+    <w:bookmarkStart w:id="18" w:name="the-loop-1"/>
+    <w:p>
+      <w:pPr>
+        <w:pStyle w:val="Heading2"/>
+      </w:pPr>
+      <w:r>
+        <w:t xml:space="preserve">The loop</w:t>
+      </w:r>
+    </w:p>
+    <w:p>
+      <w:pPr>
+        <w:pStyle w:val="FirstParagraph"/>
+      </w:pPr>
+      <w:r>
+        <w:t xml:space="preserve">For every step: prompt, read the suggestion, approve the run, refine one issue,</w:t>
+      </w:r>
+      <w:r>
+        <w:t xml:space="preserve"> </w:t>
+      </w:r>
+      <w:r>
+        <w:t xml:space="preserve">and sanity-check the result. The source files must remain unchanged.</w:t>
+      </w:r>
+    </w:p>
+    <w:bookmarkEnd w:id="18"/>
+    <w:bookmarkStart w:id="19" w:name="before-the-timer-starts"/>
+    <w:p>
+      <w:pPr>
+        <w:pStyle w:val="Heading2"/>
+      </w:pPr>
+      <w:r>
+        <w:t xml:space="preserve">Before the timer starts</w:t>
+      </w:r>
+    </w:p>
+    <w:p>
+      <w:pPr>
+        <w:pStyle w:val="FirstParagraph"/>
+      </w:pPr>
+      <w:r>
+        <w:t xml:space="preserve">Open</w:t>
+      </w:r>
+      <w:r>
+        <w:t xml:space="preserve"> </w:t>
+      </w:r>
+      <w:r>
+        <w:rPr>
+          <w:rStyle w:val="VerbatimChar"/>
+        </w:rPr>
+        <w:t xml:space="preserve">labs/systems-engineer</w:t>
+      </w:r>
+      <w:r>
+        <w:t xml:space="preserve"> </w:t>
+      </w:r>
+      <w:r>
+        <w:t xml:space="preserve">and confirm Copilot can see</w:t>
+      </w:r>
+      <w:r>
+        <w:t xml:space="preserve"> </w:t>
+      </w:r>
+      <w:r>
+        <w:rPr>
+          <w:rStyle w:val="VerbatimChar"/>
+        </w:rPr>
+        <w:t xml:space="preserve">operations-brief.md</w:t>
+      </w:r>
+      <w:r>
+        <w:t xml:space="preserve">,</w:t>
+      </w:r>
+      <w:r>
+        <w:t xml:space="preserve"> </w:t>
+      </w:r>
+      <w:r>
+        <w:rPr>
+          <w:rStyle w:val="VerbatimChar"/>
+        </w:rPr>
+        <w:t xml:space="preserve">server-inventory.csv</w:t>
+      </w:r>
+      <w:r>
+        <w:t xml:space="preserve">,</w:t>
+      </w:r>
+      <w:r>
+        <w:t xml:space="preserve"> </w:t>
+      </w:r>
+      <w:r>
+        <w:rPr>
+          <w:rStyle w:val="VerbatimChar"/>
+        </w:rPr>
+        <w:t xml:space="preserve">service-status.csv</w:t>
+      </w:r>
+      <w:r>
+        <w:t xml:space="preserve">, and</w:t>
+      </w:r>
+      <w:r>
+        <w:t xml:space="preserve"> </w:t>
+      </w:r>
+      <w:r>
+        <w:rPr>
+          <w:rStyle w:val="VerbatimChar"/>
+        </w:rPr>
+        <w:t xml:space="preserve">sample-error.txt</w:t>
+      </w:r>
+      <w:r>
+        <w:t xml:space="preserve">. Wait for the facilitator before continuing.</w:t>
+      </w:r>
+    </w:p>
+    <w:bookmarkEnd w:id="19"/>
+    <w:bookmarkStart w:id="20" w:name="Xb57a6f38e63681e9a96307e505cd1ac8b2d6a1d"/>
+    <w:p>
+      <w:pPr>
+        <w:pStyle w:val="Heading2"/>
+      </w:pPr>
+      <w:r>
+        <w:t xml:space="preserve">1. Understand the operational brief (minutes 0-7)</w:t>
+      </w:r>
+    </w:p>
+    <w:p>
+      <w:pPr>
+        <w:pStyle w:val="BlockText"/>
+      </w:pPr>
+      <w:r>
+        <w:t xml:space="preserve">Read</w:t>
+      </w:r>
+      <w:r>
+        <w:t xml:space="preserve"> </w:t>
+      </w:r>
+      <w:r>
+        <w:rPr>
+          <w:rStyle w:val="VerbatimChar"/>
+        </w:rPr>
+        <w:t xml:space="preserve">operations-brief.md</w:t>
+      </w:r>
+      <w:r>
+        <w:t xml:space="preserve">,</w:t>
+      </w:r>
+      <w:r>
+        <w:t xml:space="preserve"> </w:t>
+      </w:r>
+      <w:r>
+        <w:rPr>
+          <w:rStyle w:val="VerbatimChar"/>
+        </w:rPr>
+        <w:t xml:space="preserve">server-inventory.csv</w:t>
+      </w:r>
+      <w:r>
+        <w:t xml:space="preserve">, and</w:t>
+      </w:r>
+      <w:r>
+        <w:t xml:space="preserve"> </w:t>
+      </w:r>
+      <w:r>
+        <w:rPr>
+          <w:rStyle w:val="VerbatimChar"/>
+        </w:rPr>
+        <w:t xml:space="preserve">service-status.csv</w:t>
+      </w:r>
+      <w:r>
+        <w:t xml:space="preserve">.</w:t>
+      </w:r>
+      <w:r>
+        <w:t xml:space="preserve"> </w:t>
+      </w:r>
+      <w:r>
+        <w:t xml:space="preserve">Do not change anything yet. Explain the health rules, identify the available</w:t>
+      </w:r>
+      <w:r>
+        <w:t xml:space="preserve"> </w:t>
+      </w:r>
+      <w:r>
+        <w:t xml:space="preserve">evidence, and propose a short audit plan in plain English.</w:t>
+      </w:r>
+    </w:p>
+    <w:p>
+      <w:pPr>
+        <w:pStyle w:val="FirstParagraph"/>
+      </w:pPr>
+      <w:r>
+        <w:rPr>
+          <w:b/>
+          <w:bCs/>
+        </w:rPr>
+        <w:t xml:space="preserve">Checkpoint:</w:t>
+      </w:r>
+      <w:r>
+        <w:t xml:space="preserve"> </w:t>
+      </w:r>
+      <w:r>
+        <w:t xml:space="preserve">the plan covers patch age, disk space, backup, endpoint</w:t>
+      </w:r>
+      <w:r>
+        <w:t xml:space="preserve"> </w:t>
+      </w:r>
+      <w:r>
+        <w:t xml:space="preserve">protection, service status, and startup type.</w:t>
+      </w:r>
+    </w:p>
+    <w:bookmarkEnd w:id="20"/>
+    <w:bookmarkStart w:id="21" w:name="X649e85bcb7ffca1905b0950e2d23cd4db82f208"/>
+    <w:p>
+      <w:pPr>
+        <w:pStyle w:val="Heading2"/>
+      </w:pPr>
+      <w:r>
+        <w:t xml:space="preserve">2. Build and run the local audit (minutes 7-18)</w:t>
+      </w:r>
+    </w:p>
+    <w:p>
+      <w:pPr>
+        <w:pStyle w:val="BlockText"/>
+      </w:pPr>
+      <w:r>
+        <w:t xml:space="preserve">Create</w:t>
+      </w:r>
+      <w:r>
+        <w:t xml:space="preserve"> </w:t>
+      </w:r>
+      <w:r>
+        <w:rPr>
+          <w:rStyle w:val="VerbatimChar"/>
+        </w:rPr>
+        <w:t xml:space="preserve">audit_servers.py</w:t>
+      </w:r>
+      <w:r>
+        <w:t xml:space="preserve"> </w:t>
+      </w:r>
+      <w:r>
+        <w:t xml:space="preserve">to apply every rule in</w:t>
+      </w:r>
+      <w:r>
+        <w:t xml:space="preserve"> </w:t>
+      </w:r>
+      <w:r>
+        <w:rPr>
+          <w:rStyle w:val="VerbatimChar"/>
+        </w:rPr>
+        <w:t xml:space="preserve">operations-brief.md</w:t>
+      </w:r>
+      <w:r>
+        <w:t xml:space="preserve"> </w:t>
+      </w:r>
+      <w:r>
+        <w:t xml:space="preserve">to the</w:t>
+      </w:r>
+      <w:r>
+        <w:t xml:space="preserve"> </w:t>
+      </w:r>
+      <w:r>
+        <w:t xml:space="preserve">two CSV exports. Write one row per server to</w:t>
+      </w:r>
+      <w:r>
+        <w:t xml:space="preserve"> </w:t>
+      </w:r>
+      <w:r>
+        <w:rPr>
+          <w:rStyle w:val="VerbatimChar"/>
+        </w:rPr>
+        <w:t xml:space="preserve">server-health.csv</w:t>
+      </w:r>
+      <w:r>
+        <w:t xml:space="preserve">, including</w:t>
+      </w:r>
+      <w:r>
+        <w:t xml:space="preserve"> </w:t>
+      </w:r>
+      <w:r>
+        <w:t xml:space="preserve">hostname, role, environment, owner, risk level, failed-check count, and</w:t>
+      </w:r>
+      <w:r>
+        <w:t xml:space="preserve"> </w:t>
+      </w:r>
+      <w:r>
+        <w:t xml:space="preserve">findings. Keep the source files unchanged. Explain the script in five bullets,</w:t>
+      </w:r>
+      <w:r>
+        <w:t xml:space="preserve"> </w:t>
+      </w:r>
+      <w:r>
+        <w:t xml:space="preserve">then run it.</w:t>
+      </w:r>
+    </w:p>
+    <w:p>
+      <w:pPr>
+        <w:pStyle w:val="FirstParagraph"/>
+      </w:pPr>
+      <w:r>
+        <w:rPr>
+          <w:b/>
+          <w:bCs/>
+        </w:rPr>
+        <w:t xml:space="preserve">Checkpoint:</w:t>
+      </w:r>
+      <w:r>
+        <w:t xml:space="preserve"> </w:t>
+      </w:r>
+      <w:r>
+        <w:rPr>
+          <w:rStyle w:val="VerbatimChar"/>
+        </w:rPr>
+        <w:t xml:space="preserve">server-health.csv</w:t>
+      </w:r>
+      <w:r>
+        <w:t xml:space="preserve"> </w:t>
+      </w:r>
+      <w:r>
+        <w:t xml:space="preserve">contains ten servers and includes both</w:t>
+      </w:r>
+      <w:r>
+        <w:t xml:space="preserve"> </w:t>
+      </w:r>
+      <w:r>
+        <w:t xml:space="preserve">healthy and unhealthy results.</w:t>
+      </w:r>
+    </w:p>
+    <w:bookmarkEnd w:id="21"/>
+    <w:bookmarkStart w:id="22" w:name="Xa0c587441336e290cdf7d39dd297326185c2b7f"/>
+    <w:p>
+      <w:pPr>
+        <w:pStyle w:val="Heading2"/>
+      </w:pPr>
+      <w:r>
+        <w:t xml:space="preserve">3. Create the remediation plan (minutes 18-28)</w:t>
+      </w:r>
+    </w:p>
+    <w:p>
+      <w:pPr>
+        <w:pStyle w:val="BlockText"/>
+      </w:pPr>
+      <w:r>
+        <w:t xml:space="preserve">Using</w:t>
+      </w:r>
+      <w:r>
+        <w:t xml:space="preserve"> </w:t>
+      </w:r>
+      <w:r>
+        <w:rPr>
+          <w:rStyle w:val="VerbatimChar"/>
+        </w:rPr>
+        <w:t xml:space="preserve">server-health.csv</w:t>
+      </w:r>
+      <w:r>
+        <w:t xml:space="preserve">, create</w:t>
+      </w:r>
+      <w:r>
+        <w:t xml:space="preserve"> </w:t>
+      </w:r>
+      <w:r>
+        <w:rPr>
+          <w:rStyle w:val="VerbatimChar"/>
+        </w:rPr>
+        <w:t xml:space="preserve">remediation-plan.md</w:t>
+      </w:r>
+      <w:r>
+        <w:t xml:space="preserve">. Sort servers by risk</w:t>
+      </w:r>
+      <w:r>
+        <w:t xml:space="preserve"> </w:t>
+      </w:r>
+      <w:r>
+        <w:t xml:space="preserve">and hostname, explain the evidence for each finding, recommend the next action,</w:t>
+      </w:r>
+      <w:r>
+        <w:t xml:space="preserve"> </w:t>
+      </w:r>
+      <w:r>
+        <w:t xml:space="preserve">and include the owner and maintenance window. Do not claim that any action was</w:t>
+      </w:r>
+      <w:r>
+        <w:t xml:space="preserve"> </w:t>
+      </w:r>
+      <w:r>
+        <w:t xml:space="preserve">performed.</w:t>
+      </w:r>
+    </w:p>
+    <w:p>
+      <w:pPr>
+        <w:pStyle w:val="FirstParagraph"/>
+      </w:pPr>
+      <w:r>
+        <w:rPr>
+          <w:b/>
+          <w:bCs/>
+        </w:rPr>
+        <w:t xml:space="preserve">Checkpoint:</w:t>
+      </w:r>
+      <w:r>
+        <w:t xml:space="preserve"> </w:t>
+      </w:r>
+      <w:r>
+        <w:t xml:space="preserve">critical and high-risk servers appear before healthy servers.</w:t>
+      </w:r>
+    </w:p>
+    <w:bookmarkEnd w:id="22"/>
+    <w:bookmarkStart w:id="23" w:name="practise-troubleshooting-minutes-28-36"/>
+    <w:p>
+      <w:pPr>
+        <w:pStyle w:val="Heading2"/>
+      </w:pPr>
+      <w:r>
+        <w:t xml:space="preserve">4. Practise troubleshooting (minutes 28-36)</w:t>
+      </w:r>
+    </w:p>
+    <w:p>
+      <w:pPr>
+        <w:pStyle w:val="BlockText"/>
+      </w:pPr>
+      <w:r>
+        <w:t xml:space="preserve">Read</w:t>
+      </w:r>
+      <w:r>
+        <w:t xml:space="preserve"> </w:t>
+      </w:r>
+      <w:r>
+        <w:rPr>
+          <w:rStyle w:val="VerbatimChar"/>
+        </w:rPr>
+        <w:t xml:space="preserve">sample-error.txt</w:t>
+      </w:r>
+      <w:r>
+        <w:t xml:space="preserve">. Explain the failure in plain English, identify the</w:t>
+      </w:r>
+      <w:r>
+        <w:t xml:space="preserve"> </w:t>
+      </w:r>
+      <w:r>
+        <w:t xml:space="preserve">exact mismatch that caused it, and make only the smallest correction needed in</w:t>
+      </w:r>
+      <w:r>
+        <w:t xml:space="preserve"> </w:t>
+      </w:r>
+      <w:r>
+        <w:rPr>
+          <w:rStyle w:val="VerbatimChar"/>
+        </w:rPr>
+        <w:t xml:space="preserve">audit_servers.py</w:t>
+      </w:r>
+      <w:r>
+        <w:t xml:space="preserve">. Then rerun the audit.</w:t>
+      </w:r>
+    </w:p>
+    <w:p>
+      <w:pPr>
+        <w:pStyle w:val="FirstParagraph"/>
+      </w:pPr>
+      <w:r>
+        <w:rPr>
+          <w:b/>
+          <w:bCs/>
+        </w:rPr>
+        <w:t xml:space="preserve">Checkpoint:</w:t>
+      </w:r>
+      <w:r>
+        <w:t xml:space="preserve"> </w:t>
+      </w:r>
+      <w:r>
+        <w:t xml:space="preserve">Copilot changes the incorrect field name only; it does not rename</w:t>
+      </w:r>
+      <w:r>
+        <w:t xml:space="preserve"> </w:t>
+      </w:r>
+      <w:r>
+        <w:t xml:space="preserve">the source column or replace the whole script.</w:t>
+      </w:r>
+    </w:p>
+    <w:bookmarkEnd w:id="23"/>
+    <w:bookmarkStart w:id="24" w:name="validate-the-audit-minutes-36-44"/>
+    <w:p>
+      <w:pPr>
+        <w:pStyle w:val="Heading2"/>
+      </w:pPr>
+      <w:r>
+        <w:t xml:space="preserve">5. Validate the audit (minutes 36-44)</w:t>
+      </w:r>
+    </w:p>
+    <w:p>
+      <w:pPr>
+        <w:pStyle w:val="BlockText"/>
+      </w:pPr>
+      <w:r>
+        <w:t xml:space="preserve">Independently validate the audit output. Confirm every inventory server appears</w:t>
+      </w:r>
+      <w:r>
+        <w:t xml:space="preserve"> </w:t>
+      </w:r>
+      <w:r>
+        <w:t xml:space="preserve">exactly once, risk levels match the failed-check counts, findings match the</w:t>
+      </w:r>
+      <w:r>
+        <w:t xml:space="preserve"> </w:t>
+      </w:r>
+      <w:r>
+        <w:t xml:space="preserve">source values, and no source file changed. Save the evidence as</w:t>
+      </w:r>
+      <w:r>
+        <w:t xml:space="preserve"> </w:t>
+      </w:r>
+      <w:r>
+        <w:rPr>
+          <w:rStyle w:val="VerbatimChar"/>
+        </w:rPr>
+        <w:t xml:space="preserve">validation-report.md</w:t>
+      </w:r>
+      <w:r>
+        <w:t xml:space="preserve">. Flag mismatches instead of hiding them.</w:t>
+      </w:r>
+    </w:p>
+    <w:p>
+      <w:pPr>
+        <w:pStyle w:val="FirstParagraph"/>
+      </w:pPr>
+      <w:r>
+        <w:rPr>
+          <w:b/>
+          <w:bCs/>
+        </w:rPr>
+        <w:t xml:space="preserve">Checkpoint:</w:t>
+      </w:r>
+      <w:r>
+        <w:t xml:space="preserve"> </w:t>
+      </w:r>
+      <w:r>
+        <w:t xml:space="preserve">the report states the audit date, source and output row counts,</w:t>
+      </w:r>
+      <w:r>
+        <w:t xml:space="preserve"> </w:t>
+      </w:r>
+      <w:r>
+        <w:t xml:space="preserve">duplicate count, missing-server count, and any discrepancies.</w:t>
+      </w:r>
+    </w:p>
+    <w:bookmarkEnd w:id="24"/>
+    <w:bookmarkStart w:id="25" w:name="package-the-local-handoff-minutes-44-50"/>
+    <w:p>
+      <w:pPr>
+        <w:pStyle w:val="Heading2"/>
+      </w:pPr>
+      <w:r>
+        <w:t xml:space="preserve">6. Package the local handoff (minutes 44-50)</w:t>
+      </w:r>
+    </w:p>
+    <w:p>
+      <w:pPr>
+        <w:pStyle w:val="BlockText"/>
+      </w:pPr>
+      <w:r>
+        <w:t xml:space="preserve">Create</w:t>
+      </w:r>
+      <w:r>
+        <w:t xml:space="preserve"> </w:t>
+      </w:r>
+      <w:r>
+        <w:rPr>
+          <w:rStyle w:val="VerbatimChar"/>
+        </w:rPr>
+        <w:t xml:space="preserve">sysadmin-handoff</w:t>
+      </w:r>
+      <w:r>
+        <w:t xml:space="preserve"> </w:t>
+      </w:r>
+      <w:r>
+        <w:t xml:space="preserve">containing copies of</w:t>
+      </w:r>
+      <w:r>
+        <w:t xml:space="preserve"> </w:t>
+      </w:r>
+      <w:r>
+        <w:rPr>
+          <w:rStyle w:val="VerbatimChar"/>
+        </w:rPr>
+        <w:t xml:space="preserve">server-health.csv</w:t>
+      </w:r>
+      <w:r>
+        <w:t xml:space="preserve">,</w:t>
+      </w:r>
+      <w:r>
+        <w:t xml:space="preserve"> </w:t>
+      </w:r>
+      <w:r>
+        <w:rPr>
+          <w:rStyle w:val="VerbatimChar"/>
+        </w:rPr>
+        <w:t xml:space="preserve">remediation-plan.md</w:t>
+      </w:r>
+      <w:r>
+        <w:t xml:space="preserve">, and</w:t>
+      </w:r>
+      <w:r>
+        <w:t xml:space="preserve"> </w:t>
+      </w:r>
+      <w:r>
+        <w:rPr>
+          <w:rStyle w:val="VerbatimChar"/>
+        </w:rPr>
+        <w:t xml:space="preserve">validation-report.md</w:t>
+      </w:r>
+      <w:r>
+        <w:t xml:space="preserve">. Add a</w:t>
+      </w:r>
+      <w:r>
+        <w:t xml:space="preserve"> </w:t>
+      </w:r>
+      <w:r>
+        <w:rPr>
+          <w:rStyle w:val="VerbatimChar"/>
+        </w:rPr>
+        <w:t xml:space="preserve">README.md</w:t>
+      </w:r>
+      <w:r>
+        <w:t xml:space="preserve"> </w:t>
+      </w:r>
+      <w:r>
+        <w:t xml:space="preserve">explaining</w:t>
+      </w:r>
+      <w:r>
+        <w:t xml:space="preserve"> </w:t>
+      </w:r>
+      <w:r>
+        <w:t xml:space="preserve">the files, the health rules, and how to rerun</w:t>
+      </w:r>
+      <w:r>
+        <w:t xml:space="preserve"> </w:t>
+      </w:r>
+      <w:r>
+        <w:rPr>
+          <w:rStyle w:val="VerbatimChar"/>
+        </w:rPr>
+        <w:t xml:space="preserve">audit_servers.py</w:t>
+      </w:r>
+      <w:r>
+        <w:t xml:space="preserve">. Create</w:t>
+      </w:r>
+      <w:r>
+        <w:t xml:space="preserve"> </w:t>
+      </w:r>
+      <w:r>
+        <w:rPr>
+          <w:rStyle w:val="VerbatimChar"/>
+        </w:rPr>
+        <w:t xml:space="preserve">sysadmin-handoff.zip</w:t>
+      </w:r>
+      <w:r>
+        <w:t xml:space="preserve">. Do not connect to servers or upload anything.</w:t>
+      </w:r>
+    </w:p>
+    <w:p>
+      <w:pPr>
+        <w:pStyle w:val="FirstParagraph"/>
+      </w:pPr>
+      <w:r>
+        <w:rPr>
+          <w:b/>
+          <w:bCs/>
+        </w:rPr>
+        <w:t xml:space="preserve">Final checkpoint:</w:t>
+      </w:r>
+      <w:r>
+        <w:t xml:space="preserve"> </w:t>
+      </w:r>
+      <w:r>
+        <w:t xml:space="preserve">the handoff folder contains exactly four files and the ZIP</w:t>
+      </w:r>
+      <w:r>
+        <w:t xml:space="preserve"> </w:t>
+      </w:r>
+      <w:r>
+        <w:t xml:space="preserve">exists. All work remains local.</w:t>
+      </w:r>
+    </w:p>
+    <w:bookmarkEnd w:id="25"/>
+    <w:bookmarkStart w:id="26" w:name="safety-rules"/>
+    <w:p>
+      <w:pPr>
+        <w:pStyle w:val="Heading2"/>
+      </w:pPr>
+      <w:r>
+        <w:t xml:space="preserve">Safety rules</w:t>
       </w:r>
     </w:p>
     <w:p>
@@ -1496,11 +1525,11 @@
         <w:pStyle w:val="Compact"/>
         <w:numPr>
           <w:ilvl w:val="0"/>
-          <w:numId w:val="1005"/>
+          <w:numId w:val="1006"/>
         </w:numPr>
       </w:pPr>
       <w:r>
-        <w:t xml:space="preserve">Require evidence for totals and claims. Copilot drafts; people decide.</w:t>
+        <w:t xml:space="preserve">Read every proposed action before approval.</w:t>
       </w:r>
     </w:p>
     <w:p>
@@ -1508,21 +1537,105 @@
         <w:pStyle w:val="Compact"/>
         <w:numPr>
           <w:ilvl w:val="0"/>
-          <w:numId w:val="1005"/>
+          <w:numId w:val="1006"/>
         </w:numPr>
       </w:pPr>
       <w:r>
+        <w:t xml:space="preserve">Never modify source exports or claim a remediation was performed.</w:t>
+      </w:r>
+    </w:p>
+    <w:p>
+      <w:pPr>
+        <w:pStyle w:val="Compact"/>
+        <w:numPr>
+          <w:ilvl w:val="0"/>
+          <w:numId w:val="1006"/>
+        </w:numPr>
+      </w:pPr>
+      <w:r>
+        <w:t xml:space="preserve">Never use real credentials, secrets, or customer data.</w:t>
+      </w:r>
+    </w:p>
+    <w:p>
+      <w:pPr>
+        <w:pStyle w:val="Compact"/>
+        <w:numPr>
+          <w:ilvl w:val="0"/>
+          <w:numId w:val="1006"/>
+        </w:numPr>
+      </w:pPr>
+      <w:r>
+        <w:t xml:space="preserve">Require evidence for every risk and recommendation.</w:t>
+      </w:r>
+    </w:p>
+    <w:p>
+      <w:pPr>
+        <w:pStyle w:val="Compact"/>
+        <w:numPr>
+          <w:ilvl w:val="0"/>
+          <w:numId w:val="1006"/>
+        </w:numPr>
+      </w:pPr>
+      <w:r>
         <w:t xml:space="preserve">Keep all outputs local during the workshop.</w:t>
       </w:r>
     </w:p>
-    <w:bookmarkEnd w:id="24"/>
-    <w:bookmarkStart w:id="25" w:name="wrap-up"/>
+    <w:bookmarkEnd w:id="26"/>
+    <w:bookmarkEnd w:id="27"/>
+    <w:bookmarkStart w:id="38" w:name="X5a74dd0ea8ed42067cebf65c9af6600d4d78aa8"/>
+    <w:p>
+      <w:pPr>
+        <w:pStyle w:val="Heading1"/>
+      </w:pPr>
+      <w:r>
+        <w:t xml:space="preserve">Shared follow-along lab - clean, analyse, and package data locally</w:t>
+      </w:r>
+    </w:p>
+    <w:p>
+      <w:pPr>
+        <w:pStyle w:val="FirstParagraph"/>
+      </w:pPr>
+      <w:r>
+        <w:t xml:space="preserve">The facilitator and every attendee complete these steps together. Wait for the</w:t>
+      </w:r>
+      <w:r>
+        <w:t xml:space="preserve"> </w:t>
+      </w:r>
+      <w:r>
+        <w:t xml:space="preserve">facilitator before moving to the next step. You do not need coding experience or</w:t>
+      </w:r>
+      <w:r>
+        <w:t xml:space="preserve"> </w:t>
+      </w:r>
+      <w:r>
+        <w:t xml:space="preserve">an Azure subscription.</w:t>
+      </w:r>
+    </w:p>
+    <w:p>
+      <w:pPr>
+        <w:pStyle w:val="BodyText"/>
+      </w:pPr>
+      <w:r>
+        <w:rPr>
+          <w:b/>
+          <w:bCs/>
+        </w:rPr>
+        <w:t xml:space="preserve">Time:</w:t>
+      </w:r>
+      <w:r>
+        <w:t xml:space="preserve"> </w:t>
+      </w:r>
+      <w:r>
+        <w:t xml:space="preserve">50 minutes</w:t>
+      </w:r>
+    </w:p>
+    <w:bookmarkStart w:id="28" w:name="the-loop-2"/>
     <w:p>
       <w:pPr>
         <w:pStyle w:val="Heading2"/>
       </w:pPr>
       <w:r>
-        <w:t xml:space="preserve">Wrap-up</w:t>
+        <w:t xml:space="preserve">The loop</w:t>
       </w:r>
     </w:p>
     <w:p>
@@ -1530,23 +1643,892 @@
         <w:pStyle w:val="FirstParagraph"/>
       </w:pPr>
       <w:r>
-        <w:t xml:space="preserve">The skill is not memorising Python. It is describing an outcome, reviewing the</w:t>
-      </w:r>
-      <w:r>
-        <w:t xml:space="preserve"> </w:t>
-      </w:r>
-      <w:r>
-        <w:t xml:space="preserve">proposal, running it deliberately, refining one issue at a time, and checking the</w:t>
-      </w:r>
-      <w:r>
-        <w:t xml:space="preserve"> </w:t>
-      </w:r>
-      <w:r>
-        <w:t xml:space="preserve">evidence before using the result.</w:t>
-      </w:r>
-    </w:p>
-    <w:bookmarkEnd w:id="25"/>
-    <w:bookmarkEnd w:id="26"/>
+        <w:t xml:space="preserve">For every step:</w:t>
+      </w:r>
+    </w:p>
+    <w:p>
+      <w:pPr>
+        <w:pStyle w:val="Compact"/>
+        <w:numPr>
+          <w:ilvl w:val="0"/>
+          <w:numId w:val="1007"/>
+        </w:numPr>
+      </w:pPr>
+      <w:r>
+        <w:rPr>
+          <w:b/>
+          <w:bCs/>
+        </w:rPr>
+        <w:t xml:space="preserve">Prompt:</w:t>
+      </w:r>
+      <w:r>
+        <w:t xml:space="preserve"> </w:t>
+      </w:r>
+      <w:r>
+        <w:t xml:space="preserve">enter the facilitator’s quoted prompt in Copilot.</w:t>
+      </w:r>
+    </w:p>
+    <w:p>
+      <w:pPr>
+        <w:pStyle w:val="Compact"/>
+        <w:numPr>
+          <w:ilvl w:val="0"/>
+          <w:numId w:val="1007"/>
+        </w:numPr>
+      </w:pPr>
+      <w:r>
+        <w:rPr>
+          <w:b/>
+          <w:bCs/>
+        </w:rPr>
+        <w:t xml:space="preserve">Suggestion:</w:t>
+      </w:r>
+      <w:r>
+        <w:t xml:space="preserve"> </w:t>
+      </w:r>
+      <w:r>
+        <w:t xml:space="preserve">read what Copilot proposes.</w:t>
+      </w:r>
+    </w:p>
+    <w:p>
+      <w:pPr>
+        <w:pStyle w:val="Compact"/>
+        <w:numPr>
+          <w:ilvl w:val="0"/>
+          <w:numId w:val="1007"/>
+        </w:numPr>
+      </w:pPr>
+      <w:r>
+        <w:rPr>
+          <w:b/>
+          <w:bCs/>
+        </w:rPr>
+        <w:t xml:space="preserve">Run:</w:t>
+      </w:r>
+      <w:r>
+        <w:t xml:space="preserve"> </w:t>
+      </w:r>
+      <w:r>
+        <w:t xml:space="preserve">approve only the actions you understand.</w:t>
+      </w:r>
+    </w:p>
+    <w:p>
+      <w:pPr>
+        <w:pStyle w:val="Compact"/>
+        <w:numPr>
+          <w:ilvl w:val="0"/>
+          <w:numId w:val="1007"/>
+        </w:numPr>
+      </w:pPr>
+      <w:r>
+        <w:rPr>
+          <w:b/>
+          <w:bCs/>
+        </w:rPr>
+        <w:t xml:space="preserve">Refine:</w:t>
+      </w:r>
+      <w:r>
+        <w:t xml:space="preserve"> </w:t>
+      </w:r>
+      <w:r>
+        <w:t xml:space="preserve">ask for one change at a time.</w:t>
+      </w:r>
+    </w:p>
+    <w:p>
+      <w:pPr>
+        <w:pStyle w:val="Compact"/>
+        <w:numPr>
+          <w:ilvl w:val="0"/>
+          <w:numId w:val="1007"/>
+        </w:numPr>
+      </w:pPr>
+      <w:r>
+        <w:rPr>
+          <w:b/>
+          <w:bCs/>
+        </w:rPr>
+        <w:t xml:space="preserve">Sanity-check:</w:t>
+      </w:r>
+      <w:r>
+        <w:t xml:space="preserve"> </w:t>
+      </w:r>
+      <w:r>
+        <w:t xml:space="preserve">verify the files and numbers.</w:t>
+      </w:r>
+    </w:p>
+    <w:p>
+      <w:pPr>
+        <w:pStyle w:val="FirstParagraph"/>
+      </w:pPr>
+      <w:r>
+        <w:t xml:space="preserve">All work stays in this folder. The original CSV files must remain unchanged.</w:t>
+      </w:r>
+    </w:p>
+    <w:bookmarkEnd w:id="28"/>
+    <w:bookmarkStart w:id="29" w:name="before-the-timer-starts-1"/>
+    <w:p>
+      <w:pPr>
+        <w:pStyle w:val="Heading2"/>
+      </w:pPr>
+      <w:r>
+        <w:t xml:space="preserve">Before the timer starts</w:t>
+      </w:r>
+    </w:p>
+    <w:p>
+      <w:pPr>
+        <w:pStyle w:val="Compact"/>
+        <w:numPr>
+          <w:ilvl w:val="0"/>
+          <w:numId w:val="1008"/>
+        </w:numPr>
+      </w:pPr>
+      <w:r>
+        <w:t xml:space="preserve">Open this repository in GitHub Codespaces or the GitHub Copilot app.</w:t>
+      </w:r>
+    </w:p>
+    <w:p>
+      <w:pPr>
+        <w:pStyle w:val="Compact"/>
+        <w:numPr>
+          <w:ilvl w:val="0"/>
+          <w:numId w:val="1008"/>
+        </w:numPr>
+      </w:pPr>
+      <w:r>
+        <w:t xml:space="preserve">Open</w:t>
+      </w:r>
+      <w:r>
+        <w:t xml:space="preserve"> </w:t>
+      </w:r>
+      <w:r>
+        <w:rPr>
+          <w:rStyle w:val="VerbatimChar"/>
+        </w:rPr>
+        <w:t xml:space="preserve">labs/data-engineer</w:t>
+      </w:r>
+      <w:r>
+        <w:t xml:space="preserve"> </w:t>
+      </w:r>
+      <w:r>
+        <w:t xml:space="preserve">as your working folder.</w:t>
+      </w:r>
+    </w:p>
+    <w:p>
+      <w:pPr>
+        <w:pStyle w:val="Compact"/>
+        <w:numPr>
+          <w:ilvl w:val="0"/>
+          <w:numId w:val="1008"/>
+        </w:numPr>
+      </w:pPr>
+      <w:r>
+        <w:t xml:space="preserve">Start Copilot and confirm it can see</w:t>
+      </w:r>
+      <w:r>
+        <w:t xml:space="preserve"> </w:t>
+      </w:r>
+      <w:r>
+        <w:rPr>
+          <w:rStyle w:val="VerbatimChar"/>
+        </w:rPr>
+        <w:t xml:space="preserve">sales_january.csv</w:t>
+      </w:r>
+      <w:r>
+        <w:t xml:space="preserve">,</w:t>
+      </w:r>
+      <w:r>
+        <w:t xml:space="preserve"> </w:t>
+      </w:r>
+      <w:r>
+        <w:rPr>
+          <w:rStyle w:val="VerbatimChar"/>
+        </w:rPr>
+        <w:t xml:space="preserve">sales_february.csv</w:t>
+      </w:r>
+      <w:r>
+        <w:t xml:space="preserve">, and</w:t>
+      </w:r>
+      <w:r>
+        <w:t xml:space="preserve"> </w:t>
+      </w:r>
+      <w:r>
+        <w:rPr>
+          <w:rStyle w:val="VerbatimChar"/>
+        </w:rPr>
+        <w:t xml:space="preserve">product_prices.csv</w:t>
+      </w:r>
+      <w:r>
+        <w:t xml:space="preserve">.</w:t>
+      </w:r>
+    </w:p>
+    <w:p>
+      <w:pPr>
+        <w:pStyle w:val="Compact"/>
+        <w:numPr>
+          <w:ilvl w:val="0"/>
+          <w:numId w:val="1008"/>
+        </w:numPr>
+      </w:pPr>
+      <w:r>
+        <w:t xml:space="preserve">Do not create files yet. Wait for the facilitator.</w:t>
+      </w:r>
+    </w:p>
+    <w:bookmarkEnd w:id="29"/>
+    <w:bookmarkStart w:id="30" w:name="inspect-the-source-files-minutes-0-7"/>
+    <w:p>
+      <w:pPr>
+        <w:pStyle w:val="Heading2"/>
+      </w:pPr>
+      <w:r>
+        <w:t xml:space="preserve">1. Inspect the source files (minutes 0-7)</w:t>
+      </w:r>
+    </w:p>
+    <w:p>
+      <w:pPr>
+        <w:pStyle w:val="FirstParagraph"/>
+      </w:pPr>
+      <w:r>
+        <w:t xml:space="preserve">Enter this prompt exactly as the facilitator does:</w:t>
+      </w:r>
+    </w:p>
+    <w:p>
+      <w:pPr>
+        <w:pStyle w:val="BlockText"/>
+      </w:pPr>
+      <w:r>
+        <w:t xml:space="preserve">Read the three CSV files in this folder. Do not change anything yet. In plain</w:t>
+      </w:r>
+      <w:r>
+        <w:t xml:space="preserve"> </w:t>
+      </w:r>
+      <w:r>
+        <w:t xml:space="preserve">English, list the inconsistencies that must be fixed before the sales files can</w:t>
+      </w:r>
+      <w:r>
+        <w:t xml:space="preserve"> </w:t>
+      </w:r>
+      <w:r>
+        <w:t xml:space="preserve">be combined, including column names, date formats, money values, spaces, and</w:t>
+      </w:r>
+      <w:r>
+        <w:t xml:space="preserve"> </w:t>
+      </w:r>
+      <w:r>
+        <w:t xml:space="preserve">capitalisation. Then propose a short plan.</w:t>
+      </w:r>
+    </w:p>
+    <w:p>
+      <w:pPr>
+        <w:pStyle w:val="FirstParagraph"/>
+      </w:pPr>
+      <w:r>
+        <w:t xml:space="preserve">Compare Copilot’s list with the facilitator’s. Ask about any difference before</w:t>
+      </w:r>
+      <w:r>
+        <w:t xml:space="preserve"> </w:t>
+      </w:r>
+      <w:r>
+        <w:t xml:space="preserve">continuing.</w:t>
+      </w:r>
+    </w:p>
+    <w:bookmarkEnd w:id="30"/>
+    <w:bookmarkStart w:id="31" w:name="clean-and-combine-the-data-minutes-7-17"/>
+    <w:p>
+      <w:pPr>
+        <w:pStyle w:val="Heading2"/>
+      </w:pPr>
+      <w:r>
+        <w:t xml:space="preserve">2. Clean and combine the data (minutes 7-17)</w:t>
+      </w:r>
+    </w:p>
+    <w:p>
+      <w:pPr>
+        <w:pStyle w:val="BlockText"/>
+      </w:pPr>
+      <w:r>
+        <w:t xml:space="preserve">Create a Python script named</w:t>
+      </w:r>
+      <w:r>
+        <w:t xml:space="preserve"> </w:t>
+      </w:r>
+      <w:r>
+        <w:rPr>
+          <w:rStyle w:val="VerbatimChar"/>
+        </w:rPr>
+        <w:t xml:space="preserve">clean_sales.py</w:t>
+      </w:r>
+      <w:r>
+        <w:t xml:space="preserve"> </w:t>
+      </w:r>
+      <w:r>
+        <w:t xml:space="preserve">that combines the January and</w:t>
+      </w:r>
+      <w:r>
+        <w:t xml:space="preserve"> </w:t>
+      </w:r>
+      <w:r>
+        <w:t xml:space="preserve">February sales files, fixes every issue in the plan, joins the product list,</w:t>
+      </w:r>
+      <w:r>
+        <w:t xml:space="preserve"> </w:t>
+      </w:r>
+      <w:r>
+        <w:t xml:space="preserve">and writes a new file named</w:t>
+      </w:r>
+      <w:r>
+        <w:t xml:space="preserve"> </w:t>
+      </w:r>
+      <w:r>
+        <w:rPr>
+          <w:rStyle w:val="VerbatimChar"/>
+        </w:rPr>
+        <w:t xml:space="preserve">sales_clean.csv</w:t>
+      </w:r>
+      <w:r>
+        <w:t xml:space="preserve">. Never modify the three source</w:t>
+      </w:r>
+      <w:r>
+        <w:t xml:space="preserve"> </w:t>
+      </w:r>
+      <w:r>
+        <w:t xml:space="preserve">CSV files. Explain the script in five bullets, then run it.</w:t>
+      </w:r>
+    </w:p>
+    <w:p>
+      <w:pPr>
+        <w:pStyle w:val="FirstParagraph"/>
+      </w:pPr>
+      <w:r>
+        <w:t xml:space="preserve">Read the explanation and approve the file creation and run. Open</w:t>
+      </w:r>
+      <w:r>
+        <w:t xml:space="preserve"> </w:t>
+      </w:r>
+      <w:r>
+        <w:rPr>
+          <w:rStyle w:val="VerbatimChar"/>
+        </w:rPr>
+        <w:t xml:space="preserve">sales_clean.csv</w:t>
+      </w:r>
+      <w:r>
+        <w:t xml:space="preserve"> </w:t>
+      </w:r>
+      <w:r>
+        <w:t xml:space="preserve">and confirm that it contains rows from both months.</w:t>
+      </w:r>
+    </w:p>
+    <w:p>
+      <w:pPr>
+        <w:pStyle w:val="BodyText"/>
+      </w:pPr>
+      <w:r>
+        <w:t xml:space="preserve">If the action fails, use the same recovery prompt as the facilitator:</w:t>
+      </w:r>
+    </w:p>
+    <w:p>
+      <w:pPr>
+        <w:pStyle w:val="BlockText"/>
+      </w:pPr>
+      <w:r>
+        <w:t xml:space="preserve">Explain the error in plain English. Make only the smallest necessary fix, then</w:t>
+      </w:r>
+      <w:r>
+        <w:t xml:space="preserve"> </w:t>
+      </w:r>
+      <w:r>
+        <w:t xml:space="preserve">run the script again.</w:t>
+      </w:r>
+    </w:p>
+    <w:bookmarkEnd w:id="31"/>
+    <w:bookmarkStart w:id="32" w:name="answer-business-questions-minutes-17-27"/>
+    <w:p>
+      <w:pPr>
+        <w:pStyle w:val="Heading2"/>
+      </w:pPr>
+      <w:r>
+        <w:t xml:space="preserve">3. Answer business questions (minutes 17-27)</w:t>
+      </w:r>
+    </w:p>
+    <w:p>
+      <w:pPr>
+        <w:pStyle w:val="BlockText"/>
+      </w:pPr>
+      <w:r>
+        <w:t xml:space="preserve">Using</w:t>
+      </w:r>
+      <w:r>
+        <w:t xml:space="preserve"> </w:t>
+      </w:r>
+      <w:r>
+        <w:rPr>
+          <w:rStyle w:val="VerbatimChar"/>
+        </w:rPr>
+        <w:t xml:space="preserve">sales_clean.csv</w:t>
+      </w:r>
+      <w:r>
+        <w:t xml:space="preserve">, calculate total revenue by region and by month, the</w:t>
+      </w:r>
+      <w:r>
+        <w:t xml:space="preserve"> </w:t>
+      </w:r>
+      <w:r>
+        <w:t xml:space="preserve">top-selling product by revenue, and the five largest discounts from list</w:t>
+      </w:r>
+      <w:r>
+        <w:t xml:space="preserve"> </w:t>
+      </w:r>
+      <w:r>
+        <w:t xml:space="preserve">price. Run the analysis and save the results as</w:t>
+      </w:r>
+      <w:r>
+        <w:t xml:space="preserve"> </w:t>
+      </w:r>
+      <w:r>
+        <w:rPr>
+          <w:rStyle w:val="VerbatimChar"/>
+        </w:rPr>
+        <w:t xml:space="preserve">analysis.md</w:t>
+      </w:r>
+      <w:r>
+        <w:t xml:space="preserve"> </w:t>
+      </w:r>
+      <w:r>
+        <w:t xml:space="preserve">with clear tables.</w:t>
+      </w:r>
+    </w:p>
+    <w:p>
+      <w:pPr>
+        <w:pStyle w:val="FirstParagraph"/>
+      </w:pPr>
+      <w:r>
+        <w:t xml:space="preserve">Do not accept an answer that only describes code. Copilot must run the analysis</w:t>
+      </w:r>
+      <w:r>
+        <w:t xml:space="preserve"> </w:t>
+      </w:r>
+      <w:r>
+        <w:t xml:space="preserve">and write the actual results.</w:t>
+      </w:r>
+    </w:p>
+    <w:bookmarkEnd w:id="32"/>
+    <w:bookmarkStart w:id="33" w:name="validate-the-result-minutes-27-37"/>
+    <w:p>
+      <w:pPr>
+        <w:pStyle w:val="Heading2"/>
+      </w:pPr>
+      <w:r>
+        <w:t xml:space="preserve">4. Validate the result (minutes 27-37)</w:t>
+      </w:r>
+    </w:p>
+    <w:p>
+      <w:pPr>
+        <w:pStyle w:val="BlockText"/>
+      </w:pPr>
+      <w:r>
+        <w:t xml:space="preserve">Validate the cleaned data. Report the source row count, cleaned row count,</w:t>
+      </w:r>
+      <w:r>
+        <w:t xml:space="preserve"> </w:t>
+      </w:r>
+      <w:r>
+        <w:t xml:space="preserve">date range, total units, total revenue, duplicate count, missing-value count,</w:t>
+      </w:r>
+      <w:r>
+        <w:t xml:space="preserve"> </w:t>
+      </w:r>
+      <w:r>
+        <w:t xml:space="preserve">and three sample rows. Recalculate totals independently from the cleaned CSV.</w:t>
+      </w:r>
+      <w:r>
+        <w:t xml:space="preserve"> </w:t>
+      </w:r>
+      <w:r>
+        <w:t xml:space="preserve">Save the evidence as</w:t>
+      </w:r>
+      <w:r>
+        <w:t xml:space="preserve"> </w:t>
+      </w:r>
+      <w:r>
+        <w:rPr>
+          <w:rStyle w:val="VerbatimChar"/>
+        </w:rPr>
+        <w:t xml:space="preserve">data-quality-report.md</w:t>
+      </w:r>
+      <w:r>
+        <w:t xml:space="preserve">. Flag any mismatch instead of</w:t>
+      </w:r>
+      <w:r>
+        <w:t xml:space="preserve"> </w:t>
+      </w:r>
+      <w:r>
+        <w:t xml:space="preserve">hiding or guessing it.</w:t>
+      </w:r>
+    </w:p>
+    <w:p>
+      <w:pPr>
+        <w:pStyle w:val="FirstParagraph"/>
+      </w:pPr>
+      <w:r>
+        <w:t xml:space="preserve">Compare the row counts and totals with the facilitator. If yours differ, stop</w:t>
+      </w:r>
+      <w:r>
+        <w:t xml:space="preserve"> </w:t>
+      </w:r>
+      <w:r>
+        <w:t xml:space="preserve">and ask Copilot to identify the first differing row or assumption.</w:t>
+      </w:r>
+    </w:p>
+    <w:bookmarkEnd w:id="33"/>
+    <w:bookmarkStart w:id="34" w:name="improve-the-handoff-minutes-37-44"/>
+    <w:p>
+      <w:pPr>
+        <w:pStyle w:val="Heading2"/>
+      </w:pPr>
+      <w:r>
+        <w:t xml:space="preserve">5. Improve the handoff (minutes 37-44)</w:t>
+      </w:r>
+    </w:p>
+    <w:p>
+      <w:pPr>
+        <w:pStyle w:val="BlockText"/>
+      </w:pPr>
+      <w:r>
+        <w:t xml:space="preserve">Review</w:t>
+      </w:r>
+      <w:r>
+        <w:t xml:space="preserve"> </w:t>
+      </w:r>
+      <w:r>
+        <w:rPr>
+          <w:rStyle w:val="VerbatimChar"/>
+        </w:rPr>
+        <w:t xml:space="preserve">analysis.md</w:t>
+      </w:r>
+      <w:r>
+        <w:t xml:space="preserve"> </w:t>
+      </w:r>
+      <w:r>
+        <w:t xml:space="preserve">and</w:t>
+      </w:r>
+      <w:r>
+        <w:t xml:space="preserve"> </w:t>
+      </w:r>
+      <w:r>
+        <w:rPr>
+          <w:rStyle w:val="VerbatimChar"/>
+        </w:rPr>
+        <w:t xml:space="preserve">data-quality-report.md</w:t>
+      </w:r>
+      <w:r>
+        <w:t xml:space="preserve"> </w:t>
+      </w:r>
+      <w:r>
+        <w:t xml:space="preserve">for a non-technical manager.</w:t>
+      </w:r>
+      <w:r>
+        <w:t xml:space="preserve"> </w:t>
+      </w:r>
+      <w:r>
+        <w:t xml:space="preserve">Add a short executive summary to</w:t>
+      </w:r>
+      <w:r>
+        <w:t xml:space="preserve"> </w:t>
+      </w:r>
+      <w:r>
+        <w:rPr>
+          <w:rStyle w:val="VerbatimChar"/>
+        </w:rPr>
+        <w:t xml:space="preserve">analysis.md</w:t>
+      </w:r>
+      <w:r>
+        <w:t xml:space="preserve"> </w:t>
+      </w:r>
+      <w:r>
+        <w:t xml:space="preserve">with three findings and one</w:t>
+      </w:r>
+      <w:r>
+        <w:t xml:space="preserve"> </w:t>
+      </w:r>
+      <w:r>
+        <w:t xml:space="preserve">limitation. Use only facts calculated from the files; do not invent figures.</w:t>
+      </w:r>
+    </w:p>
+    <w:p>
+      <w:pPr>
+        <w:pStyle w:val="FirstParagraph"/>
+      </w:pPr>
+      <w:r>
+        <w:t xml:space="preserve">Read the summary. Ask Copilot which file and calculation supports each claim.</w:t>
+      </w:r>
+    </w:p>
+    <w:bookmarkEnd w:id="34"/>
+    <w:bookmarkStart w:id="35" w:name="X4650c6ac28e93f5420f9f349bec8fb8ce430ac0"/>
+    <w:p>
+      <w:pPr>
+        <w:pStyle w:val="Heading2"/>
+      </w:pPr>
+      <w:r>
+        <w:t xml:space="preserve">6. Create and inspect the local package (minutes 44-50)</w:t>
+      </w:r>
+    </w:p>
+    <w:p>
+      <w:pPr>
+        <w:pStyle w:val="BlockText"/>
+      </w:pPr>
+      <w:r>
+        <w:t xml:space="preserve">Create a local folder named</w:t>
+      </w:r>
+      <w:r>
+        <w:t xml:space="preserve"> </w:t>
+      </w:r>
+      <w:r>
+        <w:rPr>
+          <w:rStyle w:val="VerbatimChar"/>
+        </w:rPr>
+        <w:t xml:space="preserve">handoff</w:t>
+      </w:r>
+      <w:r>
+        <w:t xml:space="preserve"> </w:t>
+      </w:r>
+      <w:r>
+        <w:t xml:space="preserve">containing copies of</w:t>
+      </w:r>
+      <w:r>
+        <w:t xml:space="preserve"> </w:t>
+      </w:r>
+      <w:r>
+        <w:rPr>
+          <w:rStyle w:val="VerbatimChar"/>
+        </w:rPr>
+        <w:t xml:space="preserve">sales_clean.csv</w:t>
+      </w:r>
+      <w:r>
+        <w:t xml:space="preserve">,</w:t>
+      </w:r>
+      <w:r>
+        <w:t xml:space="preserve"> </w:t>
+      </w:r>
+      <w:r>
+        <w:rPr>
+          <w:rStyle w:val="VerbatimChar"/>
+        </w:rPr>
+        <w:t xml:space="preserve">analysis.md</w:t>
+      </w:r>
+      <w:r>
+        <w:t xml:space="preserve">, and</w:t>
+      </w:r>
+      <w:r>
+        <w:t xml:space="preserve"> </w:t>
+      </w:r>
+      <w:r>
+        <w:rPr>
+          <w:rStyle w:val="VerbatimChar"/>
+        </w:rPr>
+        <w:t xml:space="preserve">data-quality-report.md</w:t>
+      </w:r>
+      <w:r>
+        <w:t xml:space="preserve">. Add a</w:t>
+      </w:r>
+      <w:r>
+        <w:t xml:space="preserve"> </w:t>
+      </w:r>
+      <w:r>
+        <w:rPr>
+          <w:rStyle w:val="VerbatimChar"/>
+        </w:rPr>
+        <w:t xml:space="preserve">README.md</w:t>
+      </w:r>
+      <w:r>
+        <w:t xml:space="preserve"> </w:t>
+      </w:r>
+      <w:r>
+        <w:t xml:space="preserve">that explains</w:t>
+      </w:r>
+      <w:r>
+        <w:t xml:space="preserve"> </w:t>
+      </w:r>
+      <w:r>
+        <w:t xml:space="preserve">what each file contains and how to rerun</w:t>
+      </w:r>
+      <w:r>
+        <w:t xml:space="preserve"> </w:t>
+      </w:r>
+      <w:r>
+        <w:rPr>
+          <w:rStyle w:val="VerbatimChar"/>
+        </w:rPr>
+        <w:t xml:space="preserve">clean_sales.py</w:t>
+      </w:r>
+      <w:r>
+        <w:t xml:space="preserve">. Create</w:t>
+      </w:r>
+      <w:r>
+        <w:t xml:space="preserve"> </w:t>
+      </w:r>
+      <w:r>
+        <w:rPr>
+          <w:rStyle w:val="VerbatimChar"/>
+        </w:rPr>
+        <w:t xml:space="preserve">sales-handoff.zip</w:t>
+      </w:r>
+      <w:r>
+        <w:t xml:space="preserve"> </w:t>
+      </w:r>
+      <w:r>
+        <w:t xml:space="preserve">from that folder. Do not upload or send anything.</w:t>
+      </w:r>
+    </w:p>
+    <w:p>
+      <w:pPr>
+        <w:pStyle w:val="FirstParagraph"/>
+      </w:pPr>
+      <w:r>
+        <w:t xml:space="preserve">Open the</w:t>
+      </w:r>
+      <w:r>
+        <w:t xml:space="preserve"> </w:t>
+      </w:r>
+      <w:r>
+        <w:rPr>
+          <w:rStyle w:val="VerbatimChar"/>
+        </w:rPr>
+        <w:t xml:space="preserve">handoff</w:t>
+      </w:r>
+      <w:r>
+        <w:t xml:space="preserve"> </w:t>
+      </w:r>
+      <w:r>
+        <w:t xml:space="preserve">folder and confirm it contains exactly four files. The ZIP is</w:t>
+      </w:r>
+      <w:r>
+        <w:t xml:space="preserve"> </w:t>
+      </w:r>
+      <w:r>
+        <w:t xml:space="preserve">the finished local deliverable; there is no cloud upload or teardown.</w:t>
+      </w:r>
+    </w:p>
+    <w:bookmarkEnd w:id="35"/>
+    <w:bookmarkStart w:id="36" w:name="safety-rules-1"/>
+    <w:p>
+      <w:pPr>
+        <w:pStyle w:val="Heading2"/>
+      </w:pPr>
+      <w:r>
+        <w:t xml:space="preserve">Safety rules</w:t>
+      </w:r>
+    </w:p>
+    <w:p>
+      <w:pPr>
+        <w:pStyle w:val="Compact"/>
+        <w:numPr>
+          <w:ilvl w:val="0"/>
+          <w:numId w:val="1009"/>
+        </w:numPr>
+      </w:pPr>
+      <w:r>
+        <w:t xml:space="preserve">Read every proposed action before approving it.</w:t>
+      </w:r>
+    </w:p>
+    <w:p>
+      <w:pPr>
+        <w:pStyle w:val="Compact"/>
+        <w:numPr>
+          <w:ilvl w:val="0"/>
+          <w:numId w:val="1009"/>
+        </w:numPr>
+      </w:pPr>
+      <w:r>
+        <w:t xml:space="preserve">Keep the three source CSV files unchanged.</w:t>
+      </w:r>
+    </w:p>
+    <w:p>
+      <w:pPr>
+        <w:pStyle w:val="Compact"/>
+        <w:numPr>
+          <w:ilvl w:val="0"/>
+          <w:numId w:val="1009"/>
+        </w:numPr>
+      </w:pPr>
+      <w:r>
+        <w:t xml:space="preserve">Use only the fictitious workshop data. Never paste secrets or real customer</w:t>
+      </w:r>
+      <w:r>
+        <w:t xml:space="preserve"> </w:t>
+      </w:r>
+      <w:r>
+        <w:t xml:space="preserve">information into Copilot.</w:t>
+      </w:r>
+    </w:p>
+    <w:p>
+      <w:pPr>
+        <w:pStyle w:val="Compact"/>
+        <w:numPr>
+          <w:ilvl w:val="0"/>
+          <w:numId w:val="1009"/>
+        </w:numPr>
+      </w:pPr>
+      <w:r>
+        <w:t xml:space="preserve">Require evidence for totals and claims. Copilot drafts; you decide.</w:t>
+      </w:r>
+    </w:p>
+    <w:p>
+      <w:pPr>
+        <w:pStyle w:val="Compact"/>
+        <w:numPr>
+          <w:ilvl w:val="0"/>
+          <w:numId w:val="1009"/>
+        </w:numPr>
+      </w:pPr>
+      <w:r>
+        <w:t xml:space="preserve">Keep all outputs local during the workshop.</w:t>
+      </w:r>
+    </w:p>
+    <w:bookmarkEnd w:id="36"/>
+    <w:bookmarkStart w:id="37" w:name="if-the-group-finishes-early"/>
+    <w:p>
+      <w:pPr>
+        <w:pStyle w:val="Heading2"/>
+      </w:pPr>
+      <w:r>
+        <w:t xml:space="preserve">If the group finishes early</w:t>
+      </w:r>
+    </w:p>
+    <w:p>
+      <w:pPr>
+        <w:pStyle w:val="FirstParagraph"/>
+      </w:pPr>
+      <w:r>
+        <w:t xml:space="preserve">Use one prompt together:</w:t>
+      </w:r>
+    </w:p>
+    <w:p>
+      <w:pPr>
+        <w:pStyle w:val="BlockText"/>
+      </w:pPr>
+      <w:r>
+        <w:t xml:space="preserve">Create a bar chart of monthly revenue as</w:t>
+      </w:r>
+      <w:r>
+        <w:t xml:space="preserve"> </w:t>
+      </w:r>
+      <w:r>
+        <w:rPr>
+          <w:rStyle w:val="VerbatimChar"/>
+        </w:rPr>
+        <w:t xml:space="preserve">monthly-revenue.png</w:t>
+      </w:r>
+      <w:r>
+        <w:t xml:space="preserve">, add it to the</w:t>
+      </w:r>
+      <w:r>
+        <w:t xml:space="preserve"> </w:t>
+      </w:r>
+      <w:r>
+        <w:t xml:space="preserve">handoff folder, update the handoff README, and rebuild the ZIP.</w:t>
+      </w:r>
+    </w:p>
+    <w:bookmarkEnd w:id="37"/>
+    <w:bookmarkEnd w:id="38"/>
     <w:sectPr>
       <w:footnotePr>
         <w:numRestart w:val="eachSect"/>
@@ -1852,34 +2834,7 @@
     <w:abstractNumId w:val="991"/>
   </w:num>
   <w:num w:numId="1002">
-    <w:abstractNumId w:val="99411"/>
-    <w:lvlOverride w:ilvl="0">
-      <w:startOverride w:val="1"/>
-    </w:lvlOverride>
-    <w:lvlOverride w:ilvl="1">
-      <w:startOverride w:val="1"/>
-    </w:lvlOverride>
-    <w:lvlOverride w:ilvl="2">
-      <w:startOverride w:val="1"/>
-    </w:lvlOverride>
-    <w:lvlOverride w:ilvl="3">
-      <w:startOverride w:val="1"/>
-    </w:lvlOverride>
-    <w:lvlOverride w:ilvl="4">
-      <w:startOverride w:val="1"/>
-    </w:lvlOverride>
-    <w:lvlOverride w:ilvl="5">
-      <w:startOverride w:val="1"/>
-    </w:lvlOverride>
-    <w:lvlOverride w:ilvl="6">
-      <w:startOverride w:val="1"/>
-    </w:lvlOverride>
-    <w:lvlOverride w:ilvl="7">
-      <w:startOverride w:val="1"/>
-    </w:lvlOverride>
-    <w:lvlOverride w:ilvl="8">
-      <w:startOverride w:val="1"/>
-    </w:lvlOverride>
+    <w:abstractNumId w:val="991"/>
   </w:num>
   <w:num w:numId="1003">
     <w:abstractNumId w:val="99411"/>
@@ -1942,6 +2897,99 @@
     </w:lvlOverride>
   </w:num>
   <w:num w:numId="1005">
+    <w:abstractNumId w:val="99411"/>
+    <w:lvlOverride w:ilvl="0">
+      <w:startOverride w:val="1"/>
+    </w:lvlOverride>
+    <w:lvlOverride w:ilvl="1">
+      <w:startOverride w:val="1"/>
+    </w:lvlOverride>
+    <w:lvlOverride w:ilvl="2">
+      <w:startOverride w:val="1"/>
+    </w:lvlOverride>
+    <w:lvlOverride w:ilvl="3">
+      <w:startOverride w:val="1"/>
+    </w:lvlOverride>
+    <w:lvlOverride w:ilvl="4">
+      <w:startOverride w:val="1"/>
+    </w:lvlOverride>
+    <w:lvlOverride w:ilvl="5">
+      <w:startOverride w:val="1"/>
+    </w:lvlOverride>
+    <w:lvlOverride w:ilvl="6">
+      <w:startOverride w:val="1"/>
+    </w:lvlOverride>
+    <w:lvlOverride w:ilvl="7">
+      <w:startOverride w:val="1"/>
+    </w:lvlOverride>
+    <w:lvlOverride w:ilvl="8">
+      <w:startOverride w:val="1"/>
+    </w:lvlOverride>
+  </w:num>
+  <w:num w:numId="1006">
+    <w:abstractNumId w:val="991"/>
+  </w:num>
+  <w:num w:numId="1007">
+    <w:abstractNumId w:val="99411"/>
+    <w:lvlOverride w:ilvl="0">
+      <w:startOverride w:val="1"/>
+    </w:lvlOverride>
+    <w:lvlOverride w:ilvl="1">
+      <w:startOverride w:val="1"/>
+    </w:lvlOverride>
+    <w:lvlOverride w:ilvl="2">
+      <w:startOverride w:val="1"/>
+    </w:lvlOverride>
+    <w:lvlOverride w:ilvl="3">
+      <w:startOverride w:val="1"/>
+    </w:lvlOverride>
+    <w:lvlOverride w:ilvl="4">
+      <w:startOverride w:val="1"/>
+    </w:lvlOverride>
+    <w:lvlOverride w:ilvl="5">
+      <w:startOverride w:val="1"/>
+    </w:lvlOverride>
+    <w:lvlOverride w:ilvl="6">
+      <w:startOverride w:val="1"/>
+    </w:lvlOverride>
+    <w:lvlOverride w:ilvl="7">
+      <w:startOverride w:val="1"/>
+    </w:lvlOverride>
+    <w:lvlOverride w:ilvl="8">
+      <w:startOverride w:val="1"/>
+    </w:lvlOverride>
+  </w:num>
+  <w:num w:numId="1008">
+    <w:abstractNumId w:val="99411"/>
+    <w:lvlOverride w:ilvl="0">
+      <w:startOverride w:val="1"/>
+    </w:lvlOverride>
+    <w:lvlOverride w:ilvl="1">
+      <w:startOverride w:val="1"/>
+    </w:lvlOverride>
+    <w:lvlOverride w:ilvl="2">
+      <w:startOverride w:val="1"/>
+    </w:lvlOverride>
+    <w:lvlOverride w:ilvl="3">
+      <w:startOverride w:val="1"/>
+    </w:lvlOverride>
+    <w:lvlOverride w:ilvl="4">
+      <w:startOverride w:val="1"/>
+    </w:lvlOverride>
+    <w:lvlOverride w:ilvl="5">
+      <w:startOverride w:val="1"/>
+    </w:lvlOverride>
+    <w:lvlOverride w:ilvl="6">
+      <w:startOverride w:val="1"/>
+    </w:lvlOverride>
+    <w:lvlOverride w:ilvl="7">
+      <w:startOverride w:val="1"/>
+    </w:lvlOverride>
+    <w:lvlOverride w:ilvl="8">
+      <w:startOverride w:val="1"/>
+    </w:lvlOverride>
+  </w:num>
+  <w:num w:numId="1009">
     <w:abstractNumId w:val="991"/>
   </w:num>
 </w:numbering>

--- a/guides/Facilitator Guide - 10 min talk 50 min handson.docx
+++ b/guides/Facilitator Guide - 10 min talk 50 min handson.docx
@@ -25,7 +25,7 @@
         <w:pStyle w:val="FirstParagraph"/>
       </w:pPr>
       <w:r>
-        <w:t xml:space="preserve">The workshop has two separate role-based tracks:</w:t>
+        <w:t xml:space="preserve">The workshop has two separate role-based labs:</w:t>
       </w:r>
     </w:p>
     <w:p>
@@ -89,25 +89,19 @@
         <w:pStyle w:val="FirstParagraph"/>
       </w:pPr>
       <w:r>
-        <w:t xml:space="preserve">Before the session, the facilitator selects the track for that delivery. The</w:t>
-      </w:r>
-      <w:r>
-        <w:t xml:space="preserve"> </w:t>
-      </w:r>
-      <w:r>
-        <w:t xml:space="preserve">facilitator and attendees then use the same track instructions, enter the same</w:t>
-      </w:r>
-      <w:r>
-        <w:t xml:space="preserve"> </w:t>
-      </w:r>
-      <w:r>
-        <w:t xml:space="preserve">prompts, and pause at the same checkpoints. Do not combine or switch tracks</w:t>
-      </w:r>
-      <w:r>
-        <w:t xml:space="preserve"> </w:t>
-      </w:r>
-      <w:r>
-        <w:t xml:space="preserve">during the 50-minute lab.</w:t>
+        <w:t xml:space="preserve">During the 50-minute hands-on, the facilitator and attendees complete both labs</w:t>
+      </w:r>
+      <w:r>
+        <w:t xml:space="preserve"> </w:t>
+      </w:r>
+      <w:r>
+        <w:t xml:space="preserve">in order. Everyone uses the same instructions, enters the same prompts, and</w:t>
+      </w:r>
+      <w:r>
+        <w:t xml:space="preserve"> </w:t>
+      </w:r>
+      <w:r>
+        <w:t xml:space="preserve">pauses at the same checkpoints. Each lab has a strict 25-minute maximum.</w:t>
       </w:r>
     </w:p>
     <w:p>
@@ -193,7 +187,7 @@
         </w:numPr>
       </w:pPr>
       <w:r>
-        <w:t xml:space="preserve">Select either</w:t>
+        <w:t xml:space="preserve">Open</w:t>
       </w:r>
       <w:r>
         <w:t xml:space="preserve"> </w:t>
@@ -208,7 +202,7 @@
         <w:t xml:space="preserve"> </w:t>
       </w:r>
       <w:r>
-        <w:t xml:space="preserve">or</w:t>
+        <w:t xml:space="preserve">and</w:t>
       </w:r>
       <w:r>
         <w:t xml:space="preserve"> </w:t>
@@ -220,10 +214,7 @@
         <w:t xml:space="preserve">labs/data-engineer/LAB.md</w:t>
       </w:r>
       <w:r>
-        <w:t xml:space="preserve"> </w:t>
-      </w:r>
-      <w:r>
-        <w:t xml:space="preserve">for the delivery.</w:t>
+        <w:t xml:space="preserve">.</w:t>
       </w:r>
     </w:p>
     <w:p>
@@ -235,7 +226,7 @@
         </w:numPr>
       </w:pPr>
       <w:r>
-        <w:t xml:space="preserve">The facilitator opens the same lab in a clean workspace.</w:t>
+        <w:t xml:space="preserve">The facilitator opens both labs in the same clean workspace.</w:t>
       </w:r>
     </w:p>
     <w:p>
@@ -247,7 +238,7 @@
         </w:numPr>
       </w:pPr>
       <w:r>
-        <w:t xml:space="preserve">Use only the fictitious source data included in the selected lab.</w:t>
+        <w:t xml:space="preserve">Use only the fictitious source data included in each lab.</w:t>
       </w:r>
     </w:p>
     <w:bookmarkEnd w:id="11"/>
@@ -317,7 +308,7 @@
               <w:pStyle w:val="Compact"/>
             </w:pPr>
             <w:r>
-              <w:t xml:space="preserve">Facilitator gives the existing short introduction. Attendees open the repository and selected lab.</w:t>
+              <w:t xml:space="preserve">Facilitator gives the existing short introduction. Attendees open the repository and both labs.</w:t>
             </w:r>
           </w:p>
         </w:tc>
@@ -330,7 +321,7 @@
               <w:pStyle w:val="Compact"/>
             </w:pPr>
             <w:r>
-              <w:t xml:space="preserve">10-17</w:t>
+              <w:t xml:space="preserve">10-35</w:t>
             </w:r>
           </w:p>
         </w:tc>
@@ -341,7 +332,7 @@
               <w:pStyle w:val="Compact"/>
             </w:pPr>
             <w:r>
-              <w:t xml:space="preserve">Everyone inspects the selected track’s source files and agrees on a plan.</w:t>
+              <w:t xml:space="preserve">Everyone completes the Systems Administrator lab. Stop at its final checkpoint.</w:t>
             </w:r>
           </w:p>
         </w:tc>
@@ -354,7 +345,7 @@
               <w:pStyle w:val="Compact"/>
             </w:pPr>
             <w:r>
-              <w:t xml:space="preserve">17-28</w:t>
+              <w:t xml:space="preserve">35-60</w:t>
             </w:r>
           </w:p>
         </w:tc>
@@ -365,79 +356,7 @@
               <w:pStyle w:val="Compact"/>
             </w:pPr>
             <w:r>
-              <w:t xml:space="preserve">Everyone creates and runs the local processing or audit script.</w:t>
-            </w:r>
-          </w:p>
-        </w:tc>
-      </w:tr>
-      <w:tr>
-        <w:tc>
-          <w:tcPr/>
-          <w:p>
-            <w:pPr>
-              <w:pStyle w:val="Compact"/>
-            </w:pPr>
-            <w:r>
-              <w:t xml:space="preserve">28-38</w:t>
-            </w:r>
-          </w:p>
-        </w:tc>
-        <w:tc>
-          <w:tcPr/>
-          <w:p>
-            <w:pPr>
-              <w:pStyle w:val="Compact"/>
-            </w:pPr>
-            <w:r>
-              <w:t xml:space="preserve">Everyone produces role-specific analysis or remediation output.</w:t>
-            </w:r>
-          </w:p>
-        </w:tc>
-      </w:tr>
-      <w:tr>
-        <w:tc>
-          <w:tcPr/>
-          <w:p>
-            <w:pPr>
-              <w:pStyle w:val="Compact"/>
-            </w:pPr>
-            <w:r>
-              <w:t xml:space="preserve">38-47</w:t>
-            </w:r>
-          </w:p>
-        </w:tc>
-        <w:tc>
-          <w:tcPr/>
-          <w:p>
-            <w:pPr>
-              <w:pStyle w:val="Compact"/>
-            </w:pPr>
-            <w:r>
-              <w:t xml:space="preserve">Everyone troubleshoots or validates the output against source evidence.</w:t>
-            </w:r>
-          </w:p>
-        </w:tc>
-      </w:tr>
-      <w:tr>
-        <w:tc>
-          <w:tcPr/>
-          <w:p>
-            <w:pPr>
-              <w:pStyle w:val="Compact"/>
-            </w:pPr>
-            <w:r>
-              <w:t xml:space="preserve">47-60</w:t>
-            </w:r>
-          </w:p>
-        </w:tc>
-        <w:tc>
-          <w:tcPr/>
-          <w:p>
-            <w:pPr>
-              <w:pStyle w:val="Compact"/>
-            </w:pPr>
-            <w:r>
-              <w:t xml:space="preserve">Everyone completes validation and creates the local handoff package.</w:t>
+              <w:t xml:space="preserve">Everyone completes the Data Engineer lab. Stop at its final checkpoint.</w:t>
             </w:r>
           </w:p>
         </w:tc>
@@ -705,7 +624,37 @@
         </w:numPr>
       </w:pPr>
       <w:r>
-        <w:t xml:space="preserve">Open the selected track folder.</w:t>
+        <w:t xml:space="preserve">Open</w:t>
+      </w:r>
+      <w:r>
+        <w:t xml:space="preserve"> </w:t>
+      </w:r>
+      <w:r>
+        <w:rPr>
+          <w:rStyle w:val="VerbatimChar"/>
+        </w:rPr>
+        <w:t xml:space="preserve">labs/systems-engineer</w:t>
+      </w:r>
+      <w:r>
+        <w:t xml:space="preserve"> </w:t>
+      </w:r>
+      <w:r>
+        <w:t xml:space="preserve">first; open</w:t>
+      </w:r>
+      <w:r>
+        <w:t xml:space="preserve"> </w:t>
+      </w:r>
+      <w:r>
+        <w:rPr>
+          <w:rStyle w:val="VerbatimChar"/>
+        </w:rPr>
+        <w:t xml:space="preserve">labs/data-engineer</w:t>
+      </w:r>
+      <w:r>
+        <w:t xml:space="preserve"> </w:t>
+      </w:r>
+      <w:r>
+        <w:t xml:space="preserve">at minute 35 of the session.</w:t>
       </w:r>
     </w:p>
     <w:bookmarkEnd w:id="14"/>
@@ -766,7 +715,7 @@
         </w:numPr>
       </w:pPr>
       <w:r>
-        <w:t xml:space="preserve">Ask Copilot to show the selected track’s</w:t>
+        <w:t xml:space="preserve">Ask Copilot to show the Systems Administrator</w:t>
       </w:r>
       <w:r>
         <w:t xml:space="preserve"> </w:t>
@@ -778,7 +727,10 @@
         <w:t xml:space="preserve">LAB.md</w:t>
       </w:r>
       <w:r>
-        <w:t xml:space="preserve">.</w:t>
+        <w:t xml:space="preserve"> </w:t>
+      </w:r>
+      <w:r>
+        <w:t xml:space="preserve">first.</w:t>
       </w:r>
     </w:p>
     <w:p>
@@ -786,19 +738,19 @@
         <w:pStyle w:val="FirstParagraph"/>
       </w:pPr>
       <w:r>
-        <w:t xml:space="preserve">The following sections contain both complete tracks. Use only the track selected</w:t>
-      </w:r>
-      <w:r>
-        <w:t xml:space="preserve"> </w:t>
-      </w:r>
-      <w:r>
-        <w:t xml:space="preserve">for the delivery.</w:t>
+        <w:t xml:space="preserve">The following sections contain both complete labs. Complete Sysadmin first and</w:t>
+      </w:r>
+      <w:r>
+        <w:t xml:space="preserve"> </w:t>
+      </w:r>
+      <w:r>
+        <w:t xml:space="preserve">Data second. Stop each lab after 25 minutes even if optional refinement remains.</w:t>
       </w:r>
     </w:p>
     <w:bookmarkEnd w:id="15"/>
     <w:bookmarkEnd w:id="16"/>
     <w:bookmarkEnd w:id="17"/>
-    <w:bookmarkStart w:id="27" w:name="Xca3ae7ecb4428bf077aff55b69c8b0f0aaeaf89"/>
+    <w:bookmarkStart w:id="25" w:name="Xca3ae7ecb4428bf077aff55b69c8b0f0aaeaf89"/>
     <w:p>
       <w:pPr>
         <w:pStyle w:val="Heading1"/>
@@ -812,19 +764,19 @@
         <w:pStyle w:val="FirstParagraph"/>
       </w:pPr>
       <w:r>
-        <w:t xml:space="preserve">This is a separate role-based track. Follow the facilitator through each step if</w:t>
-      </w:r>
-      <w:r>
-        <w:t xml:space="preserve"> </w:t>
-      </w:r>
-      <w:r>
-        <w:t xml:space="preserve">the Systems Administrator track is selected. No Azure subscription, remote</w:t>
-      </w:r>
-      <w:r>
-        <w:t xml:space="preserve"> </w:t>
-      </w:r>
-      <w:r>
-        <w:t xml:space="preserve">server connection, or coding experience is required.</w:t>
+        <w:t xml:space="preserve">Everyone follows the facilitator through this lab before moving to the Data</w:t>
+      </w:r>
+      <w:r>
+        <w:t xml:space="preserve"> </w:t>
+      </w:r>
+      <w:r>
+        <w:t xml:space="preserve">Engineer lab. No Azure subscription, remote connection, or coding experience is</w:t>
+      </w:r>
+      <w:r>
+        <w:t xml:space="preserve"> </w:t>
+      </w:r>
+      <w:r>
+        <w:t xml:space="preserve">required.</w:t>
       </w:r>
     </w:p>
     <w:p>
@@ -836,22 +788,30 @@
           <w:b/>
           <w:bCs/>
         </w:rPr>
-        <w:t xml:space="preserve">Time:</w:t>
-      </w:r>
-      <w:r>
-        <w:t xml:space="preserve"> </w:t>
-      </w:r>
-      <w:r>
-        <w:t xml:space="preserve">50 minutes</w:t>
-      </w:r>
-    </w:p>
-    <w:bookmarkStart w:id="18" w:name="the-loop-1"/>
+        <w:t xml:space="preserve">Maximum time: 25 minutes. Stop after the final checkpoint.</w:t>
+      </w:r>
+    </w:p>
+    <w:p>
+      <w:pPr>
+        <w:pStyle w:val="BodyText"/>
+      </w:pPr>
+      <w:r>
+        <w:t xml:space="preserve">For every step: enter the same prompt as the facilitator, read the suggestion,</w:t>
+      </w:r>
+      <w:r>
+        <w:t xml:space="preserve"> </w:t>
+      </w:r>
+      <w:r>
+        <w:t xml:space="preserve">approve only understood actions, and verify the result. Keep source files unchanged.</w:t>
+      </w:r>
+    </w:p>
+    <w:bookmarkStart w:id="18" w:name="setup"/>
     <w:p>
       <w:pPr>
         <w:pStyle w:val="Heading2"/>
       </w:pPr>
       <w:r>
-        <w:t xml:space="preserve">The loop</w:t>
+        <w:t xml:space="preserve">Setup</w:t>
       </w:r>
     </w:p>
     <w:p>
@@ -859,46 +819,85 @@
         <w:pStyle w:val="FirstParagraph"/>
       </w:pPr>
       <w:r>
-        <w:t xml:space="preserve">For every step: prompt, read the suggestion, approve the run, refine one issue,</w:t>
-      </w:r>
-      <w:r>
-        <w:t xml:space="preserve"> </w:t>
-      </w:r>
-      <w:r>
-        <w:t xml:space="preserve">and sanity-check the result. The source files must remain unchanged.</w:t>
+        <w:t xml:space="preserve">Open</w:t>
+      </w:r>
+      <w:r>
+        <w:t xml:space="preserve"> </w:t>
+      </w:r>
+      <w:r>
+        <w:rPr>
+          <w:rStyle w:val="VerbatimChar"/>
+        </w:rPr>
+        <w:t xml:space="preserve">labs/systems-engineer</w:t>
+      </w:r>
+      <w:r>
+        <w:t xml:space="preserve">. Confirm Copilot can see</w:t>
+      </w:r>
+      <w:r>
+        <w:t xml:space="preserve"> </w:t>
+      </w:r>
+      <w:r>
+        <w:rPr>
+          <w:rStyle w:val="VerbatimChar"/>
+        </w:rPr>
+        <w:t xml:space="preserve">operations-brief.md</w:t>
+      </w:r>
+      <w:r>
+        <w:t xml:space="preserve">,</w:t>
+      </w:r>
+      <w:r>
+        <w:t xml:space="preserve"> </w:t>
+      </w:r>
+      <w:r>
+        <w:rPr>
+          <w:rStyle w:val="VerbatimChar"/>
+        </w:rPr>
+        <w:t xml:space="preserve">server-inventory.csv</w:t>
+      </w:r>
+      <w:r>
+        <w:t xml:space="preserve">,</w:t>
+      </w:r>
+      <w:r>
+        <w:t xml:space="preserve"> </w:t>
+      </w:r>
+      <w:r>
+        <w:rPr>
+          <w:rStyle w:val="VerbatimChar"/>
+        </w:rPr>
+        <w:t xml:space="preserve">service-status.csv</w:t>
+      </w:r>
+      <w:r>
+        <w:t xml:space="preserve">, and</w:t>
+      </w:r>
+      <w:r>
+        <w:t xml:space="preserve"> </w:t>
+      </w:r>
+      <w:r>
+        <w:rPr>
+          <w:rStyle w:val="VerbatimChar"/>
+        </w:rPr>
+        <w:t xml:space="preserve">sample-error.txt</w:t>
+      </w:r>
+      <w:r>
+        <w:t xml:space="preserve">.</w:t>
       </w:r>
     </w:p>
     <w:bookmarkEnd w:id="18"/>
-    <w:bookmarkStart w:id="19" w:name="before-the-timer-starts"/>
+    <w:bookmarkStart w:id="19" w:name="understand-the-audit-minutes-0-4"/>
     <w:p>
       <w:pPr>
         <w:pStyle w:val="Heading2"/>
       </w:pPr>
       <w:r>
-        <w:t xml:space="preserve">Before the timer starts</w:t>
-      </w:r>
-    </w:p>
-    <w:p>
-      <w:pPr>
-        <w:pStyle w:val="FirstParagraph"/>
-      </w:pPr>
-      <w:r>
-        <w:t xml:space="preserve">Open</w:t>
-      </w:r>
-      <w:r>
-        <w:t xml:space="preserve"> </w:t>
-      </w:r>
-      <w:r>
-        <w:rPr>
-          <w:rStyle w:val="VerbatimChar"/>
-        </w:rPr>
-        <w:t xml:space="preserve">labs/systems-engineer</w:t>
-      </w:r>
-      <w:r>
-        <w:t xml:space="preserve"> </w:t>
-      </w:r>
-      <w:r>
-        <w:t xml:space="preserve">and confirm Copilot can see</w:t>
+        <w:t xml:space="preserve">1. Understand the audit (minutes 0-4)</w:t>
+      </w:r>
+    </w:p>
+    <w:p>
+      <w:pPr>
+        <w:pStyle w:val="BlockText"/>
+      </w:pPr>
+      <w:r>
+        <w:t xml:space="preserve">Read</w:t>
       </w:r>
       <w:r>
         <w:t xml:space="preserve"> </w:t>
@@ -922,7 +921,7 @@
         <w:t xml:space="preserve">server-inventory.csv</w:t>
       </w:r>
       <w:r>
-        <w:t xml:space="preserve">,</w:t>
+        <w:t xml:space="preserve">, and</w:t>
       </w:r>
       <w:r>
         <w:t xml:space="preserve"> </w:t>
@@ -934,85 +933,19 @@
         <w:t xml:space="preserve">service-status.csv</w:t>
       </w:r>
       <w:r>
-        <w:t xml:space="preserve">, and</w:t>
-      </w:r>
-      <w:r>
-        <w:t xml:space="preserve"> </w:t>
-      </w:r>
-      <w:r>
-        <w:rPr>
-          <w:rStyle w:val="VerbatimChar"/>
-        </w:rPr>
-        <w:t xml:space="preserve">sample-error.txt</w:t>
-      </w:r>
-      <w:r>
-        <w:t xml:space="preserve">. Wait for the facilitator before continuing.</w:t>
-      </w:r>
-    </w:p>
-    <w:bookmarkEnd w:id="19"/>
-    <w:bookmarkStart w:id="20" w:name="Xb57a6f38e63681e9a96307e505cd1ac8b2d6a1d"/>
-    <w:p>
-      <w:pPr>
-        <w:pStyle w:val="Heading2"/>
-      </w:pPr>
-      <w:r>
-        <w:t xml:space="preserve">1. Understand the operational brief (minutes 0-7)</w:t>
-      </w:r>
-    </w:p>
-    <w:p>
-      <w:pPr>
-        <w:pStyle w:val="BlockText"/>
-      </w:pPr>
-      <w:r>
-        <w:t xml:space="preserve">Read</w:t>
-      </w:r>
-      <w:r>
-        <w:t xml:space="preserve"> </w:t>
-      </w:r>
-      <w:r>
-        <w:rPr>
-          <w:rStyle w:val="VerbatimChar"/>
-        </w:rPr>
-        <w:t xml:space="preserve">operations-brief.md</w:t>
-      </w:r>
-      <w:r>
-        <w:t xml:space="preserve">,</w:t>
-      </w:r>
-      <w:r>
-        <w:t xml:space="preserve"> </w:t>
-      </w:r>
-      <w:r>
-        <w:rPr>
-          <w:rStyle w:val="VerbatimChar"/>
-        </w:rPr>
-        <w:t xml:space="preserve">server-inventory.csv</w:t>
-      </w:r>
-      <w:r>
-        <w:t xml:space="preserve">, and</w:t>
-      </w:r>
-      <w:r>
-        <w:t xml:space="preserve"> </w:t>
-      </w:r>
-      <w:r>
-        <w:rPr>
-          <w:rStyle w:val="VerbatimChar"/>
-        </w:rPr>
-        <w:t xml:space="preserve">service-status.csv</w:t>
-      </w:r>
-      <w:r>
         <w:t xml:space="preserve">.</w:t>
       </w:r>
       <w:r>
         <w:t xml:space="preserve"> </w:t>
       </w:r>
       <w:r>
-        <w:t xml:space="preserve">Do not change anything yet. Explain the health rules, identify the available</w:t>
-      </w:r>
-      <w:r>
-        <w:t xml:space="preserve"> </w:t>
-      </w:r>
-      <w:r>
-        <w:t xml:space="preserve">evidence, and propose a short audit plan in plain English.</w:t>
+        <w:t xml:space="preserve">Do not change anything. Summarise the health rules and propose a four-step audit</w:t>
+      </w:r>
+      <w:r>
+        <w:t xml:space="preserve"> </w:t>
+      </w:r>
+      <w:r>
+        <w:t xml:space="preserve">plan in plain English.</w:t>
       </w:r>
     </w:p>
     <w:p>
@@ -1030,23 +963,23 @@
         <w:t xml:space="preserve"> </w:t>
       </w:r>
       <w:r>
-        <w:t xml:space="preserve">the plan covers patch age, disk space, backup, endpoint</w:t>
-      </w:r>
-      <w:r>
-        <w:t xml:space="preserve"> </w:t>
-      </w:r>
-      <w:r>
-        <w:t xml:space="preserve">protection, service status, and startup type.</w:t>
-      </w:r>
-    </w:p>
-    <w:bookmarkEnd w:id="20"/>
-    <w:bookmarkStart w:id="21" w:name="X649e85bcb7ffca1905b0950e2d23cd4db82f208"/>
+        <w:t xml:space="preserve">patch age, disk, backup, endpoint protection, service status,</w:t>
+      </w:r>
+      <w:r>
+        <w:t xml:space="preserve"> </w:t>
+      </w:r>
+      <w:r>
+        <w:t xml:space="preserve">and startup type are covered.</w:t>
+      </w:r>
+    </w:p>
+    <w:bookmarkEnd w:id="19"/>
+    <w:bookmarkStart w:id="20" w:name="run-the-local-audit-minutes-4-11"/>
     <w:p>
       <w:pPr>
         <w:pStyle w:val="Heading2"/>
       </w:pPr>
       <w:r>
-        <w:t xml:space="preserve">2. Build and run the local audit (minutes 7-18)</w:t>
+        <w:t xml:space="preserve">2. Run the local audit (minutes 4-11)</w:t>
       </w:r>
     </w:p>
     <w:p>
@@ -1081,16 +1014,13 @@
         <w:t xml:space="preserve">operations-brief.md</w:t>
       </w:r>
       <w:r>
-        <w:t xml:space="preserve"> </w:t>
-      </w:r>
-      <w:r>
-        <w:t xml:space="preserve">to the</w:t>
-      </w:r>
-      <w:r>
-        <w:t xml:space="preserve"> </w:t>
-      </w:r>
-      <w:r>
-        <w:t xml:space="preserve">two CSV exports. Write one row per server to</w:t>
+        <w:t xml:space="preserve">. Write</w:t>
+      </w:r>
+      <w:r>
+        <w:t xml:space="preserve"> </w:t>
+      </w:r>
+      <w:r>
+        <w:t xml:space="preserve">one row per server to</w:t>
       </w:r>
       <w:r>
         <w:t xml:space="preserve"> </w:t>
@@ -1102,25 +1032,22 @@
         <w:t xml:space="preserve">server-health.csv</w:t>
       </w:r>
       <w:r>
-        <w:t xml:space="preserve">, including</w:t>
-      </w:r>
-      <w:r>
-        <w:t xml:space="preserve"> </w:t>
-      </w:r>
-      <w:r>
-        <w:t xml:space="preserve">hostname, role, environment, owner, risk level, failed-check count, and</w:t>
-      </w:r>
-      <w:r>
-        <w:t xml:space="preserve"> </w:t>
-      </w:r>
-      <w:r>
-        <w:t xml:space="preserve">findings. Keep the source files unchanged. Explain the script in five bullets,</w:t>
-      </w:r>
-      <w:r>
-        <w:t xml:space="preserve"> </w:t>
-      </w:r>
-      <w:r>
-        <w:t xml:space="preserve">then run it.</w:t>
+        <w:t xml:space="preserve"> </w:t>
+      </w:r>
+      <w:r>
+        <w:t xml:space="preserve">with hostname, role, environment,</w:t>
+      </w:r>
+      <w:r>
+        <w:t xml:space="preserve"> </w:t>
+      </w:r>
+      <w:r>
+        <w:t xml:space="preserve">owner, risk level, failed-check count, and findings. Keep source files</w:t>
+      </w:r>
+      <w:r>
+        <w:t xml:space="preserve"> </w:t>
+      </w:r>
+      <w:r>
+        <w:t xml:space="preserve">unchanged. Explain the script briefly, then run it.</w:t>
       </w:r>
     </w:p>
     <w:p>
@@ -1138,82 +1065,64 @@
         <w:t xml:space="preserve"> </w:t>
       </w:r>
       <w:r>
+        <w:t xml:space="preserve">the output contains ten servers and a mix of risk levels.</w:t>
+      </w:r>
+    </w:p>
+    <w:bookmarkEnd w:id="20"/>
+    <w:bookmarkStart w:id="21" w:name="prioritise-remediation-minutes-11-16"/>
+    <w:p>
+      <w:pPr>
+        <w:pStyle w:val="Heading2"/>
+      </w:pPr>
+      <w:r>
+        <w:t xml:space="preserve">3. Prioritise remediation (minutes 11-16)</w:t>
+      </w:r>
+    </w:p>
+    <w:p>
+      <w:pPr>
+        <w:pStyle w:val="BlockText"/>
+      </w:pPr>
+      <w:r>
+        <w:t xml:space="preserve">Create</w:t>
+      </w:r>
+      <w:r>
+        <w:t xml:space="preserve"> </w:t>
+      </w:r>
+      <w:r>
+        <w:rPr>
+          <w:rStyle w:val="VerbatimChar"/>
+        </w:rPr>
+        <w:t xml:space="preserve">remediation-plan.md</w:t>
+      </w:r>
+      <w:r>
+        <w:t xml:space="preserve"> </w:t>
+      </w:r>
+      <w:r>
+        <w:t xml:space="preserve">from</w:t>
+      </w:r>
+      <w:r>
+        <w:t xml:space="preserve"> </w:t>
+      </w:r>
+      <w:r>
         <w:rPr>
           <w:rStyle w:val="VerbatimChar"/>
         </w:rPr>
         <w:t xml:space="preserve">server-health.csv</w:t>
       </w:r>
       <w:r>
-        <w:t xml:space="preserve"> </w:t>
-      </w:r>
-      <w:r>
-        <w:t xml:space="preserve">contains ten servers and includes both</w:t>
-      </w:r>
-      <w:r>
-        <w:t xml:space="preserve"> </w:t>
-      </w:r>
-      <w:r>
-        <w:t xml:space="preserve">healthy and unhealthy results.</w:t>
-      </w:r>
-    </w:p>
-    <w:bookmarkEnd w:id="21"/>
-    <w:bookmarkStart w:id="22" w:name="Xa0c587441336e290cdf7d39dd297326185c2b7f"/>
-    <w:p>
-      <w:pPr>
-        <w:pStyle w:val="Heading2"/>
-      </w:pPr>
-      <w:r>
-        <w:t xml:space="preserve">3. Create the remediation plan (minutes 18-28)</w:t>
-      </w:r>
-    </w:p>
-    <w:p>
-      <w:pPr>
-        <w:pStyle w:val="BlockText"/>
-      </w:pPr>
-      <w:r>
-        <w:t xml:space="preserve">Using</w:t>
-      </w:r>
-      <w:r>
-        <w:t xml:space="preserve"> </w:t>
-      </w:r>
-      <w:r>
-        <w:rPr>
-          <w:rStyle w:val="VerbatimChar"/>
-        </w:rPr>
-        <w:t xml:space="preserve">server-health.csv</w:t>
-      </w:r>
-      <w:r>
-        <w:t xml:space="preserve">, create</w:t>
-      </w:r>
-      <w:r>
-        <w:t xml:space="preserve"> </w:t>
-      </w:r>
-      <w:r>
-        <w:rPr>
-          <w:rStyle w:val="VerbatimChar"/>
-        </w:rPr>
-        <w:t xml:space="preserve">remediation-plan.md</w:t>
-      </w:r>
-      <w:r>
-        <w:t xml:space="preserve">. Sort servers by risk</w:t>
-      </w:r>
-      <w:r>
-        <w:t xml:space="preserve"> </w:t>
-      </w:r>
-      <w:r>
-        <w:t xml:space="preserve">and hostname, explain the evidence for each finding, recommend the next action,</w:t>
-      </w:r>
-      <w:r>
-        <w:t xml:space="preserve"> </w:t>
-      </w:r>
-      <w:r>
-        <w:t xml:space="preserve">and include the owner and maintenance window. Do not claim that any action was</w:t>
-      </w:r>
-      <w:r>
-        <w:t xml:space="preserve"> </w:t>
-      </w:r>
-      <w:r>
-        <w:t xml:space="preserve">performed.</w:t>
+        <w:t xml:space="preserve">. Sort by risk and</w:t>
+      </w:r>
+      <w:r>
+        <w:t xml:space="preserve"> </w:t>
+      </w:r>
+      <w:r>
+        <w:t xml:space="preserve">hostname, show the evidence, recommend the next action, and include owner and</w:t>
+      </w:r>
+      <w:r>
+        <w:t xml:space="preserve"> </w:t>
+      </w:r>
+      <w:r>
+        <w:t xml:space="preserve">maintenance window. Do not claim any remediation was performed.</w:t>
       </w:r>
     </w:p>
     <w:p>
@@ -1231,17 +1140,17 @@
         <w:t xml:space="preserve"> </w:t>
       </w:r>
       <w:r>
-        <w:t xml:space="preserve">critical and high-risk servers appear before healthy servers.</w:t>
-      </w:r>
-    </w:p>
-    <w:bookmarkEnd w:id="22"/>
-    <w:bookmarkStart w:id="23" w:name="practise-troubleshooting-minutes-28-36"/>
+        <w:t xml:space="preserve">critical systems appear first and every recommendation cites evidence.</w:t>
+      </w:r>
+    </w:p>
+    <w:bookmarkEnd w:id="21"/>
+    <w:bookmarkStart w:id="22" w:name="troubleshoot-and-validate-minutes-16-21"/>
     <w:p>
       <w:pPr>
         <w:pStyle w:val="Heading2"/>
       </w:pPr>
       <w:r>
-        <w:t xml:space="preserve">4. Practise troubleshooting (minutes 28-36)</w:t>
+        <w:t xml:space="preserve">4. Troubleshoot and validate (minutes 16-21)</w:t>
       </w:r>
     </w:p>
     <w:p>
@@ -1261,13 +1170,7 @@
         <w:t xml:space="preserve">sample-error.txt</w:t>
       </w:r>
       <w:r>
-        <w:t xml:space="preserve">. Explain the failure in plain English, identify the</w:t>
-      </w:r>
-      <w:r>
-        <w:t xml:space="preserve"> </w:t>
-      </w:r>
-      <w:r>
-        <w:t xml:space="preserve">exact mismatch that caused it, and make only the smallest correction needed in</w:t>
+        <w:t xml:space="preserve">, explain the field-name failure, and confirm whether</w:t>
       </w:r>
       <w:r>
         <w:t xml:space="preserve"> </w:t>
@@ -1279,7 +1182,34 @@
         <w:t xml:space="preserve">audit_servers.py</w:t>
       </w:r>
       <w:r>
-        <w:t xml:space="preserve">. Then rerun the audit.</w:t>
+        <w:t xml:space="preserve"> </w:t>
+      </w:r>
+      <w:r>
+        <w:t xml:space="preserve">uses the correct source header. Make only the smallest fix</w:t>
+      </w:r>
+      <w:r>
+        <w:t xml:space="preserve"> </w:t>
+      </w:r>
+      <w:r>
+        <w:t xml:space="preserve">if needed. Then validate that every inventory server appears exactly once and</w:t>
+      </w:r>
+      <w:r>
+        <w:t xml:space="preserve"> </w:t>
+      </w:r>
+      <w:r>
+        <w:t xml:space="preserve">risk levels match failed-check counts. Save the evidence as</w:t>
+      </w:r>
+      <w:r>
+        <w:t xml:space="preserve"> </w:t>
+      </w:r>
+      <w:r>
+        <w:rPr>
+          <w:rStyle w:val="VerbatimChar"/>
+        </w:rPr>
+        <w:t xml:space="preserve">validation-report.md</w:t>
+      </w:r>
+      <w:r>
+        <w:t xml:space="preserve">.</w:t>
       </w:r>
     </w:p>
     <w:p>
@@ -1297,23 +1227,23 @@
         <w:t xml:space="preserve"> </w:t>
       </w:r>
       <w:r>
-        <w:t xml:space="preserve">Copilot changes the incorrect field name only; it does not rename</w:t>
-      </w:r>
-      <w:r>
-        <w:t xml:space="preserve"> </w:t>
-      </w:r>
-      <w:r>
-        <w:t xml:space="preserve">the source column or replace the whole script.</w:t>
-      </w:r>
-    </w:p>
-    <w:bookmarkEnd w:id="23"/>
-    <w:bookmarkStart w:id="24" w:name="validate-the-audit-minutes-36-44"/>
+        <w:t xml:space="preserve">the report gives row counts, duplicate count, missing-server</w:t>
+      </w:r>
+      <w:r>
+        <w:t xml:space="preserve"> </w:t>
+      </w:r>
+      <w:r>
+        <w:t xml:space="preserve">count, audit date, and any discrepancy.</w:t>
+      </w:r>
+    </w:p>
+    <w:bookmarkEnd w:id="22"/>
+    <w:bookmarkStart w:id="23" w:name="package-the-handoff-minutes-21-25"/>
     <w:p>
       <w:pPr>
         <w:pStyle w:val="Heading2"/>
       </w:pPr>
       <w:r>
-        <w:t xml:space="preserve">5. Validate the audit (minutes 36-44)</w:t>
+        <w:t xml:space="preserve">5. Package the handoff (minutes 21-25)</w:t>
       </w:r>
     </w:p>
     <w:p>
@@ -1321,19 +1251,46 @@
         <w:pStyle w:val="BlockText"/>
       </w:pPr>
       <w:r>
-        <w:t xml:space="preserve">Independently validate the audit output. Confirm every inventory server appears</w:t>
-      </w:r>
-      <w:r>
-        <w:t xml:space="preserve"> </w:t>
-      </w:r>
-      <w:r>
-        <w:t xml:space="preserve">exactly once, risk levels match the failed-check counts, findings match the</w:t>
-      </w:r>
-      <w:r>
-        <w:t xml:space="preserve"> </w:t>
-      </w:r>
-      <w:r>
-        <w:t xml:space="preserve">source values, and no source file changed. Save the evidence as</w:t>
+        <w:t xml:space="preserve">Create</w:t>
+      </w:r>
+      <w:r>
+        <w:t xml:space="preserve"> </w:t>
+      </w:r>
+      <w:r>
+        <w:rPr>
+          <w:rStyle w:val="VerbatimChar"/>
+        </w:rPr>
+        <w:t xml:space="preserve">sysadmin-handoff</w:t>
+      </w:r>
+      <w:r>
+        <w:t xml:space="preserve"> </w:t>
+      </w:r>
+      <w:r>
+        <w:t xml:space="preserve">containing</w:t>
+      </w:r>
+      <w:r>
+        <w:t xml:space="preserve"> </w:t>
+      </w:r>
+      <w:r>
+        <w:rPr>
+          <w:rStyle w:val="VerbatimChar"/>
+        </w:rPr>
+        <w:t xml:space="preserve">server-health.csv</w:t>
+      </w:r>
+      <w:r>
+        <w:t xml:space="preserve">,</w:t>
+      </w:r>
+      <w:r>
+        <w:t xml:space="preserve"> </w:t>
+      </w:r>
+      <w:r>
+        <w:rPr>
+          <w:rStyle w:val="VerbatimChar"/>
+        </w:rPr>
+        <w:t xml:space="preserve">remediation-plan.md</w:t>
+      </w:r>
+      <w:r>
+        <w:t xml:space="preserve">, and</w:t>
       </w:r>
       <w:r>
         <w:t xml:space="preserve"> </w:t>
@@ -1345,7 +1302,52 @@
         <w:t xml:space="preserve">validation-report.md</w:t>
       </w:r>
       <w:r>
-        <w:t xml:space="preserve">. Flag mismatches instead of hiding them.</w:t>
+        <w:t xml:space="preserve">. Add a</w:t>
+      </w:r>
+      <w:r>
+        <w:t xml:space="preserve"> </w:t>
+      </w:r>
+      <w:r>
+        <w:rPr>
+          <w:rStyle w:val="VerbatimChar"/>
+        </w:rPr>
+        <w:t xml:space="preserve">README.md</w:t>
+      </w:r>
+      <w:r>
+        <w:t xml:space="preserve"> </w:t>
+      </w:r>
+      <w:r>
+        <w:t xml:space="preserve">explaining</w:t>
+      </w:r>
+      <w:r>
+        <w:t xml:space="preserve"> </w:t>
+      </w:r>
+      <w:r>
+        <w:t xml:space="preserve">the files and how to rerun</w:t>
+      </w:r>
+      <w:r>
+        <w:t xml:space="preserve"> </w:t>
+      </w:r>
+      <w:r>
+        <w:rPr>
+          <w:rStyle w:val="VerbatimChar"/>
+        </w:rPr>
+        <w:t xml:space="preserve">audit_servers.py</w:t>
+      </w:r>
+      <w:r>
+        <w:t xml:space="preserve">, then create</w:t>
+      </w:r>
+      <w:r>
+        <w:t xml:space="preserve"> </w:t>
+      </w:r>
+      <w:r>
+        <w:rPr>
+          <w:rStyle w:val="VerbatimChar"/>
+        </w:rPr>
+        <w:t xml:space="preserve">sysadmin-handoff.zip</w:t>
+      </w:r>
+      <w:r>
+        <w:t xml:space="preserve">. Do not connect to servers or upload anything.</w:t>
       </w:r>
     </w:p>
     <w:p>
@@ -1357,167 +1359,29 @@
           <w:b/>
           <w:bCs/>
         </w:rPr>
-        <w:t xml:space="preserve">Checkpoint:</w:t>
-      </w:r>
-      <w:r>
-        <w:t xml:space="preserve"> </w:t>
-      </w:r>
-      <w:r>
-        <w:t xml:space="preserve">the report states the audit date, source and output row counts,</w:t>
-      </w:r>
-      <w:r>
-        <w:t xml:space="preserve"> </w:t>
-      </w:r>
-      <w:r>
-        <w:t xml:space="preserve">duplicate count, missing-server count, and any discrepancies.</w:t>
-      </w:r>
-    </w:p>
-    <w:bookmarkEnd w:id="24"/>
-    <w:bookmarkStart w:id="25" w:name="package-the-local-handoff-minutes-44-50"/>
+        <w:t xml:space="preserve">Final checkpoint:</w:t>
+      </w:r>
+      <w:r>
+        <w:t xml:space="preserve"> </w:t>
+      </w:r>
+      <w:r>
+        <w:t xml:space="preserve">the handoff contains exactly four files and the ZIP exists.</w:t>
+      </w:r>
+      <w:r>
+        <w:t xml:space="preserve"> </w:t>
+      </w:r>
+      <w:r>
+        <w:t xml:space="preserve">Stop here and move to the Data Engineer lab.</w:t>
+      </w:r>
+    </w:p>
+    <w:bookmarkEnd w:id="23"/>
+    <w:bookmarkStart w:id="24" w:name="safety"/>
     <w:p>
       <w:pPr>
         <w:pStyle w:val="Heading2"/>
       </w:pPr>
       <w:r>
-        <w:t xml:space="preserve">6. Package the local handoff (minutes 44-50)</w:t>
-      </w:r>
-    </w:p>
-    <w:p>
-      <w:pPr>
-        <w:pStyle w:val="BlockText"/>
-      </w:pPr>
-      <w:r>
-        <w:t xml:space="preserve">Create</w:t>
-      </w:r>
-      <w:r>
-        <w:t xml:space="preserve"> </w:t>
-      </w:r>
-      <w:r>
-        <w:rPr>
-          <w:rStyle w:val="VerbatimChar"/>
-        </w:rPr>
-        <w:t xml:space="preserve">sysadmin-handoff</w:t>
-      </w:r>
-      <w:r>
-        <w:t xml:space="preserve"> </w:t>
-      </w:r>
-      <w:r>
-        <w:t xml:space="preserve">containing copies of</w:t>
-      </w:r>
-      <w:r>
-        <w:t xml:space="preserve"> </w:t>
-      </w:r>
-      <w:r>
-        <w:rPr>
-          <w:rStyle w:val="VerbatimChar"/>
-        </w:rPr>
-        <w:t xml:space="preserve">server-health.csv</w:t>
-      </w:r>
-      <w:r>
-        <w:t xml:space="preserve">,</w:t>
-      </w:r>
-      <w:r>
-        <w:t xml:space="preserve"> </w:t>
-      </w:r>
-      <w:r>
-        <w:rPr>
-          <w:rStyle w:val="VerbatimChar"/>
-        </w:rPr>
-        <w:t xml:space="preserve">remediation-plan.md</w:t>
-      </w:r>
-      <w:r>
-        <w:t xml:space="preserve">, and</w:t>
-      </w:r>
-      <w:r>
-        <w:t xml:space="preserve"> </w:t>
-      </w:r>
-      <w:r>
-        <w:rPr>
-          <w:rStyle w:val="VerbatimChar"/>
-        </w:rPr>
-        <w:t xml:space="preserve">validation-report.md</w:t>
-      </w:r>
-      <w:r>
-        <w:t xml:space="preserve">. Add a</w:t>
-      </w:r>
-      <w:r>
-        <w:t xml:space="preserve"> </w:t>
-      </w:r>
-      <w:r>
-        <w:rPr>
-          <w:rStyle w:val="VerbatimChar"/>
-        </w:rPr>
-        <w:t xml:space="preserve">README.md</w:t>
-      </w:r>
-      <w:r>
-        <w:t xml:space="preserve"> </w:t>
-      </w:r>
-      <w:r>
-        <w:t xml:space="preserve">explaining</w:t>
-      </w:r>
-      <w:r>
-        <w:t xml:space="preserve"> </w:t>
-      </w:r>
-      <w:r>
-        <w:t xml:space="preserve">the files, the health rules, and how to rerun</w:t>
-      </w:r>
-      <w:r>
-        <w:t xml:space="preserve"> </w:t>
-      </w:r>
-      <w:r>
-        <w:rPr>
-          <w:rStyle w:val="VerbatimChar"/>
-        </w:rPr>
-        <w:t xml:space="preserve">audit_servers.py</w:t>
-      </w:r>
-      <w:r>
-        <w:t xml:space="preserve">. Create</w:t>
-      </w:r>
-      <w:r>
-        <w:t xml:space="preserve"> </w:t>
-      </w:r>
-      <w:r>
-        <w:rPr>
-          <w:rStyle w:val="VerbatimChar"/>
-        </w:rPr>
-        <w:t xml:space="preserve">sysadmin-handoff.zip</w:t>
-      </w:r>
-      <w:r>
-        <w:t xml:space="preserve">. Do not connect to servers or upload anything.</w:t>
-      </w:r>
-    </w:p>
-    <w:p>
-      <w:pPr>
-        <w:pStyle w:val="FirstParagraph"/>
-      </w:pPr>
-      <w:r>
-        <w:rPr>
-          <w:b/>
-          <w:bCs/>
-        </w:rPr>
-        <w:t xml:space="preserve">Final checkpoint:</w:t>
-      </w:r>
-      <w:r>
-        <w:t xml:space="preserve"> </w:t>
-      </w:r>
-      <w:r>
-        <w:t xml:space="preserve">the handoff folder contains exactly four files and the ZIP</w:t>
-      </w:r>
-      <w:r>
-        <w:t xml:space="preserve"> </w:t>
-      </w:r>
-      <w:r>
-        <w:t xml:space="preserve">exists. All work remains local.</w:t>
-      </w:r>
-    </w:p>
-    <w:bookmarkEnd w:id="25"/>
-    <w:bookmarkStart w:id="26" w:name="safety-rules"/>
-    <w:p>
-      <w:pPr>
-        <w:pStyle w:val="Heading2"/>
-      </w:pPr>
-      <w:r>
-        <w:t xml:space="preserve">Safety rules</w:t>
+        <w:t xml:space="preserve">Safety</w:t>
       </w:r>
     </w:p>
     <w:p>
@@ -1529,7 +1393,7 @@
         </w:numPr>
       </w:pPr>
       <w:r>
-        <w:t xml:space="preserve">Read every proposed action before approval.</w:t>
+        <w:t xml:space="preserve">Never modify source exports or claim a remediation was performed.</w:t>
       </w:r>
     </w:p>
     <w:p>
@@ -1541,7 +1405,7 @@
         </w:numPr>
       </w:pPr>
       <w:r>
-        <w:t xml:space="preserve">Never modify source exports or claim a remediation was performed.</w:t>
+        <w:t xml:space="preserve">Never use real credentials, secrets, or customer data.</w:t>
       </w:r>
     </w:p>
     <w:p>
@@ -1553,7 +1417,7 @@
         </w:numPr>
       </w:pPr>
       <w:r>
-        <w:t xml:space="preserve">Never use real credentials, secrets, or customer data.</w:t>
+        <w:t xml:space="preserve">Require evidence for every risk and recommendation.</w:t>
       </w:r>
     </w:p>
     <w:p>
@@ -1565,30 +1429,18 @@
         </w:numPr>
       </w:pPr>
       <w:r>
-        <w:t xml:space="preserve">Require evidence for every risk and recommendation.</w:t>
-      </w:r>
-    </w:p>
-    <w:p>
-      <w:pPr>
-        <w:pStyle w:val="Compact"/>
-        <w:numPr>
-          <w:ilvl w:val="0"/>
-          <w:numId w:val="1006"/>
-        </w:numPr>
-      </w:pPr>
-      <w:r>
-        <w:t xml:space="preserve">Keep all outputs local during the workshop.</w:t>
-      </w:r>
-    </w:p>
-    <w:bookmarkEnd w:id="26"/>
-    <w:bookmarkEnd w:id="27"/>
-    <w:bookmarkStart w:id="38" w:name="X5a74dd0ea8ed42067cebf65c9af6600d4d78aa8"/>
+        <w:t xml:space="preserve">Keep all outputs local.</w:t>
+      </w:r>
+    </w:p>
+    <w:bookmarkEnd w:id="24"/>
+    <w:bookmarkEnd w:id="25"/>
+    <w:bookmarkStart w:id="33" w:name="Xaa4ae3e28427c8416ced4530ac1de8a67be51dd"/>
     <w:p>
       <w:pPr>
         <w:pStyle w:val="Heading1"/>
       </w:pPr>
       <w:r>
-        <w:t xml:space="preserve">Shared follow-along lab - clean, analyse, and package data locally</w:t>
+        <w:t xml:space="preserve">Data Engineer lab - clean, analyse, and package data locally</w:t>
       </w:r>
     </w:p>
     <w:p>
@@ -1596,19 +1448,13 @@
         <w:pStyle w:val="FirstParagraph"/>
       </w:pPr>
       <w:r>
-        <w:t xml:space="preserve">The facilitator and every attendee complete these steps together. Wait for the</w:t>
-      </w:r>
-      <w:r>
-        <w:t xml:space="preserve"> </w:t>
-      </w:r>
-      <w:r>
-        <w:t xml:space="preserve">facilitator before moving to the next step. You do not need coding experience or</w:t>
-      </w:r>
-      <w:r>
-        <w:t xml:space="preserve"> </w:t>
-      </w:r>
-      <w:r>
-        <w:t xml:space="preserve">an Azure subscription.</w:t>
+        <w:t xml:space="preserve">Everyone follows the facilitator through this lab after the Systems Administrator</w:t>
+      </w:r>
+      <w:r>
+        <w:t xml:space="preserve"> </w:t>
+      </w:r>
+      <w:r>
+        <w:t xml:space="preserve">lab. No Azure subscription or coding experience is required.</w:t>
       </w:r>
     </w:p>
     <w:p>
@@ -1620,22 +1466,30 @@
           <w:b/>
           <w:bCs/>
         </w:rPr>
-        <w:t xml:space="preserve">Time:</w:t>
-      </w:r>
-      <w:r>
-        <w:t xml:space="preserve"> </w:t>
-      </w:r>
-      <w:r>
-        <w:t xml:space="preserve">50 minutes</w:t>
-      </w:r>
-    </w:p>
-    <w:bookmarkStart w:id="28" w:name="the-loop-2"/>
+        <w:t xml:space="preserve">Maximum time: 25 minutes. Stop after the final checkpoint.</w:t>
+      </w:r>
+    </w:p>
+    <w:p>
+      <w:pPr>
+        <w:pStyle w:val="BodyText"/>
+      </w:pPr>
+      <w:r>
+        <w:t xml:space="preserve">For every step: enter the same prompt as the facilitator, read the suggestion,</w:t>
+      </w:r>
+      <w:r>
+        <w:t xml:space="preserve"> </w:t>
+      </w:r>
+      <w:r>
+        <w:t xml:space="preserve">approve only understood actions, and verify the result. Keep source files unchanged.</w:t>
+      </w:r>
+    </w:p>
+    <w:bookmarkStart w:id="26" w:name="setup-1"/>
     <w:p>
       <w:pPr>
         <w:pStyle w:val="Heading2"/>
       </w:pPr>
       <w:r>
-        <w:t xml:space="preserve">The loop</w:t>
+        <w:t xml:space="preserve">Setup</w:t>
       </w:r>
     </w:p>
     <w:p>
@@ -1643,7 +1497,485 @@
         <w:pStyle w:val="FirstParagraph"/>
       </w:pPr>
       <w:r>
-        <w:t xml:space="preserve">For every step:</w:t>
+        <w:t xml:space="preserve">Open</w:t>
+      </w:r>
+      <w:r>
+        <w:t xml:space="preserve"> </w:t>
+      </w:r>
+      <w:r>
+        <w:rPr>
+          <w:rStyle w:val="VerbatimChar"/>
+        </w:rPr>
+        <w:t xml:space="preserve">labs/data-engineer</w:t>
+      </w:r>
+      <w:r>
+        <w:t xml:space="preserve">. Confirm Copilot can see</w:t>
+      </w:r>
+      <w:r>
+        <w:t xml:space="preserve"> </w:t>
+      </w:r>
+      <w:r>
+        <w:rPr>
+          <w:rStyle w:val="VerbatimChar"/>
+        </w:rPr>
+        <w:t xml:space="preserve">sales_january.csv</w:t>
+      </w:r>
+      <w:r>
+        <w:t xml:space="preserve">,</w:t>
+      </w:r>
+      <w:r>
+        <w:t xml:space="preserve"> </w:t>
+      </w:r>
+      <w:r>
+        <w:rPr>
+          <w:rStyle w:val="VerbatimChar"/>
+        </w:rPr>
+        <w:t xml:space="preserve">sales_february.csv</w:t>
+      </w:r>
+      <w:r>
+        <w:t xml:space="preserve">, and</w:t>
+      </w:r>
+      <w:r>
+        <w:t xml:space="preserve"> </w:t>
+      </w:r>
+      <w:r>
+        <w:rPr>
+          <w:rStyle w:val="VerbatimChar"/>
+        </w:rPr>
+        <w:t xml:space="preserve">product_prices.csv</w:t>
+      </w:r>
+      <w:r>
+        <w:t xml:space="preserve">.</w:t>
+      </w:r>
+    </w:p>
+    <w:bookmarkEnd w:id="26"/>
+    <w:bookmarkStart w:id="27" w:name="inspect-the-data-minutes-0-4"/>
+    <w:p>
+      <w:pPr>
+        <w:pStyle w:val="Heading2"/>
+      </w:pPr>
+      <w:r>
+        <w:t xml:space="preserve">1. Inspect the data (minutes 0-4)</w:t>
+      </w:r>
+    </w:p>
+    <w:p>
+      <w:pPr>
+        <w:pStyle w:val="BlockText"/>
+      </w:pPr>
+      <w:r>
+        <w:t xml:space="preserve">Read the three CSV files. Do not change anything. Summarise the inconsistencies</w:t>
+      </w:r>
+      <w:r>
+        <w:t xml:space="preserve"> </w:t>
+      </w:r>
+      <w:r>
+        <w:t xml:space="preserve">in column names, dates, money values, spaces, and capitalisation, then propose</w:t>
+      </w:r>
+      <w:r>
+        <w:t xml:space="preserve"> </w:t>
+      </w:r>
+      <w:r>
+        <w:t xml:space="preserve">a four-step cleaning plan.</w:t>
+      </w:r>
+    </w:p>
+    <w:p>
+      <w:pPr>
+        <w:pStyle w:val="FirstParagraph"/>
+      </w:pPr>
+      <w:r>
+        <w:rPr>
+          <w:b/>
+          <w:bCs/>
+        </w:rPr>
+        <w:t xml:space="preserve">Checkpoint:</w:t>
+      </w:r>
+      <w:r>
+        <w:t xml:space="preserve"> </w:t>
+      </w:r>
+      <w:r>
+        <w:t xml:space="preserve">both sales files and the product lookup are included in the plan.</w:t>
+      </w:r>
+    </w:p>
+    <w:bookmarkEnd w:id="27"/>
+    <w:bookmarkStart w:id="28" w:name="clean-and-combine-minutes-4-11"/>
+    <w:p>
+      <w:pPr>
+        <w:pStyle w:val="Heading2"/>
+      </w:pPr>
+      <w:r>
+        <w:t xml:space="preserve">2. Clean and combine (minutes 4-11)</w:t>
+      </w:r>
+    </w:p>
+    <w:p>
+      <w:pPr>
+        <w:pStyle w:val="BlockText"/>
+      </w:pPr>
+      <w:r>
+        <w:t xml:space="preserve">Create</w:t>
+      </w:r>
+      <w:r>
+        <w:t xml:space="preserve"> </w:t>
+      </w:r>
+      <w:r>
+        <w:rPr>
+          <w:rStyle w:val="VerbatimChar"/>
+        </w:rPr>
+        <w:t xml:space="preserve">clean_sales.py</w:t>
+      </w:r>
+      <w:r>
+        <w:t xml:space="preserve"> </w:t>
+      </w:r>
+      <w:r>
+        <w:t xml:space="preserve">to combine the January and February files, fix the</w:t>
+      </w:r>
+      <w:r>
+        <w:t xml:space="preserve"> </w:t>
+      </w:r>
+      <w:r>
+        <w:t xml:space="preserve">identified issues, join the product list, and write</w:t>
+      </w:r>
+      <w:r>
+        <w:t xml:space="preserve"> </w:t>
+      </w:r>
+      <w:r>
+        <w:rPr>
+          <w:rStyle w:val="VerbatimChar"/>
+        </w:rPr>
+        <w:t xml:space="preserve">sales_clean.csv</w:t>
+      </w:r>
+      <w:r>
+        <w:t xml:space="preserve">. Never</w:t>
+      </w:r>
+      <w:r>
+        <w:t xml:space="preserve"> </w:t>
+      </w:r>
+      <w:r>
+        <w:t xml:space="preserve">modify the source CSV files. Explain the script briefly, then run it.</w:t>
+      </w:r>
+    </w:p>
+    <w:p>
+      <w:pPr>
+        <w:pStyle w:val="FirstParagraph"/>
+      </w:pPr>
+      <w:r>
+        <w:rPr>
+          <w:b/>
+          <w:bCs/>
+        </w:rPr>
+        <w:t xml:space="preserve">Checkpoint:</w:t>
+      </w:r>
+      <w:r>
+        <w:t xml:space="preserve"> </w:t>
+      </w:r>
+      <w:r>
+        <w:rPr>
+          <w:rStyle w:val="VerbatimChar"/>
+        </w:rPr>
+        <w:t xml:space="preserve">sales_clean.csv</w:t>
+      </w:r>
+      <w:r>
+        <w:t xml:space="preserve"> </w:t>
+      </w:r>
+      <w:r>
+        <w:t xml:space="preserve">contains rows from both months.</w:t>
+      </w:r>
+    </w:p>
+    <w:bookmarkEnd w:id="28"/>
+    <w:bookmarkStart w:id="29" w:name="answer-business-questions-minutes-11-16"/>
+    <w:p>
+      <w:pPr>
+        <w:pStyle w:val="Heading2"/>
+      </w:pPr>
+      <w:r>
+        <w:t xml:space="preserve">3. Answer business questions (minutes 11-16)</w:t>
+      </w:r>
+    </w:p>
+    <w:p>
+      <w:pPr>
+        <w:pStyle w:val="BlockText"/>
+      </w:pPr>
+      <w:r>
+        <w:t xml:space="preserve">Using</w:t>
+      </w:r>
+      <w:r>
+        <w:t xml:space="preserve"> </w:t>
+      </w:r>
+      <w:r>
+        <w:rPr>
+          <w:rStyle w:val="VerbatimChar"/>
+        </w:rPr>
+        <w:t xml:space="preserve">sales_clean.csv</w:t>
+      </w:r>
+      <w:r>
+        <w:t xml:space="preserve">, calculate revenue by region and month, the top-selling</w:t>
+      </w:r>
+      <w:r>
+        <w:t xml:space="preserve"> </w:t>
+      </w:r>
+      <w:r>
+        <w:t xml:space="preserve">product by revenue, and the five largest discounts from list price. Run the</w:t>
+      </w:r>
+      <w:r>
+        <w:t xml:space="preserve"> </w:t>
+      </w:r>
+      <w:r>
+        <w:t xml:space="preserve">analysis and save actual results as clear tables in</w:t>
+      </w:r>
+      <w:r>
+        <w:t xml:space="preserve"> </w:t>
+      </w:r>
+      <w:r>
+        <w:rPr>
+          <w:rStyle w:val="VerbatimChar"/>
+        </w:rPr>
+        <w:t xml:space="preserve">analysis.md</w:t>
+      </w:r>
+      <w:r>
+        <w:t xml:space="preserve">.</w:t>
+      </w:r>
+    </w:p>
+    <w:p>
+      <w:pPr>
+        <w:pStyle w:val="FirstParagraph"/>
+      </w:pPr>
+      <w:r>
+        <w:rPr>
+          <w:b/>
+          <w:bCs/>
+        </w:rPr>
+        <w:t xml:space="preserve">Checkpoint:</w:t>
+      </w:r>
+      <w:r>
+        <w:t xml:space="preserve"> </w:t>
+      </w:r>
+      <w:r>
+        <w:t xml:space="preserve">the document contains calculated results, not only code or instructions.</w:t>
+      </w:r>
+    </w:p>
+    <w:bookmarkEnd w:id="29"/>
+    <w:bookmarkStart w:id="30" w:name="validate-and-summarise-minutes-16-21"/>
+    <w:p>
+      <w:pPr>
+        <w:pStyle w:val="Heading2"/>
+      </w:pPr>
+      <w:r>
+        <w:t xml:space="preserve">4. Validate and summarise (minutes 16-21)</w:t>
+      </w:r>
+    </w:p>
+    <w:p>
+      <w:pPr>
+        <w:pStyle w:val="BlockText"/>
+      </w:pPr>
+      <w:r>
+        <w:t xml:space="preserve">Validate source and cleaned row counts, date range, total units, total revenue,</w:t>
+      </w:r>
+      <w:r>
+        <w:t xml:space="preserve"> </w:t>
+      </w:r>
+      <w:r>
+        <w:t xml:space="preserve">duplicates, and missing values. Save the evidence as</w:t>
+      </w:r>
+      <w:r>
+        <w:t xml:space="preserve"> </w:t>
+      </w:r>
+      <w:r>
+        <w:rPr>
+          <w:rStyle w:val="VerbatimChar"/>
+        </w:rPr>
+        <w:t xml:space="preserve">data-quality-report.md</w:t>
+      </w:r>
+      <w:r>
+        <w:t xml:space="preserve">.</w:t>
+      </w:r>
+      <w:r>
+        <w:t xml:space="preserve"> </w:t>
+      </w:r>
+      <w:r>
+        <w:t xml:space="preserve">Add three evidence-based findings and one limitation to the top of</w:t>
+      </w:r>
+      <w:r>
+        <w:t xml:space="preserve"> </w:t>
+      </w:r>
+      <w:r>
+        <w:rPr>
+          <w:rStyle w:val="VerbatimChar"/>
+        </w:rPr>
+        <w:t xml:space="preserve">analysis.md</w:t>
+      </w:r>
+      <w:r>
+        <w:t xml:space="preserve">. Flag mismatches instead of guessing.</w:t>
+      </w:r>
+    </w:p>
+    <w:p>
+      <w:pPr>
+        <w:pStyle w:val="FirstParagraph"/>
+      </w:pPr>
+      <w:r>
+        <w:rPr>
+          <w:b/>
+          <w:bCs/>
+        </w:rPr>
+        <w:t xml:space="preserve">Checkpoint:</w:t>
+      </w:r>
+      <w:r>
+        <w:t xml:space="preserve"> </w:t>
+      </w:r>
+      <w:r>
+        <w:t xml:space="preserve">every management claim is supported by a calculation in the files.</w:t>
+      </w:r>
+    </w:p>
+    <w:bookmarkEnd w:id="30"/>
+    <w:bookmarkStart w:id="31" w:name="package-the-handoff-minutes-21-25-1"/>
+    <w:p>
+      <w:pPr>
+        <w:pStyle w:val="Heading2"/>
+      </w:pPr>
+      <w:r>
+        <w:t xml:space="preserve">5. Package the handoff (minutes 21-25)</w:t>
+      </w:r>
+    </w:p>
+    <w:p>
+      <w:pPr>
+        <w:pStyle w:val="BlockText"/>
+      </w:pPr>
+      <w:r>
+        <w:t xml:space="preserve">Create</w:t>
+      </w:r>
+      <w:r>
+        <w:t xml:space="preserve"> </w:t>
+      </w:r>
+      <w:r>
+        <w:rPr>
+          <w:rStyle w:val="VerbatimChar"/>
+        </w:rPr>
+        <w:t xml:space="preserve">data-handoff</w:t>
+      </w:r>
+      <w:r>
+        <w:t xml:space="preserve"> </w:t>
+      </w:r>
+      <w:r>
+        <w:t xml:space="preserve">containing</w:t>
+      </w:r>
+      <w:r>
+        <w:t xml:space="preserve"> </w:t>
+      </w:r>
+      <w:r>
+        <w:rPr>
+          <w:rStyle w:val="VerbatimChar"/>
+        </w:rPr>
+        <w:t xml:space="preserve">sales_clean.csv</w:t>
+      </w:r>
+      <w:r>
+        <w:t xml:space="preserve">,</w:t>
+      </w:r>
+      <w:r>
+        <w:t xml:space="preserve"> </w:t>
+      </w:r>
+      <w:r>
+        <w:rPr>
+          <w:rStyle w:val="VerbatimChar"/>
+        </w:rPr>
+        <w:t xml:space="preserve">analysis.md</w:t>
+      </w:r>
+      <w:r>
+        <w:t xml:space="preserve">, and</w:t>
+      </w:r>
+      <w:r>
+        <w:t xml:space="preserve"> </w:t>
+      </w:r>
+      <w:r>
+        <w:rPr>
+          <w:rStyle w:val="VerbatimChar"/>
+        </w:rPr>
+        <w:t xml:space="preserve">data-quality-report.md</w:t>
+      </w:r>
+      <w:r>
+        <w:t xml:space="preserve">. Add a</w:t>
+      </w:r>
+      <w:r>
+        <w:t xml:space="preserve"> </w:t>
+      </w:r>
+      <w:r>
+        <w:rPr>
+          <w:rStyle w:val="VerbatimChar"/>
+        </w:rPr>
+        <w:t xml:space="preserve">README.md</w:t>
+      </w:r>
+      <w:r>
+        <w:t xml:space="preserve"> </w:t>
+      </w:r>
+      <w:r>
+        <w:t xml:space="preserve">explaining the files and how to</w:t>
+      </w:r>
+      <w:r>
+        <w:t xml:space="preserve"> </w:t>
+      </w:r>
+      <w:r>
+        <w:t xml:space="preserve">rerun</w:t>
+      </w:r>
+      <w:r>
+        <w:t xml:space="preserve"> </w:t>
+      </w:r>
+      <w:r>
+        <w:rPr>
+          <w:rStyle w:val="VerbatimChar"/>
+        </w:rPr>
+        <w:t xml:space="preserve">clean_sales.py</w:t>
+      </w:r>
+      <w:r>
+        <w:t xml:space="preserve">, then create</w:t>
+      </w:r>
+      <w:r>
+        <w:t xml:space="preserve"> </w:t>
+      </w:r>
+      <w:r>
+        <w:rPr>
+          <w:rStyle w:val="VerbatimChar"/>
+        </w:rPr>
+        <w:t xml:space="preserve">data-handoff.zip</w:t>
+      </w:r>
+      <w:r>
+        <w:t xml:space="preserve">. Do not upload or send</w:t>
+      </w:r>
+      <w:r>
+        <w:t xml:space="preserve"> </w:t>
+      </w:r>
+      <w:r>
+        <w:t xml:space="preserve">anything.</w:t>
+      </w:r>
+    </w:p>
+    <w:p>
+      <w:pPr>
+        <w:pStyle w:val="FirstParagraph"/>
+      </w:pPr>
+      <w:r>
+        <w:rPr>
+          <w:b/>
+          <w:bCs/>
+        </w:rPr>
+        <w:t xml:space="preserve">Final checkpoint:</w:t>
+      </w:r>
+      <w:r>
+        <w:t xml:space="preserve"> </w:t>
+      </w:r>
+      <w:r>
+        <w:t xml:space="preserve">the handoff contains exactly four files and the ZIP exists.</w:t>
+      </w:r>
+      <w:r>
+        <w:t xml:space="preserve"> </w:t>
+      </w:r>
+      <w:r>
+        <w:t xml:space="preserve">Stop here; the hands-on session is complete.</w:t>
+      </w:r>
+    </w:p>
+    <w:bookmarkEnd w:id="31"/>
+    <w:bookmarkStart w:id="32" w:name="safety-1"/>
+    <w:p>
+      <w:pPr>
+        <w:pStyle w:val="Heading2"/>
+      </w:pPr>
+      <w:r>
+        <w:t xml:space="preserve">Safety</w:t>
       </w:r>
     </w:p>
     <w:p>
@@ -1655,17 +1987,7 @@
         </w:numPr>
       </w:pPr>
       <w:r>
-        <w:rPr>
-          <w:b/>
-          <w:bCs/>
-        </w:rPr>
-        <w:t xml:space="preserve">Prompt:</w:t>
-      </w:r>
-      <w:r>
-        <w:t xml:space="preserve"> </w:t>
-      </w:r>
-      <w:r>
-        <w:t xml:space="preserve">enter the facilitator’s quoted prompt in Copilot.</w:t>
+        <w:t xml:space="preserve">Keep the source CSV files unchanged.</w:t>
       </w:r>
     </w:p>
     <w:p>
@@ -1677,17 +1999,7 @@
         </w:numPr>
       </w:pPr>
       <w:r>
-        <w:rPr>
-          <w:b/>
-          <w:bCs/>
-        </w:rPr>
-        <w:t xml:space="preserve">Suggestion:</w:t>
-      </w:r>
-      <w:r>
-        <w:t xml:space="preserve"> </w:t>
-      </w:r>
-      <w:r>
-        <w:t xml:space="preserve">read what Copilot proposes.</w:t>
+        <w:t xml:space="preserve">Never paste secrets, real customer data, or confidential information into Copilot.</w:t>
       </w:r>
     </w:p>
     <w:p>
@@ -1699,17 +2011,7 @@
         </w:numPr>
       </w:pPr>
       <w:r>
-        <w:rPr>
-          <w:b/>
-          <w:bCs/>
-        </w:rPr>
-        <w:t xml:space="preserve">Run:</w:t>
-      </w:r>
-      <w:r>
-        <w:t xml:space="preserve"> </w:t>
-      </w:r>
-      <w:r>
-        <w:t xml:space="preserve">approve only the actions you understand.</w:t>
+        <w:t xml:space="preserve">Require evidence for totals and claims.</w:t>
       </w:r>
     </w:p>
     <w:p>
@@ -1721,814 +2023,11 @@
         </w:numPr>
       </w:pPr>
       <w:r>
-        <w:rPr>
-          <w:b/>
-          <w:bCs/>
-        </w:rPr>
-        <w:t xml:space="preserve">Refine:</w:t>
-      </w:r>
-      <w:r>
-        <w:t xml:space="preserve"> </w:t>
-      </w:r>
-      <w:r>
-        <w:t xml:space="preserve">ask for one change at a time.</w:t>
-      </w:r>
-    </w:p>
-    <w:p>
-      <w:pPr>
-        <w:pStyle w:val="Compact"/>
-        <w:numPr>
-          <w:ilvl w:val="0"/>
-          <w:numId w:val="1007"/>
-        </w:numPr>
-      </w:pPr>
-      <w:r>
-        <w:rPr>
-          <w:b/>
-          <w:bCs/>
-        </w:rPr>
-        <w:t xml:space="preserve">Sanity-check:</w:t>
-      </w:r>
-      <w:r>
-        <w:t xml:space="preserve"> </w:t>
-      </w:r>
-      <w:r>
-        <w:t xml:space="preserve">verify the files and numbers.</w:t>
-      </w:r>
-    </w:p>
-    <w:p>
-      <w:pPr>
-        <w:pStyle w:val="FirstParagraph"/>
-      </w:pPr>
-      <w:r>
-        <w:t xml:space="preserve">All work stays in this folder. The original CSV files must remain unchanged.</w:t>
-      </w:r>
-    </w:p>
-    <w:bookmarkEnd w:id="28"/>
-    <w:bookmarkStart w:id="29" w:name="before-the-timer-starts-1"/>
-    <w:p>
-      <w:pPr>
-        <w:pStyle w:val="Heading2"/>
-      </w:pPr>
-      <w:r>
-        <w:t xml:space="preserve">Before the timer starts</w:t>
-      </w:r>
-    </w:p>
-    <w:p>
-      <w:pPr>
-        <w:pStyle w:val="Compact"/>
-        <w:numPr>
-          <w:ilvl w:val="0"/>
-          <w:numId w:val="1008"/>
-        </w:numPr>
-      </w:pPr>
-      <w:r>
-        <w:t xml:space="preserve">Open this repository in GitHub Codespaces or the GitHub Copilot app.</w:t>
-      </w:r>
-    </w:p>
-    <w:p>
-      <w:pPr>
-        <w:pStyle w:val="Compact"/>
-        <w:numPr>
-          <w:ilvl w:val="0"/>
-          <w:numId w:val="1008"/>
-        </w:numPr>
-      </w:pPr>
-      <w:r>
-        <w:t xml:space="preserve">Open</w:t>
-      </w:r>
-      <w:r>
-        <w:t xml:space="preserve"> </w:t>
-      </w:r>
-      <w:r>
-        <w:rPr>
-          <w:rStyle w:val="VerbatimChar"/>
-        </w:rPr>
-        <w:t xml:space="preserve">labs/data-engineer</w:t>
-      </w:r>
-      <w:r>
-        <w:t xml:space="preserve"> </w:t>
-      </w:r>
-      <w:r>
-        <w:t xml:space="preserve">as your working folder.</w:t>
-      </w:r>
-    </w:p>
-    <w:p>
-      <w:pPr>
-        <w:pStyle w:val="Compact"/>
-        <w:numPr>
-          <w:ilvl w:val="0"/>
-          <w:numId w:val="1008"/>
-        </w:numPr>
-      </w:pPr>
-      <w:r>
-        <w:t xml:space="preserve">Start Copilot and confirm it can see</w:t>
-      </w:r>
-      <w:r>
-        <w:t xml:space="preserve"> </w:t>
-      </w:r>
-      <w:r>
-        <w:rPr>
-          <w:rStyle w:val="VerbatimChar"/>
-        </w:rPr>
-        <w:t xml:space="preserve">sales_january.csv</w:t>
-      </w:r>
-      <w:r>
-        <w:t xml:space="preserve">,</w:t>
-      </w:r>
-      <w:r>
-        <w:t xml:space="preserve"> </w:t>
-      </w:r>
-      <w:r>
-        <w:rPr>
-          <w:rStyle w:val="VerbatimChar"/>
-        </w:rPr>
-        <w:t xml:space="preserve">sales_february.csv</w:t>
-      </w:r>
-      <w:r>
-        <w:t xml:space="preserve">, and</w:t>
-      </w:r>
-      <w:r>
-        <w:t xml:space="preserve"> </w:t>
-      </w:r>
-      <w:r>
-        <w:rPr>
-          <w:rStyle w:val="VerbatimChar"/>
-        </w:rPr>
-        <w:t xml:space="preserve">product_prices.csv</w:t>
-      </w:r>
-      <w:r>
-        <w:t xml:space="preserve">.</w:t>
-      </w:r>
-    </w:p>
-    <w:p>
-      <w:pPr>
-        <w:pStyle w:val="Compact"/>
-        <w:numPr>
-          <w:ilvl w:val="0"/>
-          <w:numId w:val="1008"/>
-        </w:numPr>
-      </w:pPr>
-      <w:r>
-        <w:t xml:space="preserve">Do not create files yet. Wait for the facilitator.</w:t>
-      </w:r>
-    </w:p>
-    <w:bookmarkEnd w:id="29"/>
-    <w:bookmarkStart w:id="30" w:name="inspect-the-source-files-minutes-0-7"/>
-    <w:p>
-      <w:pPr>
-        <w:pStyle w:val="Heading2"/>
-      </w:pPr>
-      <w:r>
-        <w:t xml:space="preserve">1. Inspect the source files (minutes 0-7)</w:t>
-      </w:r>
-    </w:p>
-    <w:p>
-      <w:pPr>
-        <w:pStyle w:val="FirstParagraph"/>
-      </w:pPr>
-      <w:r>
-        <w:t xml:space="preserve">Enter this prompt exactly as the facilitator does:</w:t>
-      </w:r>
-    </w:p>
-    <w:p>
-      <w:pPr>
-        <w:pStyle w:val="BlockText"/>
-      </w:pPr>
-      <w:r>
-        <w:t xml:space="preserve">Read the three CSV files in this folder. Do not change anything yet. In plain</w:t>
-      </w:r>
-      <w:r>
-        <w:t xml:space="preserve"> </w:t>
-      </w:r>
-      <w:r>
-        <w:t xml:space="preserve">English, list the inconsistencies that must be fixed before the sales files can</w:t>
-      </w:r>
-      <w:r>
-        <w:t xml:space="preserve"> </w:t>
-      </w:r>
-      <w:r>
-        <w:t xml:space="preserve">be combined, including column names, date formats, money values, spaces, and</w:t>
-      </w:r>
-      <w:r>
-        <w:t xml:space="preserve"> </w:t>
-      </w:r>
-      <w:r>
-        <w:t xml:space="preserve">capitalisation. Then propose a short plan.</w:t>
-      </w:r>
-    </w:p>
-    <w:p>
-      <w:pPr>
-        <w:pStyle w:val="FirstParagraph"/>
-      </w:pPr>
-      <w:r>
-        <w:t xml:space="preserve">Compare Copilot’s list with the facilitator’s. Ask about any difference before</w:t>
-      </w:r>
-      <w:r>
-        <w:t xml:space="preserve"> </w:t>
-      </w:r>
-      <w:r>
-        <w:t xml:space="preserve">continuing.</w:t>
-      </w:r>
-    </w:p>
-    <w:bookmarkEnd w:id="30"/>
-    <w:bookmarkStart w:id="31" w:name="clean-and-combine-the-data-minutes-7-17"/>
-    <w:p>
-      <w:pPr>
-        <w:pStyle w:val="Heading2"/>
-      </w:pPr>
-      <w:r>
-        <w:t xml:space="preserve">2. Clean and combine the data (minutes 7-17)</w:t>
-      </w:r>
-    </w:p>
-    <w:p>
-      <w:pPr>
-        <w:pStyle w:val="BlockText"/>
-      </w:pPr>
-      <w:r>
-        <w:t xml:space="preserve">Create a Python script named</w:t>
-      </w:r>
-      <w:r>
-        <w:t xml:space="preserve"> </w:t>
-      </w:r>
-      <w:r>
-        <w:rPr>
-          <w:rStyle w:val="VerbatimChar"/>
-        </w:rPr>
-        <w:t xml:space="preserve">clean_sales.py</w:t>
-      </w:r>
-      <w:r>
-        <w:t xml:space="preserve"> </w:t>
-      </w:r>
-      <w:r>
-        <w:t xml:space="preserve">that combines the January and</w:t>
-      </w:r>
-      <w:r>
-        <w:t xml:space="preserve"> </w:t>
-      </w:r>
-      <w:r>
-        <w:t xml:space="preserve">February sales files, fixes every issue in the plan, joins the product list,</w:t>
-      </w:r>
-      <w:r>
-        <w:t xml:space="preserve"> </w:t>
-      </w:r>
-      <w:r>
-        <w:t xml:space="preserve">and writes a new file named</w:t>
-      </w:r>
-      <w:r>
-        <w:t xml:space="preserve"> </w:t>
-      </w:r>
-      <w:r>
-        <w:rPr>
-          <w:rStyle w:val="VerbatimChar"/>
-        </w:rPr>
-        <w:t xml:space="preserve">sales_clean.csv</w:t>
-      </w:r>
-      <w:r>
-        <w:t xml:space="preserve">. Never modify the three source</w:t>
-      </w:r>
-      <w:r>
-        <w:t xml:space="preserve"> </w:t>
-      </w:r>
-      <w:r>
-        <w:t xml:space="preserve">CSV files. Explain the script in five bullets, then run it.</w:t>
-      </w:r>
-    </w:p>
-    <w:p>
-      <w:pPr>
-        <w:pStyle w:val="FirstParagraph"/>
-      </w:pPr>
-      <w:r>
-        <w:t xml:space="preserve">Read the explanation and approve the file creation and run. Open</w:t>
-      </w:r>
-      <w:r>
-        <w:t xml:space="preserve"> </w:t>
-      </w:r>
-      <w:r>
-        <w:rPr>
-          <w:rStyle w:val="VerbatimChar"/>
-        </w:rPr>
-        <w:t xml:space="preserve">sales_clean.csv</w:t>
-      </w:r>
-      <w:r>
-        <w:t xml:space="preserve"> </w:t>
-      </w:r>
-      <w:r>
-        <w:t xml:space="preserve">and confirm that it contains rows from both months.</w:t>
-      </w:r>
-    </w:p>
-    <w:p>
-      <w:pPr>
-        <w:pStyle w:val="BodyText"/>
-      </w:pPr>
-      <w:r>
-        <w:t xml:space="preserve">If the action fails, use the same recovery prompt as the facilitator:</w:t>
-      </w:r>
-    </w:p>
-    <w:p>
-      <w:pPr>
-        <w:pStyle w:val="BlockText"/>
-      </w:pPr>
-      <w:r>
-        <w:t xml:space="preserve">Explain the error in plain English. Make only the smallest necessary fix, then</w:t>
-      </w:r>
-      <w:r>
-        <w:t xml:space="preserve"> </w:t>
-      </w:r>
-      <w:r>
-        <w:t xml:space="preserve">run the script again.</w:t>
-      </w:r>
-    </w:p>
-    <w:bookmarkEnd w:id="31"/>
-    <w:bookmarkStart w:id="32" w:name="answer-business-questions-minutes-17-27"/>
-    <w:p>
-      <w:pPr>
-        <w:pStyle w:val="Heading2"/>
-      </w:pPr>
-      <w:r>
-        <w:t xml:space="preserve">3. Answer business questions (minutes 17-27)</w:t>
-      </w:r>
-    </w:p>
-    <w:p>
-      <w:pPr>
-        <w:pStyle w:val="BlockText"/>
-      </w:pPr>
-      <w:r>
-        <w:t xml:space="preserve">Using</w:t>
-      </w:r>
-      <w:r>
-        <w:t xml:space="preserve"> </w:t>
-      </w:r>
-      <w:r>
-        <w:rPr>
-          <w:rStyle w:val="VerbatimChar"/>
-        </w:rPr>
-        <w:t xml:space="preserve">sales_clean.csv</w:t>
-      </w:r>
-      <w:r>
-        <w:t xml:space="preserve">, calculate total revenue by region and by month, the</w:t>
-      </w:r>
-      <w:r>
-        <w:t xml:space="preserve"> </w:t>
-      </w:r>
-      <w:r>
-        <w:t xml:space="preserve">top-selling product by revenue, and the five largest discounts from list</w:t>
-      </w:r>
-      <w:r>
-        <w:t xml:space="preserve"> </w:t>
-      </w:r>
-      <w:r>
-        <w:t xml:space="preserve">price. Run the analysis and save the results as</w:t>
-      </w:r>
-      <w:r>
-        <w:t xml:space="preserve"> </w:t>
-      </w:r>
-      <w:r>
-        <w:rPr>
-          <w:rStyle w:val="VerbatimChar"/>
-        </w:rPr>
-        <w:t xml:space="preserve">analysis.md</w:t>
-      </w:r>
-      <w:r>
-        <w:t xml:space="preserve"> </w:t>
-      </w:r>
-      <w:r>
-        <w:t xml:space="preserve">with clear tables.</w:t>
-      </w:r>
-    </w:p>
-    <w:p>
-      <w:pPr>
-        <w:pStyle w:val="FirstParagraph"/>
-      </w:pPr>
-      <w:r>
-        <w:t xml:space="preserve">Do not accept an answer that only describes code. Copilot must run the analysis</w:t>
-      </w:r>
-      <w:r>
-        <w:t xml:space="preserve"> </w:t>
-      </w:r>
-      <w:r>
-        <w:t xml:space="preserve">and write the actual results.</w:t>
+        <w:t xml:space="preserve">Keep all outputs local.</w:t>
       </w:r>
     </w:p>
     <w:bookmarkEnd w:id="32"/>
-    <w:bookmarkStart w:id="33" w:name="validate-the-result-minutes-27-37"/>
-    <w:p>
-      <w:pPr>
-        <w:pStyle w:val="Heading2"/>
-      </w:pPr>
-      <w:r>
-        <w:t xml:space="preserve">4. Validate the result (minutes 27-37)</w:t>
-      </w:r>
-    </w:p>
-    <w:p>
-      <w:pPr>
-        <w:pStyle w:val="BlockText"/>
-      </w:pPr>
-      <w:r>
-        <w:t xml:space="preserve">Validate the cleaned data. Report the source row count, cleaned row count,</w:t>
-      </w:r>
-      <w:r>
-        <w:t xml:space="preserve"> </w:t>
-      </w:r>
-      <w:r>
-        <w:t xml:space="preserve">date range, total units, total revenue, duplicate count, missing-value count,</w:t>
-      </w:r>
-      <w:r>
-        <w:t xml:space="preserve"> </w:t>
-      </w:r>
-      <w:r>
-        <w:t xml:space="preserve">and three sample rows. Recalculate totals independently from the cleaned CSV.</w:t>
-      </w:r>
-      <w:r>
-        <w:t xml:space="preserve"> </w:t>
-      </w:r>
-      <w:r>
-        <w:t xml:space="preserve">Save the evidence as</w:t>
-      </w:r>
-      <w:r>
-        <w:t xml:space="preserve"> </w:t>
-      </w:r>
-      <w:r>
-        <w:rPr>
-          <w:rStyle w:val="VerbatimChar"/>
-        </w:rPr>
-        <w:t xml:space="preserve">data-quality-report.md</w:t>
-      </w:r>
-      <w:r>
-        <w:t xml:space="preserve">. Flag any mismatch instead of</w:t>
-      </w:r>
-      <w:r>
-        <w:t xml:space="preserve"> </w:t>
-      </w:r>
-      <w:r>
-        <w:t xml:space="preserve">hiding or guessing it.</w:t>
-      </w:r>
-    </w:p>
-    <w:p>
-      <w:pPr>
-        <w:pStyle w:val="FirstParagraph"/>
-      </w:pPr>
-      <w:r>
-        <w:t xml:space="preserve">Compare the row counts and totals with the facilitator. If yours differ, stop</w:t>
-      </w:r>
-      <w:r>
-        <w:t xml:space="preserve"> </w:t>
-      </w:r>
-      <w:r>
-        <w:t xml:space="preserve">and ask Copilot to identify the first differing row or assumption.</w:t>
-      </w:r>
-    </w:p>
     <w:bookmarkEnd w:id="33"/>
-    <w:bookmarkStart w:id="34" w:name="improve-the-handoff-minutes-37-44"/>
-    <w:p>
-      <w:pPr>
-        <w:pStyle w:val="Heading2"/>
-      </w:pPr>
-      <w:r>
-        <w:t xml:space="preserve">5. Improve the handoff (minutes 37-44)</w:t>
-      </w:r>
-    </w:p>
-    <w:p>
-      <w:pPr>
-        <w:pStyle w:val="BlockText"/>
-      </w:pPr>
-      <w:r>
-        <w:t xml:space="preserve">Review</w:t>
-      </w:r>
-      <w:r>
-        <w:t xml:space="preserve"> </w:t>
-      </w:r>
-      <w:r>
-        <w:rPr>
-          <w:rStyle w:val="VerbatimChar"/>
-        </w:rPr>
-        <w:t xml:space="preserve">analysis.md</w:t>
-      </w:r>
-      <w:r>
-        <w:t xml:space="preserve"> </w:t>
-      </w:r>
-      <w:r>
-        <w:t xml:space="preserve">and</w:t>
-      </w:r>
-      <w:r>
-        <w:t xml:space="preserve"> </w:t>
-      </w:r>
-      <w:r>
-        <w:rPr>
-          <w:rStyle w:val="VerbatimChar"/>
-        </w:rPr>
-        <w:t xml:space="preserve">data-quality-report.md</w:t>
-      </w:r>
-      <w:r>
-        <w:t xml:space="preserve"> </w:t>
-      </w:r>
-      <w:r>
-        <w:t xml:space="preserve">for a non-technical manager.</w:t>
-      </w:r>
-      <w:r>
-        <w:t xml:space="preserve"> </w:t>
-      </w:r>
-      <w:r>
-        <w:t xml:space="preserve">Add a short executive summary to</w:t>
-      </w:r>
-      <w:r>
-        <w:t xml:space="preserve"> </w:t>
-      </w:r>
-      <w:r>
-        <w:rPr>
-          <w:rStyle w:val="VerbatimChar"/>
-        </w:rPr>
-        <w:t xml:space="preserve">analysis.md</w:t>
-      </w:r>
-      <w:r>
-        <w:t xml:space="preserve"> </w:t>
-      </w:r>
-      <w:r>
-        <w:t xml:space="preserve">with three findings and one</w:t>
-      </w:r>
-      <w:r>
-        <w:t xml:space="preserve"> </w:t>
-      </w:r>
-      <w:r>
-        <w:t xml:space="preserve">limitation. Use only facts calculated from the files; do not invent figures.</w:t>
-      </w:r>
-    </w:p>
-    <w:p>
-      <w:pPr>
-        <w:pStyle w:val="FirstParagraph"/>
-      </w:pPr>
-      <w:r>
-        <w:t xml:space="preserve">Read the summary. Ask Copilot which file and calculation supports each claim.</w:t>
-      </w:r>
-    </w:p>
-    <w:bookmarkEnd w:id="34"/>
-    <w:bookmarkStart w:id="35" w:name="X4650c6ac28e93f5420f9f349bec8fb8ce430ac0"/>
-    <w:p>
-      <w:pPr>
-        <w:pStyle w:val="Heading2"/>
-      </w:pPr>
-      <w:r>
-        <w:t xml:space="preserve">6. Create and inspect the local package (minutes 44-50)</w:t>
-      </w:r>
-    </w:p>
-    <w:p>
-      <w:pPr>
-        <w:pStyle w:val="BlockText"/>
-      </w:pPr>
-      <w:r>
-        <w:t xml:space="preserve">Create a local folder named</w:t>
-      </w:r>
-      <w:r>
-        <w:t xml:space="preserve"> </w:t>
-      </w:r>
-      <w:r>
-        <w:rPr>
-          <w:rStyle w:val="VerbatimChar"/>
-        </w:rPr>
-        <w:t xml:space="preserve">handoff</w:t>
-      </w:r>
-      <w:r>
-        <w:t xml:space="preserve"> </w:t>
-      </w:r>
-      <w:r>
-        <w:t xml:space="preserve">containing copies of</w:t>
-      </w:r>
-      <w:r>
-        <w:t xml:space="preserve"> </w:t>
-      </w:r>
-      <w:r>
-        <w:rPr>
-          <w:rStyle w:val="VerbatimChar"/>
-        </w:rPr>
-        <w:t xml:space="preserve">sales_clean.csv</w:t>
-      </w:r>
-      <w:r>
-        <w:t xml:space="preserve">,</w:t>
-      </w:r>
-      <w:r>
-        <w:t xml:space="preserve"> </w:t>
-      </w:r>
-      <w:r>
-        <w:rPr>
-          <w:rStyle w:val="VerbatimChar"/>
-        </w:rPr>
-        <w:t xml:space="preserve">analysis.md</w:t>
-      </w:r>
-      <w:r>
-        <w:t xml:space="preserve">, and</w:t>
-      </w:r>
-      <w:r>
-        <w:t xml:space="preserve"> </w:t>
-      </w:r>
-      <w:r>
-        <w:rPr>
-          <w:rStyle w:val="VerbatimChar"/>
-        </w:rPr>
-        <w:t xml:space="preserve">data-quality-report.md</w:t>
-      </w:r>
-      <w:r>
-        <w:t xml:space="preserve">. Add a</w:t>
-      </w:r>
-      <w:r>
-        <w:t xml:space="preserve"> </w:t>
-      </w:r>
-      <w:r>
-        <w:rPr>
-          <w:rStyle w:val="VerbatimChar"/>
-        </w:rPr>
-        <w:t xml:space="preserve">README.md</w:t>
-      </w:r>
-      <w:r>
-        <w:t xml:space="preserve"> </w:t>
-      </w:r>
-      <w:r>
-        <w:t xml:space="preserve">that explains</w:t>
-      </w:r>
-      <w:r>
-        <w:t xml:space="preserve"> </w:t>
-      </w:r>
-      <w:r>
-        <w:t xml:space="preserve">what each file contains and how to rerun</w:t>
-      </w:r>
-      <w:r>
-        <w:t xml:space="preserve"> </w:t>
-      </w:r>
-      <w:r>
-        <w:rPr>
-          <w:rStyle w:val="VerbatimChar"/>
-        </w:rPr>
-        <w:t xml:space="preserve">clean_sales.py</w:t>
-      </w:r>
-      <w:r>
-        <w:t xml:space="preserve">. Create</w:t>
-      </w:r>
-      <w:r>
-        <w:t xml:space="preserve"> </w:t>
-      </w:r>
-      <w:r>
-        <w:rPr>
-          <w:rStyle w:val="VerbatimChar"/>
-        </w:rPr>
-        <w:t xml:space="preserve">sales-handoff.zip</w:t>
-      </w:r>
-      <w:r>
-        <w:t xml:space="preserve"> </w:t>
-      </w:r>
-      <w:r>
-        <w:t xml:space="preserve">from that folder. Do not upload or send anything.</w:t>
-      </w:r>
-    </w:p>
-    <w:p>
-      <w:pPr>
-        <w:pStyle w:val="FirstParagraph"/>
-      </w:pPr>
-      <w:r>
-        <w:t xml:space="preserve">Open the</w:t>
-      </w:r>
-      <w:r>
-        <w:t xml:space="preserve"> </w:t>
-      </w:r>
-      <w:r>
-        <w:rPr>
-          <w:rStyle w:val="VerbatimChar"/>
-        </w:rPr>
-        <w:t xml:space="preserve">handoff</w:t>
-      </w:r>
-      <w:r>
-        <w:t xml:space="preserve"> </w:t>
-      </w:r>
-      <w:r>
-        <w:t xml:space="preserve">folder and confirm it contains exactly four files. The ZIP is</w:t>
-      </w:r>
-      <w:r>
-        <w:t xml:space="preserve"> </w:t>
-      </w:r>
-      <w:r>
-        <w:t xml:space="preserve">the finished local deliverable; there is no cloud upload or teardown.</w:t>
-      </w:r>
-    </w:p>
-    <w:bookmarkEnd w:id="35"/>
-    <w:bookmarkStart w:id="36" w:name="safety-rules-1"/>
-    <w:p>
-      <w:pPr>
-        <w:pStyle w:val="Heading2"/>
-      </w:pPr>
-      <w:r>
-        <w:t xml:space="preserve">Safety rules</w:t>
-      </w:r>
-    </w:p>
-    <w:p>
-      <w:pPr>
-        <w:pStyle w:val="Compact"/>
-        <w:numPr>
-          <w:ilvl w:val="0"/>
-          <w:numId w:val="1009"/>
-        </w:numPr>
-      </w:pPr>
-      <w:r>
-        <w:t xml:space="preserve">Read every proposed action before approving it.</w:t>
-      </w:r>
-    </w:p>
-    <w:p>
-      <w:pPr>
-        <w:pStyle w:val="Compact"/>
-        <w:numPr>
-          <w:ilvl w:val="0"/>
-          <w:numId w:val="1009"/>
-        </w:numPr>
-      </w:pPr>
-      <w:r>
-        <w:t xml:space="preserve">Keep the three source CSV files unchanged.</w:t>
-      </w:r>
-    </w:p>
-    <w:p>
-      <w:pPr>
-        <w:pStyle w:val="Compact"/>
-        <w:numPr>
-          <w:ilvl w:val="0"/>
-          <w:numId w:val="1009"/>
-        </w:numPr>
-      </w:pPr>
-      <w:r>
-        <w:t xml:space="preserve">Use only the fictitious workshop data. Never paste secrets or real customer</w:t>
-      </w:r>
-      <w:r>
-        <w:t xml:space="preserve"> </w:t>
-      </w:r>
-      <w:r>
-        <w:t xml:space="preserve">information into Copilot.</w:t>
-      </w:r>
-    </w:p>
-    <w:p>
-      <w:pPr>
-        <w:pStyle w:val="Compact"/>
-        <w:numPr>
-          <w:ilvl w:val="0"/>
-          <w:numId w:val="1009"/>
-        </w:numPr>
-      </w:pPr>
-      <w:r>
-        <w:t xml:space="preserve">Require evidence for totals and claims. Copilot drafts; you decide.</w:t>
-      </w:r>
-    </w:p>
-    <w:p>
-      <w:pPr>
-        <w:pStyle w:val="Compact"/>
-        <w:numPr>
-          <w:ilvl w:val="0"/>
-          <w:numId w:val="1009"/>
-        </w:numPr>
-      </w:pPr>
-      <w:r>
-        <w:t xml:space="preserve">Keep all outputs local during the workshop.</w:t>
-      </w:r>
-    </w:p>
-    <w:bookmarkEnd w:id="36"/>
-    <w:bookmarkStart w:id="37" w:name="if-the-group-finishes-early"/>
-    <w:p>
-      <w:pPr>
-        <w:pStyle w:val="Heading2"/>
-      </w:pPr>
-      <w:r>
-        <w:t xml:space="preserve">If the group finishes early</w:t>
-      </w:r>
-    </w:p>
-    <w:p>
-      <w:pPr>
-        <w:pStyle w:val="FirstParagraph"/>
-      </w:pPr>
-      <w:r>
-        <w:t xml:space="preserve">Use one prompt together:</w:t>
-      </w:r>
-    </w:p>
-    <w:p>
-      <w:pPr>
-        <w:pStyle w:val="BlockText"/>
-      </w:pPr>
-      <w:r>
-        <w:t xml:space="preserve">Create a bar chart of monthly revenue as</w:t>
-      </w:r>
-      <w:r>
-        <w:t xml:space="preserve"> </w:t>
-      </w:r>
-      <w:r>
-        <w:rPr>
-          <w:rStyle w:val="VerbatimChar"/>
-        </w:rPr>
-        <w:t xml:space="preserve">monthly-revenue.png</w:t>
-      </w:r>
-      <w:r>
-        <w:t xml:space="preserve">, add it to the</w:t>
-      </w:r>
-      <w:r>
-        <w:t xml:space="preserve"> </w:t>
-      </w:r>
-      <w:r>
-        <w:t xml:space="preserve">handoff folder, update the handoff README, and rebuild the ZIP.</w:t>
-      </w:r>
-    </w:p>
-    <w:bookmarkEnd w:id="37"/>
-    <w:bookmarkEnd w:id="38"/>
     <w:sectPr>
       <w:footnotePr>
         <w:numRestart w:val="eachSect"/>
@@ -2930,66 +2429,6 @@
     <w:abstractNumId w:val="991"/>
   </w:num>
   <w:num w:numId="1007">
-    <w:abstractNumId w:val="99411"/>
-    <w:lvlOverride w:ilvl="0">
-      <w:startOverride w:val="1"/>
-    </w:lvlOverride>
-    <w:lvlOverride w:ilvl="1">
-      <w:startOverride w:val="1"/>
-    </w:lvlOverride>
-    <w:lvlOverride w:ilvl="2">
-      <w:startOverride w:val="1"/>
-    </w:lvlOverride>
-    <w:lvlOverride w:ilvl="3">
-      <w:startOverride w:val="1"/>
-    </w:lvlOverride>
-    <w:lvlOverride w:ilvl="4">
-      <w:startOverride w:val="1"/>
-    </w:lvlOverride>
-    <w:lvlOverride w:ilvl="5">
-      <w:startOverride w:val="1"/>
-    </w:lvlOverride>
-    <w:lvlOverride w:ilvl="6">
-      <w:startOverride w:val="1"/>
-    </w:lvlOverride>
-    <w:lvlOverride w:ilvl="7">
-      <w:startOverride w:val="1"/>
-    </w:lvlOverride>
-    <w:lvlOverride w:ilvl="8">
-      <w:startOverride w:val="1"/>
-    </w:lvlOverride>
-  </w:num>
-  <w:num w:numId="1008">
-    <w:abstractNumId w:val="99411"/>
-    <w:lvlOverride w:ilvl="0">
-      <w:startOverride w:val="1"/>
-    </w:lvlOverride>
-    <w:lvlOverride w:ilvl="1">
-      <w:startOverride w:val="1"/>
-    </w:lvlOverride>
-    <w:lvlOverride w:ilvl="2">
-      <w:startOverride w:val="1"/>
-    </w:lvlOverride>
-    <w:lvlOverride w:ilvl="3">
-      <w:startOverride w:val="1"/>
-    </w:lvlOverride>
-    <w:lvlOverride w:ilvl="4">
-      <w:startOverride w:val="1"/>
-    </w:lvlOverride>
-    <w:lvlOverride w:ilvl="5">
-      <w:startOverride w:val="1"/>
-    </w:lvlOverride>
-    <w:lvlOverride w:ilvl="6">
-      <w:startOverride w:val="1"/>
-    </w:lvlOverride>
-    <w:lvlOverride w:ilvl="7">
-      <w:startOverride w:val="1"/>
-    </w:lvlOverride>
-    <w:lvlOverride w:ilvl="8">
-      <w:startOverride w:val="1"/>
-    </w:lvlOverride>
-  </w:num>
-  <w:num w:numId="1009">
     <w:abstractNumId w:val="991"/>
   </w:num>
 </w:numbering>
